--- a/courseware/LP-Enhance Work Productivity with Microsoft 365 Copilot.docx
+++ b/courseware/LP-Enhance Work Productivity with Microsoft 365 Copilot.docx
@@ -179,7 +179,7 @@
           <w:color w:val="1F6FEB"/>
           <w:sz w:val="24"/>
         </w:rPr>
-        <w:t>Version 8.0</w:t>
+        <w:t>Version 8.1</w:t>
       </w:r>
     </w:p>
     <w:p>
@@ -341,6 +341,48 @@
           </w:p>
         </w:tc>
       </w:tr>
+      <w:tr>
+        <w:tc>
+          <w:tcPr>
+            <w:tcW w:type="dxa" w:w="2592"/>
+          </w:tcPr>
+          <w:p>
+            <w:r>
+              <w:t>8.1</w:t>
+            </w:r>
+          </w:p>
+        </w:tc>
+        <w:tc>
+          <w:tcPr>
+            <w:tcW w:type="dxa" w:w="2592"/>
+          </w:tcPr>
+          <w:p>
+            <w:r>
+              <w:t>7 September 2026</w:t>
+            </w:r>
+          </w:p>
+        </w:tc>
+        <w:tc>
+          <w:tcPr>
+            <w:tcW w:type="dxa" w:w="2592"/>
+          </w:tcPr>
+          <w:p>
+            <w:r>
+              <w:t>Retains v8.0 content; adds SharePoint agents, synthetic knowledge, visual mechanisms and Labs 12–16 extensions.</w:t>
+            </w:r>
+          </w:p>
+        </w:tc>
+        <w:tc>
+          <w:tcPr>
+            <w:tcW w:type="dxa" w:w="2592"/>
+          </w:tcPr>
+          <w:p>
+            <w:r>
+              <w:t>Dr Alfred Ang</w:t>
+            </w:r>
+          </w:p>
+        </w:tc>
+      </w:tr>
     </w:tbl>
     <w:p>
       <w:r>
@@ -362,11 +404,19 @@
     </w:p>
     <w:p>
       <w:r>
-        <w:fldChar w:fldCharType="begin"/>
-        <w:instrText xml:space="preserve">TOC \o "1-3" \h \z \u</w:instrText>
-        <w:fldChar w:fldCharType="separate"/>
-        <w:t>Right-click and choose “Update Field”, or press F9, to build the table of contents.</w:t>
-        <w:fldChar w:fldCharType="end"/>
+        <w:t>Course Overview ................................ 4</w:t>
+        <w:br/>
+        <w:t>Learning Outcomes ........................... 4</w:t>
+        <w:br/>
+        <w:t>Daily Schedule .................................... 4</w:t>
+        <w:br/>
+        <w:t>Topic-by-Topic Delivery Guide ........ 5</w:t>
+        <w:br/>
+        <w:t>Resources Required ........................... 8</w:t>
+        <w:br/>
+        <w:t>Assessment .......................................... 8</w:t>
+        <w:br/>
+        <w:t>SharePoint agent extension delivery notes .... 9</w:t>
       </w:r>
     </w:p>
     <w:p>
@@ -3314,6 +3364,238 @@
         <w:t>https://lms-tms.tertiaryinfotech.com/</w:t>
       </w:r>
     </w:p>
+    <w:p>
+      <w:r>
+        <w:br w:type="page"/>
+      </w:r>
+    </w:p>
+    <w:p>
+      <w:pPr>
+        <w:pStyle w:val="Heading1"/>
+      </w:pPr>
+      <w:r>
+        <w:t>SharePoint agent extension delivery notes</w:t>
+      </w:r>
+    </w:p>
+    <w:p>
+      <w:r>
+        <w:t>Retain the existing two-day timetable and assessment durations. Integrate these demonstrations and practices into the existing Topic 4 agent block; do not add assessment time or replace the registered instruments.</w:t>
+      </w:r>
+    </w:p>
+    <w:tbl>
+      <w:tblPr>
+        <w:tblStyle w:val="TableGrid"/>
+        <w:tblW w:type="auto" w:w="0"/>
+        <w:tblLook w:firstColumn="1" w:firstRow="1" w:lastColumn="0" w:lastRow="0" w:noHBand="0" w:noVBand="1" w:val="04A0"/>
+      </w:tblPr>
+      <w:tblGrid>
+        <w:gridCol w:w="3456"/>
+        <w:gridCol w:w="3456"/>
+        <w:gridCol w:w="3456"/>
+      </w:tblGrid>
+      <w:tr>
+        <w:tc>
+          <w:tcPr>
+            <w:tcW w:type="dxa" w:w="3456"/>
+          </w:tcPr>
+          <w:p>
+            <w:r>
+              <w:t>Existing lab</w:t>
+            </w:r>
+          </w:p>
+        </w:tc>
+        <w:tc>
+          <w:tcPr>
+            <w:tcW w:type="dxa" w:w="3456"/>
+          </w:tcPr>
+          <w:p>
+            <w:r>
+              <w:t>Enhancement</w:t>
+            </w:r>
+          </w:p>
+        </w:tc>
+        <w:tc>
+          <w:tcPr>
+            <w:tcW w:type="dxa" w:w="3456"/>
+          </w:tcPr>
+          <w:p>
+            <w:r>
+              <w:t>Evidence</w:t>
+            </w:r>
+          </w:p>
+        </w:tc>
+      </w:tr>
+      <w:tr>
+        <w:tc>
+          <w:tcPr>
+            <w:tcW w:type="dxa" w:w="3456"/>
+          </w:tcPr>
+          <w:p>
+            <w:r>
+              <w:t>12</w:t>
+            </w:r>
+          </w:p>
+        </w:tc>
+        <w:tc>
+          <w:tcPr>
+            <w:tcW w:type="dxa" w:w="3456"/>
+          </w:tcPr>
+          <w:p>
+            <w:r>
+              <w:t>Policy agent with selected expense source</w:t>
+            </w:r>
+          </w:p>
+        </w:tc>
+        <w:tc>
+          <w:tcPr>
+            <w:tcW w:type="dxa" w:w="3456"/>
+          </w:tcPr>
+          <w:p>
+            <w:r>
+              <w:t>Cited policy response and unknown-answer test</w:t>
+            </w:r>
+          </w:p>
+        </w:tc>
+      </w:tr>
+      <w:tr>
+        <w:tc>
+          <w:tcPr>
+            <w:tcW w:type="dxa" w:w="3456"/>
+          </w:tcPr>
+          <w:p>
+            <w:r>
+              <w:t>13</w:t>
+            </w:r>
+          </w:p>
+        </w:tc>
+        <w:tc>
+          <w:tcPr>
+            <w:tcW w:type="dxa" w:w="3456"/>
+          </w:tcPr>
+          <w:p>
+            <w:r>
+              <w:t>Service-routing recommendation</w:t>
+            </w:r>
+          </w:p>
+        </w:tc>
+        <w:tc>
+          <w:tcPr>
+            <w:tcW w:type="dxa" w:w="3456"/>
+          </w:tcPr>
+          <w:p>
+            <w:r>
+              <w:t>Queue, priority and cited rule in Excel</w:t>
+            </w:r>
+          </w:p>
+        </w:tc>
+      </w:tr>
+      <w:tr>
+        <w:tc>
+          <w:tcPr>
+            <w:tcW w:type="dxa" w:w="3456"/>
+          </w:tcPr>
+          <w:p>
+            <w:r>
+              <w:t>14</w:t>
+            </w:r>
+          </w:p>
+        </w:tc>
+        <w:tc>
+          <w:tcPr>
+            <w:tcW w:type="dxa" w:w="3456"/>
+          </w:tcPr>
+          <w:p>
+            <w:r>
+              <w:t>Knowledge versus configured actions</w:t>
+            </w:r>
+          </w:p>
+        </w:tc>
+        <w:tc>
+          <w:tcPr>
+            <w:tcW w:type="dxa" w:w="3456"/>
+          </w:tcPr>
+          <w:p>
+            <w:r>
+              <w:t>Human-review state and real action result</w:t>
+            </w:r>
+          </w:p>
+        </w:tc>
+      </w:tr>
+      <w:tr>
+        <w:tc>
+          <w:tcPr>
+            <w:tcW w:type="dxa" w:w="3456"/>
+          </w:tcPr>
+          <w:p>
+            <w:r>
+              <w:t>15</w:t>
+            </w:r>
+          </w:p>
+        </w:tc>
+        <w:tc>
+          <w:tcPr>
+            <w:tcW w:type="dxa" w:w="3456"/>
+          </w:tcPr>
+          <w:p>
+            <w:r>
+              <w:t>Campaign drafting from SharePoint</w:t>
+            </w:r>
+          </w:p>
+        </w:tc>
+        <w:tc>
+          <w:tcPr>
+            <w:tcW w:type="dxa" w:w="3456"/>
+          </w:tcPr>
+          <w:p>
+            <w:r>
+              <w:t>Verified budget, target and date in deck</w:t>
+            </w:r>
+          </w:p>
+        </w:tc>
+      </w:tr>
+      <w:tr>
+        <w:tc>
+          <w:tcPr>
+            <w:tcW w:type="dxa" w:w="3456"/>
+          </w:tcPr>
+          <w:p>
+            <w:r>
+              <w:t>16</w:t>
+            </w:r>
+          </w:p>
+        </w:tc>
+        <w:tc>
+          <w:tcPr>
+            <w:tcW w:type="dxa" w:w="3456"/>
+          </w:tcPr>
+          <w:p>
+            <w:r>
+              <w:t>Source maintenance and account access</w:t>
+            </w:r>
+          </w:p>
+        </w:tc>
+        <w:tc>
+          <w:tcPr>
+            <w:tcW w:type="dxa" w:w="3456"/>
+          </w:tcPr>
+          <w:p>
+            <w:r>
+              <w:t>Access tests, source version and review log</w:t>
+            </w:r>
+          </w:p>
+        </w:tc>
+      </w:tr>
+    </w:tbl>
+    <w:p>
+      <w:r>
+        <w:t>Pre-class: verify the private course site, three source files, agent readiness and access with the assigned accounts. Use the detailed Learner Guide extension and original Excel registers. Retain failed tests rather than claiming a pass.</w:t>
+      </w:r>
+    </w:p>
+    <w:p>
+      <w:r>
+        <w:t>Extension slide range: 121–133. All original slide content is retained.</w:t>
+      </w:r>
+    </w:p>
     <w:sectPr>
       <w:footerReference w:type="default" r:id="rId10"/>
       <w:pgSz w:w="12240" w:h="15840"/>

--- a/courseware/LP-Enhance Work Productivity with Microsoft 365 Copilot.docx
+++ b/courseware/LP-Enhance Work Productivity with Microsoft 365 Copilot.docx
@@ -924,7 +924,7 @@
                 <w:b w:val="0"/>
                 <w:sz w:val="17"/>
               </w:rPr>
-              <w:t>Slides 19-45</w:t>
+              <w:t>Slides 18-44</w:t>
             </w:r>
           </w:p>
         </w:tc>
@@ -1083,7 +1083,7 @@
                 <w:b w:val="0"/>
                 <w:sz w:val="17"/>
               </w:rPr>
-              <w:t>Slides 35-40</w:t>
+              <w:t>Slides 34-39</w:t>
             </w:r>
           </w:p>
         </w:tc>
@@ -1242,7 +1242,7 @@
                 <w:b w:val="0"/>
                 <w:sz w:val="17"/>
               </w:rPr>
-              <w:t>Slides 19-45</w:t>
+              <w:t>Slides 18-44</w:t>
             </w:r>
           </w:p>
         </w:tc>
@@ -1319,7 +1319,7 @@
                 <w:b w:val="0"/>
                 <w:sz w:val="17"/>
               </w:rPr>
-              <w:t>Slides 41-44</w:t>
+              <w:t>Slides 40-43</w:t>
             </w:r>
           </w:p>
         </w:tc>
@@ -1478,7 +1478,7 @@
                 <w:b w:val="0"/>
                 <w:sz w:val="17"/>
               </w:rPr>
-              <w:t>Slides 46-68</w:t>
+              <w:t>Slides 45-67</w:t>
             </w:r>
           </w:p>
         </w:tc>
@@ -1555,7 +1555,7 @@
                 <w:b w:val="0"/>
                 <w:sz w:val="17"/>
               </w:rPr>
-              <w:t>Slides 62-67</w:t>
+              <w:t>Slides 61-66</w:t>
             </w:r>
           </w:p>
         </w:tc>
@@ -1915,7 +1915,7 @@
                 <w:b w:val="0"/>
                 <w:sz w:val="17"/>
               </w:rPr>
-              <w:t>Slides 70-92</w:t>
+              <w:t>Slides 69-91</w:t>
             </w:r>
           </w:p>
         </w:tc>
@@ -2074,7 +2074,7 @@
                 <w:b w:val="0"/>
                 <w:sz w:val="17"/>
               </w:rPr>
-              <w:t>Slides 86-91</w:t>
+              <w:t>Slides 85-90</w:t>
             </w:r>
           </w:p>
         </w:tc>
@@ -2151,7 +2151,7 @@
                 <w:b w:val="0"/>
                 <w:sz w:val="17"/>
               </w:rPr>
-              <w:t>Slides 94-120</w:t>
+              <w:t>Slides 93-119</w:t>
             </w:r>
           </w:p>
         </w:tc>
@@ -2310,7 +2310,7 @@
                 <w:b w:val="0"/>
                 <w:sz w:val="17"/>
               </w:rPr>
-              <w:t>Slides 94-120</w:t>
+              <w:t>Slides 93-119</w:t>
             </w:r>
           </w:p>
         </w:tc>
@@ -2387,7 +2387,7 @@
                 <w:b w:val="0"/>
                 <w:sz w:val="17"/>
               </w:rPr>
-              <w:t>Slides 110-119</w:t>
+              <w:t>Slides 109-118</w:t>
             </w:r>
           </w:p>
         </w:tc>
@@ -2661,7 +2661,7 @@
         <w:pStyle w:val="Heading2"/>
       </w:pPr>
       <w:r>
-        <w:t>Topic 01: Microsoft 365 Copilot Foundations, Word and PowerPoint · Slides 19-45</w:t>
+        <w:t>Topic 01: Microsoft 365 Copilot Foundations, Word and PowerPoint · Slides 18-44</w:t>
       </w:r>
     </w:p>
     <w:p>
@@ -2758,7 +2758,7 @@
         <w:pStyle w:val="Heading3"/>
       </w:pPr>
       <w:r>
-        <w:t>Lab 01: Set Up Microsoft 365 Copilot and Prompt Safely · Slides 35-36</w:t>
+        <w:t>Lab 01: Set Up Microsoft 365 Copilot and Prompt Safely · Slides 34-35</w:t>
       </w:r>
     </w:p>
     <w:p>
@@ -2771,7 +2771,7 @@
         <w:pStyle w:val="Heading3"/>
       </w:pPr>
       <w:r>
-        <w:t>Lab 02: Draft a Project Brief in Word from Excel Evidence · Slides 37-38</w:t>
+        <w:t>Lab 02: Draft a Project Brief in Word from Excel Evidence · Slides 36-37</w:t>
       </w:r>
     </w:p>
     <w:p>
@@ -2784,7 +2784,7 @@
         <w:pStyle w:val="Heading3"/>
       </w:pPr>
       <w:r>
-        <w:t>Lab 03: Refine a Responsible Copilot Use Policy in Word · Slides 39-40</w:t>
+        <w:t>Lab 03: Refine a Responsible Copilot Use Policy in Word · Slides 38-39</w:t>
       </w:r>
     </w:p>
     <w:p>
@@ -2797,7 +2797,7 @@
         <w:pStyle w:val="Heading3"/>
       </w:pPr>
       <w:r>
-        <w:t>Lab 04: Build a PowerPoint Story from Word and Excel · Slides 41-42</w:t>
+        <w:t>Lab 04: Build a PowerPoint Story from Word and Excel · Slides 40-41</w:t>
       </w:r>
     </w:p>
     <w:p>
@@ -2810,7 +2810,7 @@
         <w:pStyle w:val="Heading3"/>
       </w:pPr>
       <w:r>
-        <w:t>Lab 05: Enhance PowerPoint with Native Charts and Speaker Notes · Slides 43-44</w:t>
+        <w:t>Lab 05: Enhance PowerPoint with Native Charts and Speaker Notes · Slides 42-43</w:t>
       </w:r>
     </w:p>
     <w:p>
@@ -2823,7 +2823,7 @@
         <w:pStyle w:val="Heading2"/>
       </w:pPr>
       <w:r>
-        <w:t>Topic 02: Copilot for Excel: From Questions to Deep Analysis · Slides 46-68</w:t>
+        <w:t>Topic 02: Copilot for Excel: From Questions to Deep Analysis · Slides 45-67</w:t>
       </w:r>
     </w:p>
     <w:p>
@@ -2920,7 +2920,7 @@
         <w:pStyle w:val="Heading3"/>
       </w:pPr>
       <w:r>
-        <w:t>Lab 06: Build and Audit Excel Formulas with Copilot · Slides 62-63</w:t>
+        <w:t>Lab 06: Build and Audit Excel Formulas with Copilot · Slides 61-62</w:t>
       </w:r>
     </w:p>
     <w:p>
@@ -2933,7 +2933,7 @@
         <w:pStyle w:val="Heading3"/>
       </w:pPr>
       <w:r>
-        <w:t>Lab 07: Run Deep Descriptive and Diagnostic Analysis in Excel · Slides 64-65</w:t>
+        <w:t>Lab 07: Run Deep Descriptive and Diagnostic Analysis in Excel · Slides 63-64</w:t>
       </w:r>
     </w:p>
     <w:p>
@@ -2946,7 +2946,7 @@
         <w:pStyle w:val="Heading3"/>
       </w:pPr>
       <w:r>
-        <w:t>Lab 08: Forecast and Stress-Test a Campaign with Copilot · Slides 66-67</w:t>
+        <w:t>Lab 08: Forecast and Stress-Test a Campaign with Copilot · Slides 65-66</w:t>
       </w:r>
     </w:p>
     <w:p>
@@ -2959,7 +2959,7 @@
         <w:pStyle w:val="Heading2"/>
       </w:pPr>
       <w:r>
-        <w:t>Topic 03: Copilot for Outlook, Teams and Loop · Slides 70-92</w:t>
+        <w:t>Topic 03: Copilot for Outlook, Teams and Loop · Slides 69-91</w:t>
       </w:r>
     </w:p>
     <w:p>
@@ -3056,7 +3056,7 @@
         <w:pStyle w:val="Heading3"/>
       </w:pPr>
       <w:r>
-        <w:t>Lab 09: Triage an Outlook Inbox and Draft a Controlled Reply · Slides 86-87</w:t>
+        <w:t>Lab 09: Triage an Outlook Inbox and Draft a Controlled Reply · Slides 85-86</w:t>
       </w:r>
     </w:p>
     <w:p>
@@ -3069,7 +3069,7 @@
         <w:pStyle w:val="Heading3"/>
       </w:pPr>
       <w:r>
-        <w:t>Lab 10: Run an Action-Oriented Teams Meeting · Slides 88-89</w:t>
+        <w:t>Lab 10: Run an Action-Oriented Teams Meeting · Slides 87-88</w:t>
       </w:r>
     </w:p>
     <w:p>
@@ -3082,7 +3082,7 @@
         <w:pStyle w:val="Heading3"/>
       </w:pPr>
       <w:r>
-        <w:t>Lab 11: Build a Living Implementation and Training Plan in Loop · Slides 90-91</w:t>
+        <w:t>Lab 11: Build a Living Implementation and Training Plan in Loop · Slides 89-90</w:t>
       </w:r>
     </w:p>
     <w:p>
@@ -3095,7 +3095,7 @@
         <w:pStyle w:val="Heading2"/>
       </w:pPr>
       <w:r>
-        <w:t>Topic 04: Microsoft 365 Copilot Agents and Governed Pipelines · Slides 94-120</w:t>
+        <w:t>Topic 04: Microsoft 365 Copilot Agents and Governed Pipelines · Slides 93-119</w:t>
       </w:r>
     </w:p>
     <w:p>
@@ -3192,7 +3192,7 @@
         <w:pStyle w:val="Heading3"/>
       </w:pPr>
       <w:r>
-        <w:t>Lab 12: Design a Scoped Microsoft 365 Copilot Agent · Slides 110-111</w:t>
+        <w:t>Lab 12: Design a Scoped Microsoft 365 Copilot Agent · Slides 109-110</w:t>
       </w:r>
     </w:p>
     <w:p>
@@ -3205,7 +3205,7 @@
         <w:pStyle w:val="Heading3"/>
       </w:pPr>
       <w:r>
-        <w:t>Lab 13: Build an Intake and Routing Agent · Slides 112-113</w:t>
+        <w:t>Lab 13: Build an Intake and Routing Agent · Slides 111-112</w:t>
       </w:r>
     </w:p>
     <w:p>
@@ -3218,7 +3218,7 @@
         <w:pStyle w:val="Heading3"/>
       </w:pPr>
       <w:r>
-        <w:t>Lab 14: Connect an Agent to a Controlled Action · Slides 114-115</w:t>
+        <w:t>Lab 14: Connect an Agent to a Controlled Action · Slides 113-114</w:t>
       </w:r>
     </w:p>
     <w:p>
@@ -3231,7 +3231,7 @@
         <w:pStyle w:val="Heading3"/>
       </w:pPr>
       <w:r>
-        <w:t>Lab 15: Create an Analysis-to-Deck Agent Pipeline · Slides 116-117</w:t>
+        <w:t>Lab 15: Create an Analysis-to-Deck Agent Pipeline · Slides 115-116</w:t>
       </w:r>
     </w:p>
     <w:p>
@@ -3244,7 +3244,7 @@
         <w:pStyle w:val="Heading3"/>
       </w:pPr>
       <w:r>
-        <w:t>Lab 16: Operate a Governed End-to-End Copilot Pipeline · Slides 118-119</w:t>
+        <w:t>Lab 16: Operate a Governed End-to-End Copilot Pipeline · Slides 117-118</w:t>
       </w:r>
     </w:p>
     <w:p>
@@ -3593,7 +3593,7 @@
     </w:p>
     <w:p>
       <w:r>
-        <w:t>Extension slide range: 121–133. All original slide content is retained.</w:t>
+        <w:t>Extension slide range: 120–132. All other slide content is retained; the practice-exam page was removed.</w:t>
       </w:r>
     </w:p>
     <w:sectPr>

--- a/courseware/LP-Enhance Work Productivity with Microsoft 365 Copilot.docx
+++ b/courseware/LP-Enhance Work Productivity with Microsoft 365 Copilot.docx
@@ -924,7 +924,7 @@
                 <w:b w:val="0"/>
                 <w:sz w:val="17"/>
               </w:rPr>
-              <w:t>Slides 18-44</w:t>
+              <w:t>Slides 17-43</w:t>
             </w:r>
           </w:p>
         </w:tc>
@@ -1083,7 +1083,7 @@
                 <w:b w:val="0"/>
                 <w:sz w:val="17"/>
               </w:rPr>
-              <w:t>Slides 34-39</w:t>
+              <w:t>Slides 33-38</w:t>
             </w:r>
           </w:p>
         </w:tc>
@@ -1242,7 +1242,7 @@
                 <w:b w:val="0"/>
                 <w:sz w:val="17"/>
               </w:rPr>
-              <w:t>Slides 18-44</w:t>
+              <w:t>Slides 17-43</w:t>
             </w:r>
           </w:p>
         </w:tc>
@@ -1319,7 +1319,7 @@
                 <w:b w:val="0"/>
                 <w:sz w:val="17"/>
               </w:rPr>
-              <w:t>Slides 40-43</w:t>
+              <w:t>Slides 39-42</w:t>
             </w:r>
           </w:p>
         </w:tc>
@@ -1478,7 +1478,7 @@
                 <w:b w:val="0"/>
                 <w:sz w:val="17"/>
               </w:rPr>
-              <w:t>Slides 45-67</w:t>
+              <w:t>Slides 44-66</w:t>
             </w:r>
           </w:p>
         </w:tc>
@@ -1555,7 +1555,7 @@
                 <w:b w:val="0"/>
                 <w:sz w:val="17"/>
               </w:rPr>
-              <w:t>Slides 61-66</w:t>
+              <w:t>Slides 60-65</w:t>
             </w:r>
           </w:p>
         </w:tc>
@@ -1915,7 +1915,7 @@
                 <w:b w:val="0"/>
                 <w:sz w:val="17"/>
               </w:rPr>
-              <w:t>Slides 69-91</w:t>
+              <w:t>Slides 68-90</w:t>
             </w:r>
           </w:p>
         </w:tc>
@@ -2074,7 +2074,7 @@
                 <w:b w:val="0"/>
                 <w:sz w:val="17"/>
               </w:rPr>
-              <w:t>Slides 85-90</w:t>
+              <w:t>Slides 84-89</w:t>
             </w:r>
           </w:p>
         </w:tc>
@@ -2151,7 +2151,7 @@
                 <w:b w:val="0"/>
                 <w:sz w:val="17"/>
               </w:rPr>
-              <w:t>Slides 93-119</w:t>
+              <w:t>Slides 92-118</w:t>
             </w:r>
           </w:p>
         </w:tc>
@@ -2310,7 +2310,7 @@
                 <w:b w:val="0"/>
                 <w:sz w:val="17"/>
               </w:rPr>
-              <w:t>Slides 93-119</w:t>
+              <w:t>Slides 92-118</w:t>
             </w:r>
           </w:p>
         </w:tc>
@@ -2387,7 +2387,7 @@
                 <w:b w:val="0"/>
                 <w:sz w:val="17"/>
               </w:rPr>
-              <w:t>Slides 109-118</w:t>
+              <w:t>Slides 108-117</w:t>
             </w:r>
           </w:p>
         </w:tc>
@@ -2661,7 +2661,7 @@
         <w:pStyle w:val="Heading2"/>
       </w:pPr>
       <w:r>
-        <w:t>Topic 01: Microsoft 365 Copilot Foundations, Word and PowerPoint · Slides 18-44</w:t>
+        <w:t>Topic 01: Microsoft 365 Copilot Foundations, Word and PowerPoint · Slides 17-43</w:t>
       </w:r>
     </w:p>
     <w:p>
@@ -2758,7 +2758,7 @@
         <w:pStyle w:val="Heading3"/>
       </w:pPr>
       <w:r>
-        <w:t>Lab 01: Set Up Microsoft 365 Copilot and Prompt Safely · Slides 34-35</w:t>
+        <w:t>Lab 01: Set Up Microsoft 365 Copilot and Prompt Safely · Slides 33-34</w:t>
       </w:r>
     </w:p>
     <w:p>
@@ -2771,7 +2771,7 @@
         <w:pStyle w:val="Heading3"/>
       </w:pPr>
       <w:r>
-        <w:t>Lab 02: Draft a Project Brief in Word from Excel Evidence · Slides 36-37</w:t>
+        <w:t>Lab 02: Draft a Project Brief in Word from Excel Evidence · Slides 35-36</w:t>
       </w:r>
     </w:p>
     <w:p>
@@ -2784,7 +2784,7 @@
         <w:pStyle w:val="Heading3"/>
       </w:pPr>
       <w:r>
-        <w:t>Lab 03: Refine a Responsible Copilot Use Policy in Word · Slides 38-39</w:t>
+        <w:t>Lab 03: Refine a Responsible Copilot Use Policy in Word · Slides 37-38</w:t>
       </w:r>
     </w:p>
     <w:p>
@@ -2797,7 +2797,7 @@
         <w:pStyle w:val="Heading3"/>
       </w:pPr>
       <w:r>
-        <w:t>Lab 04: Build a PowerPoint Story from Word and Excel · Slides 40-41</w:t>
+        <w:t>Lab 04: Build a PowerPoint Story from Word and Excel · Slides 39-40</w:t>
       </w:r>
     </w:p>
     <w:p>
@@ -2810,7 +2810,7 @@
         <w:pStyle w:val="Heading3"/>
       </w:pPr>
       <w:r>
-        <w:t>Lab 05: Enhance PowerPoint with Native Charts and Speaker Notes · Slides 42-43</w:t>
+        <w:t>Lab 05: Enhance PowerPoint with Native Charts and Speaker Notes · Slides 41-42</w:t>
       </w:r>
     </w:p>
     <w:p>
@@ -2823,7 +2823,7 @@
         <w:pStyle w:val="Heading2"/>
       </w:pPr>
       <w:r>
-        <w:t>Topic 02: Copilot for Excel: From Questions to Deep Analysis · Slides 45-67</w:t>
+        <w:t>Topic 02: Copilot for Excel: From Questions to Deep Analysis · Slides 44-66</w:t>
       </w:r>
     </w:p>
     <w:p>
@@ -2920,7 +2920,7 @@
         <w:pStyle w:val="Heading3"/>
       </w:pPr>
       <w:r>
-        <w:t>Lab 06: Build and Audit Excel Formulas with Copilot · Slides 61-62</w:t>
+        <w:t>Lab 06: Build and Audit Excel Formulas with Copilot · Slides 60-61</w:t>
       </w:r>
     </w:p>
     <w:p>
@@ -2933,7 +2933,7 @@
         <w:pStyle w:val="Heading3"/>
       </w:pPr>
       <w:r>
-        <w:t>Lab 07: Run Deep Descriptive and Diagnostic Analysis in Excel · Slides 63-64</w:t>
+        <w:t>Lab 07: Run Deep Descriptive and Diagnostic Analysis in Excel · Slides 62-63</w:t>
       </w:r>
     </w:p>
     <w:p>
@@ -2946,7 +2946,7 @@
         <w:pStyle w:val="Heading3"/>
       </w:pPr>
       <w:r>
-        <w:t>Lab 08: Forecast and Stress-Test a Campaign with Copilot · Slides 65-66</w:t>
+        <w:t>Lab 08: Forecast and Stress-Test a Campaign with Copilot · Slides 64-65</w:t>
       </w:r>
     </w:p>
     <w:p>
@@ -2959,7 +2959,7 @@
         <w:pStyle w:val="Heading2"/>
       </w:pPr>
       <w:r>
-        <w:t>Topic 03: Copilot for Outlook, Teams and Loop · Slides 69-91</w:t>
+        <w:t>Topic 03: Copilot for Outlook, Teams and Loop · Slides 68-90</w:t>
       </w:r>
     </w:p>
     <w:p>
@@ -3056,7 +3056,7 @@
         <w:pStyle w:val="Heading3"/>
       </w:pPr>
       <w:r>
-        <w:t>Lab 09: Triage an Outlook Inbox and Draft a Controlled Reply · Slides 85-86</w:t>
+        <w:t>Lab 09: Triage an Outlook Inbox and Draft a Controlled Reply · Slides 84-85</w:t>
       </w:r>
     </w:p>
     <w:p>
@@ -3069,7 +3069,7 @@
         <w:pStyle w:val="Heading3"/>
       </w:pPr>
       <w:r>
-        <w:t>Lab 10: Run an Action-Oriented Teams Meeting · Slides 87-88</w:t>
+        <w:t>Lab 10: Run an Action-Oriented Teams Meeting · Slides 86-87</w:t>
       </w:r>
     </w:p>
     <w:p>
@@ -3082,7 +3082,7 @@
         <w:pStyle w:val="Heading3"/>
       </w:pPr>
       <w:r>
-        <w:t>Lab 11: Build a Living Implementation and Training Plan in Loop · Slides 89-90</w:t>
+        <w:t>Lab 11: Build a Living Implementation and Training Plan in Loop · Slides 88-89</w:t>
       </w:r>
     </w:p>
     <w:p>
@@ -3095,7 +3095,7 @@
         <w:pStyle w:val="Heading2"/>
       </w:pPr>
       <w:r>
-        <w:t>Topic 04: Microsoft 365 Copilot Agents and Governed Pipelines · Slides 93-119</w:t>
+        <w:t>Topic 04: Microsoft 365 Copilot Agents and Governed Pipelines · Slides 92-118</w:t>
       </w:r>
     </w:p>
     <w:p>
@@ -3192,7 +3192,7 @@
         <w:pStyle w:val="Heading3"/>
       </w:pPr>
       <w:r>
-        <w:t>Lab 12: Design a Scoped Microsoft 365 Copilot Agent · Slides 109-110</w:t>
+        <w:t>Lab 12: Design a Scoped Microsoft 365 Copilot Agent · Slides 108-109</w:t>
       </w:r>
     </w:p>
     <w:p>
@@ -3205,7 +3205,7 @@
         <w:pStyle w:val="Heading3"/>
       </w:pPr>
       <w:r>
-        <w:t>Lab 13: Build an Intake and Routing Agent · Slides 111-112</w:t>
+        <w:t>Lab 13: Build an Intake and Routing Agent · Slides 110-111</w:t>
       </w:r>
     </w:p>
     <w:p>
@@ -3218,7 +3218,7 @@
         <w:pStyle w:val="Heading3"/>
       </w:pPr>
       <w:r>
-        <w:t>Lab 14: Connect an Agent to a Controlled Action · Slides 113-114</w:t>
+        <w:t>Lab 14: Connect an Agent to a Controlled Action · Slides 112-113</w:t>
       </w:r>
     </w:p>
     <w:p>
@@ -3231,7 +3231,7 @@
         <w:pStyle w:val="Heading3"/>
       </w:pPr>
       <w:r>
-        <w:t>Lab 15: Create an Analysis-to-Deck Agent Pipeline · Slides 115-116</w:t>
+        <w:t>Lab 15: Create an Analysis-to-Deck Agent Pipeline · Slides 114-115</w:t>
       </w:r>
     </w:p>
     <w:p>
@@ -3244,7 +3244,7 @@
         <w:pStyle w:val="Heading3"/>
       </w:pPr>
       <w:r>
-        <w:t>Lab 16: Operate a Governed End-to-End Copilot Pipeline · Slides 117-118</w:t>
+        <w:t>Lab 16: Operate a Governed End-to-End Copilot Pipeline · Slides 116-117</w:t>
       </w:r>
     </w:p>
     <w:p>
@@ -3593,7 +3593,7 @@
     </w:p>
     <w:p>
       <w:r>
-        <w:t>Extension slide range: 120–132. All other slide content is retained; the practice-exam page was removed.</w:t>
+        <w:t>Extension slide range: 119–131. All other slide content is retained; the practice-exam page was removed.</w:t>
       </w:r>
     </w:p>
     <w:sectPr>

--- a/courseware/LP-Enhance Work Productivity with Microsoft 365 Copilot.docx
+++ b/courseware/LP-Enhance Work Productivity with Microsoft 365 Copilot.docx
@@ -179,7 +179,7 @@
           <w:color w:val="1F6FEB"/>
           <w:sz w:val="24"/>
         </w:rPr>
-        <w:t>Version 8.1</w:t>
+        <w:t>Version 8.2</w:t>
       </w:r>
     </w:p>
     <w:p>
@@ -383,6 +383,48 @@
           </w:p>
         </w:tc>
       </w:tr>
+      <w:tr>
+        <w:tc>
+          <w:tcPr>
+            <w:tcW w:type="dxa" w:w="2592"/>
+          </w:tcPr>
+          <w:p>
+            <w:r>
+              <w:t>8.2</w:t>
+            </w:r>
+          </w:p>
+        </w:tc>
+        <w:tc>
+          <w:tcPr>
+            <w:tcW w:type="dxa" w:w="2592"/>
+          </w:tcPr>
+          <w:p>
+            <w:r>
+              <w:t>7 September 2026</w:t>
+            </w:r>
+          </w:p>
+        </w:tc>
+        <w:tc>
+          <w:tcPr>
+            <w:tcW w:type="dxa" w:w="2592"/>
+          </w:tcPr>
+          <w:p>
+            <w:r>
+              <w:t>From v8.1 (7 September 2026): unified 16 Lumina SW-2026 labs, three worked prompt examples, shared data, charts and app handoffs; LG/LP/PPT and lab resources updated.</w:t>
+            </w:r>
+          </w:p>
+        </w:tc>
+        <w:tc>
+          <w:tcPr>
+            <w:tcW w:type="dxa" w:w="2592"/>
+          </w:tcPr>
+          <w:p>
+            <w:r>
+              <w:t>Dr Alfred Ang</w:t>
+            </w:r>
+          </w:p>
+        </w:tc>
+      </w:tr>
     </w:tbl>
     <w:p>
       <w:r>
@@ -412,11 +454,15 @@
         <w:br/>
         <w:t>Topic-by-Topic Delivery Guide ........ 5</w:t>
         <w:br/>
-        <w:t>Resources Required ........................... 8</w:t>
+        <w:t>Resources Required ........................... 7</w:t>
         <w:br/>
         <w:t>Assessment .......................................... 8</w:t>
         <w:br/>
         <w:t>SharePoint agent extension delivery notes .... 9</w:t>
+        <w:br/>
+        <w:t>Lumina Living connected workflow ........ 10</w:t>
+        <w:br/>
+        <w:t>Assessment and classroom alignment ........ 11</w:t>
       </w:r>
     </w:p>
     <w:p>
@@ -919,12 +965,7 @@
           </w:tcPr>
           <w:p>
             <w:r>
-              <w:rPr>
-                <w:rFonts w:ascii="Arial" w:hAnsi="Arial"/>
-                <w:b w:val="0"/>
-                <w:sz w:val="17"/>
-              </w:rPr>
-              <w:t>Slides 17-43</w:t>
+              <w:t>Slides 17–43</w:t>
             </w:r>
           </w:p>
         </w:tc>
@@ -1078,12 +1119,7 @@
           </w:tcPr>
           <w:p>
             <w:r>
-              <w:rPr>
-                <w:rFonts w:ascii="Arial" w:hAnsi="Arial"/>
-                <w:b w:val="0"/>
-                <w:sz w:val="17"/>
-              </w:rPr>
-              <w:t>Slides 33-38</w:t>
+              <w:t>Slides 44–49</w:t>
             </w:r>
           </w:p>
         </w:tc>
@@ -1237,12 +1273,7 @@
           </w:tcPr>
           <w:p>
             <w:r>
-              <w:rPr>
-                <w:rFonts w:ascii="Arial" w:hAnsi="Arial"/>
-                <w:b w:val="0"/>
-                <w:sz w:val="17"/>
-              </w:rPr>
-              <w:t>Slides 17-43</w:t>
+              <w:t>Slides 34–43</w:t>
             </w:r>
           </w:p>
         </w:tc>
@@ -1314,12 +1345,7 @@
           </w:tcPr>
           <w:p>
             <w:r>
-              <w:rPr>
-                <w:rFonts w:ascii="Arial" w:hAnsi="Arial"/>
-                <w:b w:val="0"/>
-                <w:sz w:val="17"/>
-              </w:rPr>
-              <w:t>Slides 39-42</w:t>
+              <w:t>Slides 50–53</w:t>
             </w:r>
           </w:p>
         </w:tc>
@@ -1473,12 +1499,7 @@
           </w:tcPr>
           <w:p>
             <w:r>
-              <w:rPr>
-                <w:rFonts w:ascii="Arial" w:hAnsi="Arial"/>
-                <w:b w:val="0"/>
-                <w:sz w:val="17"/>
-              </w:rPr>
-              <w:t>Slides 44-66</w:t>
+              <w:t>Slides 55–70</w:t>
             </w:r>
           </w:p>
         </w:tc>
@@ -1550,12 +1571,7 @@
           </w:tcPr>
           <w:p>
             <w:r>
-              <w:rPr>
-                <w:rFonts w:ascii="Arial" w:hAnsi="Arial"/>
-                <w:b w:val="0"/>
-                <w:sz w:val="17"/>
-              </w:rPr>
-              <w:t>Slides 60-65</w:t>
+              <w:t>Slides 71–76</w:t>
             </w:r>
           </w:p>
         </w:tc>
@@ -1910,12 +1926,7 @@
           </w:tcPr>
           <w:p>
             <w:r>
-              <w:rPr>
-                <w:rFonts w:ascii="Arial" w:hAnsi="Arial"/>
-                <w:b w:val="0"/>
-                <w:sz w:val="17"/>
-              </w:rPr>
-              <w:t>Slides 68-90</w:t>
+              <w:t>Slides 79–94</w:t>
             </w:r>
           </w:p>
         </w:tc>
@@ -2069,12 +2080,7 @@
           </w:tcPr>
           <w:p>
             <w:r>
-              <w:rPr>
-                <w:rFonts w:ascii="Arial" w:hAnsi="Arial"/>
-                <w:b w:val="0"/>
-                <w:sz w:val="17"/>
-              </w:rPr>
-              <w:t>Slides 84-89</w:t>
+              <w:t>Slides 95–100</w:t>
             </w:r>
           </w:p>
         </w:tc>
@@ -2146,12 +2152,7 @@
           </w:tcPr>
           <w:p>
             <w:r>
-              <w:rPr>
-                <w:rFonts w:ascii="Arial" w:hAnsi="Arial"/>
-                <w:b w:val="0"/>
-                <w:sz w:val="17"/>
-              </w:rPr>
-              <w:t>Slides 92-118</w:t>
+              <w:t>Slides 103–118</w:t>
             </w:r>
           </w:p>
         </w:tc>
@@ -2305,12 +2306,7 @@
           </w:tcPr>
           <w:p>
             <w:r>
-              <w:rPr>
-                <w:rFonts w:ascii="Arial" w:hAnsi="Arial"/>
-                <w:b w:val="0"/>
-                <w:sz w:val="17"/>
-              </w:rPr>
-              <w:t>Slides 92-118</w:t>
+              <w:t>Slides 103–118; 130–142</w:t>
             </w:r>
           </w:p>
         </w:tc>
@@ -2382,12 +2378,7 @@
           </w:tcPr>
           <w:p>
             <w:r>
-              <w:rPr>
-                <w:rFonts w:ascii="Arial" w:hAnsi="Arial"/>
-                <w:b w:val="0"/>
-                <w:sz w:val="17"/>
-              </w:rPr>
-              <w:t>Slides 108-117</w:t>
+              <w:t>Slides 119–128</w:t>
             </w:r>
           </w:p>
         </w:tc>
@@ -2661,7 +2652,7 @@
         <w:pStyle w:val="Heading2"/>
       </w:pPr>
       <w:r>
-        <w:t>Topic 01: Microsoft 365 Copilot Foundations, Word and PowerPoint · Slides 17-43</w:t>
+        <w:t>Topic 01: Microsoft 365 Copilot Foundations, Word and PowerPoint · Slides 17–54</w:t>
       </w:r>
     </w:p>
     <w:p>
@@ -2758,12 +2749,12 @@
         <w:pStyle w:val="Heading3"/>
       </w:pPr>
       <w:r>
-        <w:t>Lab 01: Set Up Microsoft 365 Copilot and Prompt Safely · Slides 33-34</w:t>
+        <w:t>Lab 01: Set up the Lumina project and compare prompts · Slides 44–45</w:t>
       </w:r>
     </w:p>
     <w:p>
       <w:r>
-        <w:t>Alignment: K1 · A1. Learner output: Completed setup, grounding and prompt-review register in Excel. Acceptance: The register identifies the active Copilot surface, grounding source, three evidence-backed gaps and a verification status for every claim.</w:t>
+        <w:t>Current class output: SW-2026-Source-Register.xlsx. Use the matching v8.2 activity README and LG instructions, including its grounded-data and financial extensions.</w:t>
       </w:r>
     </w:p>
     <w:p>
@@ -2771,12 +2762,12 @@
         <w:pStyle w:val="Heading3"/>
       </w:pPr>
       <w:r>
-        <w:t>Lab 02: Draft a Project Brief in Word from Excel Evidence · Slides 35-36</w:t>
+        <w:t>Lab 02: Draft the cross-department launch brief in Word · Slides 46–47</w:t>
       </w:r>
     </w:p>
     <w:p>
       <w:r>
-        <w:t>Alignment: K1 · A1. Learner output: Two-page launch brief with cited objectives, milestones, risks and open questions. Acceptance: The brief matches the workbook, contains no invented facts and retains [TO CONFIRM] markers for missing evidence.</w:t>
+        <w:t>Current class output: Lumina-Launch-Brief.docx. Use the matching v8.2 activity README and LG instructions, including its grounded-data and financial extensions.</w:t>
       </w:r>
     </w:p>
     <w:p>
@@ -2784,12 +2775,12 @@
         <w:pStyle w:val="Heading3"/>
       </w:pPr>
       <w:r>
-        <w:t>Lab 03: Refine a Responsible Copilot Use Policy in Word · Slides 37-38</w:t>
+        <w:t>Lab 03: Create and review the HR policy in Word · Slides 48–49</w:t>
       </w:r>
     </w:p>
     <w:p>
       <w:r>
-        <w:t>Alignment: K1 · A1. Learner output: Approved policy draft, issue log and staff quick-reference checklist. Acceptance: Every change traces to an Approved review row, all mandatory controls remain, and the policy includes a usable staff checklist.</w:t>
+        <w:t>Current class output: Lumina-HR-Policy.docx. Use the matching v8.2 activity README and LG instructions, including its grounded-data and financial extensions.</w:t>
       </w:r>
     </w:p>
     <w:p>
@@ -2797,12 +2788,12 @@
         <w:pStyle w:val="Heading3"/>
       </w:pPr>
       <w:r>
-        <w:t>Lab 04: Build a PowerPoint Story from Word and Excel · Slides 39-40</w:t>
+        <w:t>Lab 04: Generate the leadership presentation from Word · Slides 50–51</w:t>
       </w:r>
     </w:p>
     <w:p>
       <w:r>
-        <w:t>Alignment: K1 · A1. Learner output: Eight-slide leadership deck with one message per slide and a documented evidence map. Acceptance: The deck contains eight coherent slides, all quantitative claims trace to the workbook and the final slide asks for a specific decision.</w:t>
+        <w:t>Current class output: Lumina-Leadership-Draft.pptx. Use the matching v8.2 activity README and LG instructions, including its grounded-data and financial extensions.</w:t>
       </w:r>
     </w:p>
     <w:p>
@@ -2810,12 +2801,12 @@
         <w:pStyle w:val="Heading3"/>
       </w:pPr>
       <w:r>
-        <w:t>Lab 05: Enhance PowerPoint with Native Charts and Speaker Notes · Slides 41-42</w:t>
+        <w:t>Lab 05: Add Excel visualizations to Word and PowerPoint · Slides 52–53</w:t>
       </w:r>
     </w:p>
     <w:p>
       <w:r>
-        <w:t>Alignment: K1 · A1. Learner output: Polished deck with native trend, contribution and variance charts plus verified speaker notes. Acceptance: The PPTX contains three editable native charts, sample values reconcile, and each chart communicates a decision-relevant takeaway.</w:t>
+        <w:t>Current class output: Lumina-Visual-Evidence.pptx. Use the matching v8.2 activity README and LG instructions, including its grounded-data and financial extensions.</w:t>
       </w:r>
     </w:p>
     <w:p>
@@ -2823,7 +2814,7 @@
         <w:pStyle w:val="Heading2"/>
       </w:pPr>
       <w:r>
-        <w:t>Topic 02: Copilot for Excel: From Questions to Deep Analysis · Slides 44-66</w:t>
+        <w:t>Topic 02: Copilot for Excel: From Questions to Deep Analysis · Slides 55–77</w:t>
       </w:r>
     </w:p>
     <w:p>
@@ -2920,12 +2911,12 @@
         <w:pStyle w:val="Heading3"/>
       </w:pPr>
       <w:r>
-        <w:t>Lab 06: Build and Audit Excel Formulas with Copilot · Slides 60-61</w:t>
+        <w:t>Lab 06: Build the sales and financial formulas in Excel · Slides 71–72</w:t>
       </w:r>
     </w:p>
     <w:p>
       <w:r>
-        <w:t>Alignment: K3 · A2. Learner output: Formula-driven campaign table with revenue, margin, conversion, status and error controls. Acceptance: All derived columns use auditable formulas, zero denominators are handled intentionally and the Controls sheet contains no unexplained errors.</w:t>
+        <w:t>Current class output: Lumina-Analysis.xlsx. Use the matching v8.2 activity README and LG instructions, including its grounded-data and financial extensions.</w:t>
       </w:r>
     </w:p>
     <w:p>
@@ -2933,12 +2924,12 @@
         <w:pStyle w:val="Heading3"/>
       </w:pPr>
       <w:r>
-        <w:t>Lab 07: Run Deep Descriptive and Diagnostic Analysis in Excel · Slides 62-63</w:t>
+        <w:t>Lab 07: Analyze sales, revenue and financial performance · Slides 73–74</w:t>
       </w:r>
     </w:p>
     <w:p>
       <w:r>
-        <w:t>Alignment: K3 · A2. Learner output: Diagnostic workbook with KPI summary, segment analysis, anomaly log and management findings. Acceptance: The workbook separates facts from hypotheses, reconciles totals, documents anomalies and presents three defensible findings with caveats.</w:t>
+        <w:t>Current class output: Lumina-Management-Report.docx. Use the matching v8.2 activity README and LG instructions, including its grounded-data and financial extensions.</w:t>
       </w:r>
     </w:p>
     <w:p>
@@ -2946,12 +2937,12 @@
         <w:pStyle w:val="Heading3"/>
       </w:pPr>
       <w:r>
-        <w:t>Lab 08: Forecast and Stress-Test a Campaign with Copilot · Slides 64-65</w:t>
+        <w:t>Lab 08: Test launch scenarios and update the decision pack · Slides 75–76</w:t>
       </w:r>
     </w:p>
     <w:p>
       <w:r>
-        <w:t>Alignment: K3 · A2. Learner output: Forecast model with base, downside and upside scenarios, sensitivity table and decision guardrails. Acceptance: All scenarios are formula-driven, forecast uncertainty is explicit and the recommended action is linked to a measurable trigger.</w:t>
+        <w:t>Current class output: Lumina-Scenario-Analysis.xlsx. Use the matching v8.2 activity README and LG instructions, including its grounded-data and financial extensions.</w:t>
       </w:r>
     </w:p>
     <w:p>
@@ -2959,7 +2950,7 @@
         <w:pStyle w:val="Heading2"/>
       </w:pPr>
       <w:r>
-        <w:t>Topic 03: Copilot for Outlook, Teams and Loop · Slides 68-90</w:t>
+        <w:t>Topic 03: Copilot for Outlook, Teams and Loop · Slides 79–101</w:t>
       </w:r>
     </w:p>
     <w:p>
@@ -3056,12 +3047,12 @@
         <w:pStyle w:val="Heading3"/>
       </w:pPr>
       <w:r>
-        <w:t>Lab 09: Triage an Outlook Inbox and Draft a Controlled Reply · Slides 84-85</w:t>
+        <w:t>Lab 09: Draft the launch review email in Outlook · Slides 95–96</w:t>
       </w:r>
     </w:p>
     <w:p>
       <w:r>
-        <w:t>Alignment: K2 · A3. Learner output: Inbox triage register, verified thread summary and one approval-ready draft reply. Acceptance: The draft remains unsent, all facts and recipients are checked, and the triage register shows priority, owner and next action.</w:t>
+        <w:t>Current class output: Lumina-Outlook-Draft.txt. Use the matching v8.2 activity README and LG instructions, including its grounded-data and financial extensions.</w:t>
       </w:r>
     </w:p>
     <w:p>
@@ -3069,12 +3060,12 @@
         <w:pStyle w:val="Heading3"/>
       </w:pPr>
       <w:r>
-        <w:t>Lab 10: Run an Action-Oriented Teams Meeting · Slides 86-87</w:t>
+        <w:t>Lab 10: Run the launch review and post the Teams update · Slides 97–98</w:t>
       </w:r>
     </w:p>
     <w:p>
       <w:r>
-        <w:t>Alignment: K2 · A3. Learner output: Meeting brief, decision log, action register and reviewed follow-up message. Acceptance: The action register reconciles with the reviewed meeting recap and every action has one owner, due date and status.</w:t>
+        <w:t>Current class output: Lumina-Teams-Update.md. Use the matching v8.2 activity README and LG instructions, including its grounded-data and financial extensions.</w:t>
       </w:r>
     </w:p>
     <w:p>
@@ -3082,12 +3073,12 @@
         <w:pStyle w:val="Heading3"/>
       </w:pPr>
       <w:r>
-        <w:t>Lab 11: Build a Living Implementation and Training Plan in Loop · Slides 88-89</w:t>
+        <w:t>Lab 11: Monitor launch readiness in Loop · Slides 99–100</w:t>
       </w:r>
     </w:p>
     <w:p>
       <w:r>
-        <w:t>Alignment: K2 · A3 · A4. Learner output: Loop workspace design, transition backlog, training matrix and adoption dashboard. Acceptance: The plan covers transition risks and staff training, distinguishes decisions from proposals and has measurable adoption controls.</w:t>
+        <w:t>Current class output: Lumina-Loop-Evidence.xlsx. Use the matching v8.2 activity README and LG instructions, including its grounded-data and financial extensions.</w:t>
       </w:r>
     </w:p>
     <w:p>
@@ -3095,7 +3086,7 @@
         <w:pStyle w:val="Heading2"/>
       </w:pPr>
       <w:r>
-        <w:t>Topic 04: Microsoft 365 Copilot Agents and Governed Pipelines · Slides 92-118</w:t>
+        <w:t>Topic 04: Microsoft 365 Copilot Agents and Governed Pipelines · Slides 103–129</w:t>
       </w:r>
     </w:p>
     <w:p>
@@ -3192,12 +3183,12 @@
         <w:pStyle w:val="Heading3"/>
       </w:pPr>
       <w:r>
-        <w:t>Lab 12: Design a Scoped Microsoft 365 Copilot Agent · Slides 108-109</w:t>
+        <w:t>Lab 12: Create a source-grounded HR and policy agent · Slides 119–120</w:t>
       </w:r>
     </w:p>
     <w:p>
       <w:r>
-        <w:t>Alignment: K4 · A4. Learner output: Agent design canvas, knowledge register, risk controls and ten acceptance tests. Acceptance: The agent has a narrow purpose, explicit non-actions, least-privilege knowledge and ten test cases with expected outcomes.</w:t>
+        <w:t>Current class output: Lumina-HR-Agent-Test-Register.xlsx. Use the matching v8.2 activity README and LG instructions, including its grounded-data and financial extensions.</w:t>
       </w:r>
     </w:p>
     <w:p>
@@ -3205,12 +3196,12 @@
         <w:pStyle w:val="Heading3"/>
       </w:pPr>
       <w:r>
-        <w:t>Lab 13: Build an Intake and Routing Agent · Slides 110-111</w:t>
+        <w:t>Lab 13: Route a launch service issue with an agent · Slides 121–122</w:t>
       </w:r>
     </w:p>
     <w:p>
       <w:r>
-        <w:t>Alignment: K4 · A4. Learner output: Working intake agent, controlled instructions, knowledge source and routed test results. Acceptance: The agent gathers mandatory fields, cites approved knowledge, routes correctly and refuses approval or external-send requests.</w:t>
+        <w:t>Current class output: Lumina-Routing-Test-Register.xlsx. Use the matching v8.2 activity README and LG instructions, including its grounded-data and financial extensions.</w:t>
       </w:r>
     </w:p>
     <w:p>
@@ -3218,12 +3209,12 @@
         <w:pStyle w:val="Heading3"/>
       </w:pPr>
       <w:r>
-        <w:t>Lab 14: Connect an Agent to a Controlled Action · Slides 112-113</w:t>
+        <w:t>Lab 14: Connect the recommendation to a reviewed action · Slides 123–124</w:t>
       </w:r>
     </w:p>
     <w:p>
       <w:r>
-        <w:t>Alignment: K4 · A4. Learner output: Agent-to-queue flow with validation, approval state, response ID and run audit. Acceptance: Only validated cases create Draft records, duplicate submissions are controlled and every run has traceable evidence.</w:t>
+        <w:t>Current class output: Lumina-Action-Run-Register.xlsx. Use the matching v8.2 activity README and LG instructions, including its grounded-data and financial extensions.</w:t>
       </w:r>
     </w:p>
     <w:p>
@@ -3231,12 +3222,12 @@
         <w:pStyle w:val="Heading3"/>
       </w:pPr>
       <w:r>
-        <w:t>Lab 15: Create an Analysis-to-Deck Agent Pipeline · Slides 114-115</w:t>
+        <w:t>Lab 15: Integrate the analysis into a decision presentation · Slides 125–126</w:t>
       </w:r>
     </w:p>
     <w:p>
       <w:r>
-        <w:t>Alignment: K4 · A4. Learner output: Three-stage pipeline specification, analysis workbook, chart-led decision deck and approval log. Acceptance: The pipeline stops at review, the workbook reconciles, the deck has editable charts and every quantitative claim has a source range.</w:t>
+        <w:t>Current class output: Lumina-Decision-Deck.pptx. Use the matching v8.2 activity README and LG instructions, including its grounded-data and financial extensions.</w:t>
       </w:r>
     </w:p>
     <w:p>
@@ -3244,12 +3235,12 @@
         <w:pStyle w:val="Heading3"/>
       </w:pPr>
       <w:r>
-        <w:t>Lab 16: Operate a Governed End-to-End Copilot Pipeline · Slides 116-117</w:t>
+        <w:t>Lab 16: Deliver and monitor the complete Lumina workflow · Slides 127–128</w:t>
       </w:r>
     </w:p>
     <w:p>
       <w:r>
-        <w:t>Alignment: K1-K4 · A1-A4. Learner output: End-to-end pilot run, approved Outlook draft, Teams handover, monitoring dashboard and staff training plan. Acceptance: All pilot cases have a complete audit trail, delivery remains human-controlled and the scale decision is supported by measured operational evidence.</w:t>
+        <w:t>Current class output: Lumina-Release-Evidence.xlsx. Use the matching v8.2 activity README and LG instructions, including its grounded-data and financial extensions.</w:t>
       </w:r>
     </w:p>
     <w:p>
@@ -3337,7 +3328,7 @@
         <w:pStyle w:val="ListBullet"/>
       </w:pPr>
       <w:r>
-        <w:t>Assessment starts at 4:00 PM on Day 2 and ends at 6:00 PM.</w:t>
+        <w:t>Assessment starts at 4: 00 PM on Day 2 and ends at 6: 00 PM.</w:t>
       </w:r>
     </w:p>
     <w:p>
@@ -3593,8 +3584,114 @@
     </w:p>
     <w:p>
       <w:r>
-        <w:t>Extension slide range: 119–131. All other slide content is retained; the practice-exam page was removed.</w:t>
+        <w:t>SharePoint extension slides:130–142. Connected examples and visuals:23–33.</w:t>
       </w:r>
+    </w:p>
+    <w:p>
+      <w:r>
+        <w:br w:type="page"/>
+      </w:r>
+    </w:p>
+    <w:p>
+      <w:pPr>
+        <w:pStyle w:val="Heading1"/>
+      </w:pPr>
+      <w:r>
+        <w:t>Lumina Living connected workflow</w:t>
+      </w:r>
+    </w:p>
+    <w:p>
+      <w:r>
+        <w:t>The v8.2 lab guides below govern the current SW-2026 source files and handoffs. Retain the earlier skills explanations and SharePoint setup guidance. Use the named current scenario files and your reviewed prior-lab outputs for the connected company exercise.</w:t>
+      </w:r>
+    </w:p>
+    <w:p>
+      <w:r>
+        <w:t>Keep the existing two-day schedule and registered assessment instruments. Demonstrate the three prompt examples immediately after the framework slide. Reuse one personal SW-2026 folder across all 16 labs; do not add delivery time.</w:t>
+      </w:r>
+    </w:p>
+    <w:p>
+      <w:r>
+        <w:t>Labs 1–5: project register, Word launch brief and HR policy, draft presentation, chart transfer using supplied verified data.</w:t>
+      </w:r>
+    </w:p>
+    <w:p>
+      <w:r>
+        <w:t>Labs 6–8: reproduce the shared analysis, verify results, and label scenario assumptions.</w:t>
+      </w:r>
+    </w:p>
+    <w:p>
+      <w:r>
+        <w:t>Labs 9–11: Outlook draft, reviewed Teams handover and one shared Loop action register.</w:t>
+      </w:r>
+    </w:p>
+    <w:p>
+      <w:r>
+        <w:t>Labs 12–16: source-grounded agents, controlled test actions, final decision deck and monitored release evidence.</w:t>
+      </w:r>
+    </w:p>
+    <w:p>
+      <w:r>
+        <w:t>Worked prompt examples:23–25; handoff26; added company, financial and research visuals27–33. Labs use the same Lumina source pack.</w:t>
+      </w:r>
+    </w:p>
+    <w:p>
+      <w:r>
+        <w:t>Expected checks: 96 records; revenue SGD 933,290; cost SGD 521,097.41; margin SGD 412,192.59; Events margin SGD 121,247.22; trained 47/56; nine training gaps.</w:t>
+      </w:r>
+    </w:p>
+    <w:p>
+      <w:r>
+        <w:br w:type="page"/>
+      </w:r>
+    </w:p>
+    <w:p>
+      <w:pPr>
+        <w:pStyle w:val="Heading1"/>
+      </w:pPr>
+      <w:r>
+        <w:t>Assessment and classroom alignment</w:t>
+      </w:r>
+    </w:p>
+    <w:p>
+      <w:r>
+        <w:t>WA: four open-ended questions K1–K4, 60 minutes. PP: four tasks A1–A4/LO1–LO4, 60 minutes. Use the v8.2 papers and the learner’s own class portfolio for independent revisions. No new unpractised tool is assessed.</w:t>
+      </w:r>
+    </w:p>
+    <w:p>
+      <w:r>
+        <w:t>PP1: Labs 1–5/15, risk controls and professional deck extract.</w:t>
+      </w:r>
+    </w:p>
+    <w:p>
+      <w:r>
+        <w:t>PP2: Labs 6–8/11, financial formula/chart checks and controlled transition plan.</w:t>
+      </w:r>
+    </w:p>
+    <w:p>
+      <w:r>
+        <w:t>PP3: Labs 9–11, Outlook and Teams drafts and Loop monitoring.</w:t>
+      </w:r>
+    </w:p>
+    <w:p>
+      <w:r>
+        <w:t>PP4: Labs 11–16, staff enablement, scoped SharePoint agent, six classroom tests and two demonstrations.</w:t>
+      </w:r>
+    </w:p>
+    <w:p>
+      <w:r>
+        <w:t>Grounded research is integrated into Labs 2/8/12/15. Financial analysis extends Labs 6–8; professional Copilot presentation is Lab 15. Retain the existing total training and assessment duration.</w:t>
+      </w:r>
+    </w:p>
+    <w:p>
+      <w:hyperlink r:id="rId11">
+        <w:r>
+          <w:rPr>
+            <w:color w:val="1F6FEB"/>
+          </w:rPr>
+          <w:t>Live Lumina SharePoint site (tenant sign-in)</w:t>
+        </w:r>
+      </w:hyperlink>
     </w:p>
     <w:sectPr>
       <w:footerReference w:type="default" r:id="rId10"/>

--- a/courseware/LP-Enhance Work Productivity with Microsoft 365 Copilot.docx
+++ b/courseware/LP-Enhance Work Productivity with Microsoft 365 Copilot.docx
@@ -123,7 +123,7 @@
           <w:color w:val="111827"/>
           <w:sz w:val="24"/>
         </w:rPr>
-        <w:t>TGS Ref No: TGS-2024043856</w:t>
+        <w:t>Course Code: TGS-2024043856</w:t>
       </w:r>
     </w:p>
     <w:p>
@@ -179,7 +179,7 @@
           <w:color w:val="1F6FEB"/>
           <w:sz w:val="24"/>
         </w:rPr>
-        <w:t>Version 8.2</w:t>
+        <w:t>Version 9.1</w:t>
       </w:r>
     </w:p>
     <w:p>
@@ -205,18 +205,19 @@
         <w:tblStyle w:val="TableGrid"/>
         <w:tblW w:type="auto" w:w="0"/>
         <w:jc w:val="center"/>
+        <w:tblLayout w:type="fixed"/>
         <w:tblLook w:firstColumn="1" w:firstRow="1" w:lastColumn="0" w:lastRow="0" w:noHBand="0" w:noVBand="1" w:val="04A0"/>
       </w:tblPr>
       <w:tblGrid>
-        <w:gridCol w:w="2592"/>
-        <w:gridCol w:w="2592"/>
-        <w:gridCol w:w="2592"/>
-        <w:gridCol w:w="2592"/>
+        <w:gridCol w:w="1152"/>
+        <w:gridCol w:w="1656"/>
+        <w:gridCol w:w="4896"/>
+        <w:gridCol w:w="1656"/>
       </w:tblGrid>
       <w:tr>
         <w:tc>
           <w:tcPr>
-            <w:tcW w:type="dxa" w:w="2592"/>
+            <w:tcW w:type="dxa" w:w="1152"/>
             <w:shd w:val="clear" w:color="auto" w:fill="1F6FEB"/>
           </w:tcPr>
           <w:p>
@@ -233,7 +234,7 @@
         </w:tc>
         <w:tc>
           <w:tcPr>
-            <w:tcW w:type="dxa" w:w="2592"/>
+            <w:tcW w:type="dxa" w:w="1656"/>
             <w:shd w:val="clear" w:color="auto" w:fill="1F6FEB"/>
           </w:tcPr>
           <w:p>
@@ -250,7 +251,7 @@
         </w:tc>
         <w:tc>
           <w:tcPr>
-            <w:tcW w:type="dxa" w:w="2592"/>
+            <w:tcW w:type="dxa" w:w="4896"/>
             <w:shd w:val="clear" w:color="auto" w:fill="1F6FEB"/>
           </w:tcPr>
           <w:p>
@@ -267,7 +268,7 @@
         </w:tc>
         <w:tc>
           <w:tcPr>
-            <w:tcW w:type="dxa" w:w="2592"/>
+            <w:tcW w:type="dxa" w:w="1656"/>
             <w:shd w:val="clear" w:color="auto" w:fill="1F6FEB"/>
           </w:tcPr>
           <w:p>
@@ -286,7 +287,239 @@
       <w:tr>
         <w:tc>
           <w:tcPr>
-            <w:tcW w:type="dxa" w:w="2592"/>
+            <w:tcW w:type="dxa" w:w="1152"/>
+          </w:tcPr>
+          <w:p>
+            <w:r/>
+            <w:r>
+              <w:rPr>
+                <w:sz w:val="19"/>
+              </w:rPr>
+              <w:t>9.1</w:t>
+            </w:r>
+          </w:p>
+        </w:tc>
+        <w:tc>
+          <w:tcPr>
+            <w:tcW w:type="dxa" w:w="1656"/>
+          </w:tcPr>
+          <w:p>
+            <w:r/>
+            <w:r>
+              <w:rPr>
+                <w:sz w:val="19"/>
+              </w:rPr>
+              <w:t>18 October 2026</w:t>
+            </w:r>
+          </w:p>
+        </w:tc>
+        <w:tc>
+          <w:tcPr>
+            <w:tcW w:type="dxa" w:w="4896"/>
+          </w:tcPr>
+          <w:p>
+            <w:r/>
+            <w:r>
+              <w:rPr>
+                <w:sz w:val="19"/>
+              </w:rPr>
+              <w:t>Returned the use case to HR: Lumina Living HR Shared Services cases replace the Northstar work orders across all 14 labs, slides, Learner Guide, Lesson Plan and assessments. Topic 4 labs now build a grounded HR Policy Agent with HR handbook knowledge and the hr-policy-qa Skill. Prompts page shows each step before its prompt. Course closes with the 5 Principles of AI Security.</w:t>
+            </w:r>
+          </w:p>
+        </w:tc>
+        <w:tc>
+          <w:tcPr>
+            <w:tcW w:type="dxa" w:w="1656"/>
+          </w:tcPr>
+          <w:p>
+            <w:r/>
+            <w:r>
+              <w:rPr>
+                <w:sz w:val="19"/>
+              </w:rPr>
+              <w:t>Tertiary Infotech Academy</w:t>
+            </w:r>
+          </w:p>
+        </w:tc>
+      </w:tr>
+      <w:tr>
+        <w:tc>
+          <w:tcPr>
+            <w:tcW w:type="dxa" w:w="1152"/>
+          </w:tcPr>
+          <w:p>
+            <w:r/>
+            <w:r>
+              <w:rPr>
+                <w:sz w:val="19"/>
+              </w:rPr>
+              <w:t>9.0</w:t>
+            </w:r>
+          </w:p>
+        </w:tc>
+        <w:tc>
+          <w:tcPr>
+            <w:tcW w:type="dxa" w:w="1656"/>
+          </w:tcPr>
+          <w:p>
+            <w:r/>
+            <w:r>
+              <w:rPr>
+                <w:sz w:val="19"/>
+              </w:rPr>
+              <w:t>14 October 2026</w:t>
+            </w:r>
+          </w:p>
+        </w:tc>
+        <w:tc>
+          <w:tcPr>
+            <w:tcW w:type="dxa" w:w="4896"/>
+          </w:tcPr>
+          <w:p>
+            <w:r/>
+            <w:r>
+              <w:rPr>
+                <w:sz w:val="19"/>
+              </w:rPr>
+              <w:t>Rebuilt around the verified Northstar scenario; adopted C27 instructional sequence and charcoal/cream design; merged dashboard and presentation content; added four Microsoft 365 Agent Builder labs; aligned WA/PP evidence to one screenshot per PP task.</w:t>
+            </w:r>
+          </w:p>
+        </w:tc>
+        <w:tc>
+          <w:tcPr>
+            <w:tcW w:type="dxa" w:w="1656"/>
+          </w:tcPr>
+          <w:p>
+            <w:r/>
+            <w:r>
+              <w:rPr>
+                <w:sz w:val="19"/>
+              </w:rPr>
+              <w:t>Tertiary Infotech Academy</w:t>
+            </w:r>
+          </w:p>
+        </w:tc>
+      </w:tr>
+      <w:tr>
+        <w:tc>
+          <w:tcPr>
+            <w:tcW w:type="dxa" w:w="1152"/>
+          </w:tcPr>
+          <w:p>
+            <w:r/>
+            <w:r>
+              <w:rPr>
+                <w:sz w:val="19"/>
+              </w:rPr>
+              <w:t>8.2</w:t>
+            </w:r>
+          </w:p>
+        </w:tc>
+        <w:tc>
+          <w:tcPr>
+            <w:tcW w:type="dxa" w:w="1656"/>
+          </w:tcPr>
+          <w:p>
+            <w:r/>
+            <w:r>
+              <w:rPr>
+                <w:sz w:val="19"/>
+              </w:rPr>
+              <w:t>7 September 2026</w:t>
+            </w:r>
+          </w:p>
+        </w:tc>
+        <w:tc>
+          <w:tcPr>
+            <w:tcW w:type="dxa" w:w="4896"/>
+          </w:tcPr>
+          <w:p>
+            <w:r/>
+            <w:r>
+              <w:rPr>
+                <w:sz w:val="19"/>
+              </w:rPr>
+              <w:t>Aligned Lumina Copilot labs, assessment evidence and visual workflow.</w:t>
+            </w:r>
+          </w:p>
+        </w:tc>
+        <w:tc>
+          <w:tcPr>
+            <w:tcW w:type="dxa" w:w="1656"/>
+          </w:tcPr>
+          <w:p>
+            <w:r/>
+            <w:r>
+              <w:rPr>
+                <w:sz w:val="19"/>
+              </w:rPr>
+              <w:t>Tertiary Infotech Academy</w:t>
+            </w:r>
+          </w:p>
+        </w:tc>
+      </w:tr>
+      <w:tr>
+        <w:tc>
+          <w:tcPr>
+            <w:tcW w:type="dxa" w:w="1152"/>
+          </w:tcPr>
+          <w:p>
+            <w:r/>
+            <w:r>
+              <w:rPr>
+                <w:sz w:val="19"/>
+              </w:rPr>
+              <w:t>8.1</w:t>
+            </w:r>
+          </w:p>
+        </w:tc>
+        <w:tc>
+          <w:tcPr>
+            <w:tcW w:type="dxa" w:w="1656"/>
+          </w:tcPr>
+          <w:p>
+            <w:r/>
+            <w:r>
+              <w:rPr>
+                <w:sz w:val="19"/>
+              </w:rPr>
+              <w:t>5 September 2026</w:t>
+            </w:r>
+          </w:p>
+        </w:tc>
+        <w:tc>
+          <w:tcPr>
+            <w:tcW w:type="dxa" w:w="4896"/>
+          </w:tcPr>
+          <w:p>
+            <w:r/>
+            <w:r>
+              <w:rPr>
+                <w:sz w:val="19"/>
+              </w:rPr>
+              <w:t>Removed non-applicable practice exam and tea-break slide references.</w:t>
+            </w:r>
+          </w:p>
+        </w:tc>
+        <w:tc>
+          <w:tcPr>
+            <w:tcW w:type="dxa" w:w="1656"/>
+          </w:tcPr>
+          <w:p>
+            <w:r/>
+            <w:r>
+              <w:rPr>
+                <w:sz w:val="19"/>
+              </w:rPr>
+              <w:t>Tertiary Infotech Academy</w:t>
+            </w:r>
+          </w:p>
+        </w:tc>
+      </w:tr>
+      <w:tr>
+        <w:tc>
+          <w:tcPr>
+            <w:tcW w:type="dxa" w:w="1152"/>
           </w:tcPr>
           <w:p>
             <w:r/>
@@ -300,7 +533,7 @@
         </w:tc>
         <w:tc>
           <w:tcPr>
-            <w:tcW w:type="dxa" w:w="2592"/>
+            <w:tcW w:type="dxa" w:w="1656"/>
           </w:tcPr>
           <w:p>
             <w:r/>
@@ -314,7 +547,7 @@
         </w:tc>
         <w:tc>
           <w:tcPr>
-            <w:tcW w:type="dxa" w:w="2592"/>
+            <w:tcW w:type="dxa" w:w="4896"/>
           </w:tcPr>
           <w:p>
             <w:r/>
@@ -322,13 +555,13 @@
               <w:rPr>
                 <w:sz w:val="19"/>
               </w:rPr>
-              <w:t>Two-day lesson plan aligned to the v8.0 visual deck, sixteen progressive Microsoft 365 activities and the preserved WA/PP assessment structure.</w:t>
+              <w:t>Rebuilt WSQ courseware, progressive activities and assessments.</w:t>
             </w:r>
           </w:p>
         </w:tc>
         <w:tc>
           <w:tcPr>
-            <w:tcW w:type="dxa" w:w="2592"/>
+            <w:tcW w:type="dxa" w:w="1656"/>
           </w:tcPr>
           <w:p>
             <w:r/>
@@ -336,91 +569,7 @@
               <w:rPr>
                 <w:sz w:val="19"/>
               </w:rPr>
-              <w:t>Dr Alfred Ang</w:t>
-            </w:r>
-          </w:p>
-        </w:tc>
-      </w:tr>
-      <w:tr>
-        <w:tc>
-          <w:tcPr>
-            <w:tcW w:type="dxa" w:w="2592"/>
-          </w:tcPr>
-          <w:p>
-            <w:r>
-              <w:t>8.1</w:t>
-            </w:r>
-          </w:p>
-        </w:tc>
-        <w:tc>
-          <w:tcPr>
-            <w:tcW w:type="dxa" w:w="2592"/>
-          </w:tcPr>
-          <w:p>
-            <w:r>
-              <w:t>7 September 2026</w:t>
-            </w:r>
-          </w:p>
-        </w:tc>
-        <w:tc>
-          <w:tcPr>
-            <w:tcW w:type="dxa" w:w="2592"/>
-          </w:tcPr>
-          <w:p>
-            <w:r>
-              <w:t>Retains v8.0 content; adds SharePoint agents, synthetic knowledge, visual mechanisms and Labs 12–16 extensions.</w:t>
-            </w:r>
-          </w:p>
-        </w:tc>
-        <w:tc>
-          <w:tcPr>
-            <w:tcW w:type="dxa" w:w="2592"/>
-          </w:tcPr>
-          <w:p>
-            <w:r>
-              <w:t>Dr Alfred Ang</w:t>
-            </w:r>
-          </w:p>
-        </w:tc>
-      </w:tr>
-      <w:tr>
-        <w:tc>
-          <w:tcPr>
-            <w:tcW w:type="dxa" w:w="2592"/>
-          </w:tcPr>
-          <w:p>
-            <w:r>
-              <w:t>8.2</w:t>
-            </w:r>
-          </w:p>
-        </w:tc>
-        <w:tc>
-          <w:tcPr>
-            <w:tcW w:type="dxa" w:w="2592"/>
-          </w:tcPr>
-          <w:p>
-            <w:r>
-              <w:t>7 September 2026</w:t>
-            </w:r>
-          </w:p>
-        </w:tc>
-        <w:tc>
-          <w:tcPr>
-            <w:tcW w:type="dxa" w:w="2592"/>
-          </w:tcPr>
-          <w:p>
-            <w:r>
-              <w:t>From v8.1 (7 September 2026): unified 16 Lumina SW-2026 labs, three worked prompt examples, shared data, charts and app handoffs; LG/LP/PPT and lab resources updated.</w:t>
-            </w:r>
-          </w:p>
-        </w:tc>
-        <w:tc>
-          <w:tcPr>
-            <w:tcW w:type="dxa" w:w="2592"/>
-          </w:tcPr>
-          <w:p>
-            <w:r>
-              <w:t>Dr Alfred Ang</w:t>
+              <w:t>Tertiary Infotech Academy</w:t>
             </w:r>
           </w:p>
         </w:tc>
@@ -445,24 +594,150 @@
       </w:r>
     </w:p>
     <w:p>
+      <w:pPr>
+        <w:tabs>
+          <w:tab w:pos="9072" w:val="right" w:leader="dot"/>
+        </w:tabs>
+        <w:spacing w:after="60"/>
+      </w:pPr>
       <w:r>
-        <w:t>Course Overview ................................ 4</w:t>
-        <w:br/>
-        <w:t>Learning Outcomes ........................... 4</w:t>
-        <w:br/>
-        <w:t>Daily Schedule .................................... 4</w:t>
-        <w:br/>
-        <w:t>Topic-by-Topic Delivery Guide ........ 5</w:t>
-        <w:br/>
-        <w:t>Resources Required ........................... 7</w:t>
-        <w:br/>
-        <w:t>Assessment .......................................... 8</w:t>
-        <w:br/>
-        <w:t>SharePoint agent extension delivery notes .... 9</w:t>
-        <w:br/>
-        <w:t>Lumina Living connected workflow ........ 10</w:t>
-        <w:br/>
-        <w:t>Assessment and classroom alignment ........ 11</w:t>
+        <w:fldChar w:fldCharType="begin" w:dirty="true"/>
+      </w:r>
+      <w:r>
+        <w:instrText xml:space="preserve"> TOC \o "1-2" \h \z \u </w:instrText>
+      </w:r>
+      <w:r>
+        <w:fldChar w:fldCharType="separate"/>
+      </w:r>
+      <w:r>
+        <w:rPr>
+          <w:rFonts w:ascii="Arial" w:hAnsi="Arial"/>
+          <w:b/>
+          <w:color w:val="333333"/>
+          <w:sz w:val="22"/>
+        </w:rPr>
+        <w:t>Course Information</w:t>
+        <w:tab/>
+        <w:t>4</w:t>
+      </w:r>
+    </w:p>
+    <w:p>
+      <w:pPr>
+        <w:tabs>
+          <w:tab w:pos="9072" w:val="right" w:leader="dot"/>
+        </w:tabs>
+        <w:spacing w:after="60"/>
+      </w:pPr>
+      <w:r>
+        <w:rPr>
+          <w:rFonts w:ascii="Arial" w:hAnsi="Arial"/>
+          <w:b/>
+          <w:color w:val="333333"/>
+          <w:sz w:val="22"/>
+        </w:rPr>
+        <w:t>Learning Outcomes</w:t>
+        <w:tab/>
+        <w:t>4</w:t>
+      </w:r>
+    </w:p>
+    <w:p>
+      <w:pPr>
+        <w:tabs>
+          <w:tab w:pos="9072" w:val="right" w:leader="dot"/>
+        </w:tabs>
+        <w:spacing w:after="60"/>
+      </w:pPr>
+      <w:r>
+        <w:rPr>
+          <w:rFonts w:ascii="Arial" w:hAnsi="Arial"/>
+          <w:b/>
+          <w:color w:val="333333"/>
+          <w:sz w:val="22"/>
+        </w:rPr>
+        <w:t>Assessment and Competency Evidence</w:t>
+        <w:tab/>
+        <w:t>4</w:t>
+      </w:r>
+    </w:p>
+    <w:p>
+      <w:pPr>
+        <w:tabs>
+          <w:tab w:pos="9072" w:val="right" w:leader="dot"/>
+        </w:tabs>
+        <w:spacing w:after="60"/>
+      </w:pPr>
+      <w:r>
+        <w:rPr>
+          <w:rFonts w:ascii="Arial" w:hAnsi="Arial"/>
+          <w:b/>
+          <w:color w:val="333333"/>
+          <w:sz w:val="22"/>
+        </w:rPr>
+        <w:t>Course Schedule</w:t>
+        <w:tab/>
+        <w:t>4</w:t>
+      </w:r>
+    </w:p>
+    <w:p>
+      <w:pPr>
+        <w:tabs>
+          <w:tab w:pos="9072" w:val="right" w:leader="dot"/>
+        </w:tabs>
+        <w:spacing w:after="60"/>
+        <w:ind w:left="432"/>
+      </w:pPr>
+      <w:r>
+        <w:rPr>
+          <w:rFonts w:ascii="Arial" w:hAnsi="Arial"/>
+          <w:b w:val="0"/>
+          <w:color w:val="333333"/>
+          <w:sz w:val="21"/>
+        </w:rPr>
+        <w:t>Day 1 — Copilot fundamentals, reusable Skills and controlled transition</w:t>
+        <w:tab/>
+        <w:t>4</w:t>
+      </w:r>
+    </w:p>
+    <w:p>
+      <w:pPr>
+        <w:tabs>
+          <w:tab w:pos="9072" w:val="right" w:leader="dot"/>
+        </w:tabs>
+        <w:spacing w:after="60"/>
+        <w:ind w:left="432"/>
+      </w:pPr>
+      <w:r>
+        <w:rPr>
+          <w:rFonts w:ascii="Arial" w:hAnsi="Arial"/>
+          <w:b w:val="0"/>
+          <w:color w:val="333333"/>
+          <w:sz w:val="21"/>
+        </w:rPr>
+        <w:t>Day 2 — Interactive dashboard, professional presentation and Microsoft 365 business agents</w:t>
+        <w:tab/>
+        <w:t>5</w:t>
+      </w:r>
+    </w:p>
+    <w:p>
+      <w:pPr>
+        <w:tabs>
+          <w:tab w:pos="9072" w:val="right" w:leader="dot"/>
+        </w:tabs>
+        <w:spacing w:after="60"/>
+      </w:pPr>
+      <w:r>
+        <w:rPr>
+          <w:rFonts w:ascii="Arial" w:hAnsi="Arial"/>
+          <w:b/>
+          <w:color w:val="333333"/>
+          <w:sz w:val="22"/>
+        </w:rPr>
+        <w:t>Lab Reference (aligned to course topics)</w:t>
+        <w:tab/>
+        <w:t>5</w:t>
+      </w:r>
+      <w:r>
+        <w:fldChar w:fldCharType="end"/>
       </w:r>
     </w:p>
     <w:p>
@@ -473,53 +748,87 @@
     <w:p>
       <w:pPr>
         <w:pStyle w:val="Heading1"/>
+        <w:keepNext/>
       </w:pPr>
       <w:r>
-        <w:t>Course Overview</w:t>
-      </w:r>
-    </w:p>
-    <w:p>
-      <w:r>
-        <w:t>Enhance Work Productivity with Microsoft 365 Copilot is a two-day, 16-hour WSQ programme aligned to Digital Technology Adoption and Innovation (ACC-ICT-4004-1.1). Learners apply Microsoft 365 Copilot across Word, PowerPoint, Excel, Outlook, Teams and Loop before designing and operating a governed Microsoft 365 Copilot agent pipeline.</w:t>
+        <w:t>Course Information</w:t>
       </w:r>
     </w:p>
     <w:tbl>
       <w:tblPr>
         <w:tblStyle w:val="TableGrid"/>
         <w:tblW w:type="auto" w:w="0"/>
+        <w:tblLayout w:type="fixed"/>
         <w:tblLook w:firstColumn="1" w:firstRow="1" w:lastColumn="0" w:lastRow="0" w:noHBand="0" w:noVBand="1" w:val="04A0"/>
       </w:tblPr>
       <w:tblGrid>
-        <w:gridCol w:w="5184"/>
-        <w:gridCol w:w="5184"/>
+        <w:gridCol w:w="2448"/>
+        <w:gridCol w:w="6912"/>
       </w:tblGrid>
       <w:tr>
+        <w:trPr>
+          <w:cantSplit/>
+        </w:trPr>
         <w:tc>
           <w:tcPr>
-            <w:tcW w:type="dxa" w:w="5184"/>
+            <w:tcW w:type="dxa" w:w="2448"/>
             <w:shd w:val="clear" w:color="auto" w:fill="E8F0FE"/>
           </w:tcPr>
           <w:p>
+            <w:r/>
             <w:r>
               <w:rPr>
-                <w:rFonts w:ascii="Arial" w:hAnsi="Arial"/>
                 <w:b/>
-                <w:sz w:val="17"/>
+                <w:sz w:val="20"/>
               </w:rPr>
-              <w:t>Course Code</w:t>
+              <w:t>Course Title</w:t>
             </w:r>
           </w:p>
         </w:tc>
         <w:tc>
           <w:tcPr>
-            <w:tcW w:type="dxa" w:w="5184"/>
+            <w:tcW w:type="dxa" w:w="6912"/>
           </w:tcPr>
           <w:p>
+            <w:r/>
             <w:r>
               <w:rPr>
-                <w:rFonts w:ascii="Arial" w:hAnsi="Arial"/>
-                <w:b w:val="0"/>
-                <w:sz w:val="17"/>
+                <w:sz w:val="20"/>
+              </w:rPr>
+              <w:t>Enhance Work Productivity with Microsoft 365 Copilot</w:t>
+            </w:r>
+          </w:p>
+        </w:tc>
+      </w:tr>
+      <w:tr>
+        <w:trPr>
+          <w:cantSplit/>
+        </w:trPr>
+        <w:tc>
+          <w:tcPr>
+            <w:tcW w:type="dxa" w:w="2448"/>
+            <w:shd w:val="clear" w:color="auto" w:fill="E8F0FE"/>
+          </w:tcPr>
+          <w:p>
+            <w:r/>
+            <w:r>
+              <w:rPr>
+                <w:b/>
+                <w:sz w:val="20"/>
+              </w:rPr>
+              <w:t>Course Reference</w:t>
+            </w:r>
+          </w:p>
+        </w:tc>
+        <w:tc>
+          <w:tcPr>
+            <w:tcW w:type="dxa" w:w="6912"/>
+          </w:tcPr>
+          <w:p>
+            <w:r/>
+            <w:r>
+              <w:rPr>
+                <w:sz w:val="20"/>
               </w:rPr>
               <w:t>TGS-2024043856</w:t>
             </w:r>
@@ -527,83 +836,230 @@
         </w:tc>
       </w:tr>
       <w:tr>
+        <w:trPr>
+          <w:cantSplit/>
+        </w:trPr>
         <w:tc>
           <w:tcPr>
-            <w:tcW w:type="dxa" w:w="5184"/>
+            <w:tcW w:type="dxa" w:w="2448"/>
             <w:shd w:val="clear" w:color="auto" w:fill="E8F0FE"/>
           </w:tcPr>
           <w:p>
+            <w:r/>
             <w:r>
               <w:rPr>
-                <w:rFonts w:ascii="Arial" w:hAnsi="Arial"/>
                 <w:b/>
-                <w:sz w:val="17"/>
+                <w:sz w:val="20"/>
               </w:rPr>
-              <w:t>Training Duration</w:t>
+              <w:t>TSC</w:t>
             </w:r>
           </w:p>
         </w:tc>
         <w:tc>
           <w:tcPr>
-            <w:tcW w:type="dxa" w:w="5184"/>
+            <w:tcW w:type="dxa" w:w="6912"/>
           </w:tcPr>
           <w:p>
+            <w:r/>
             <w:r>
               <w:rPr>
-                <w:rFonts w:ascii="Arial" w:hAnsi="Arial"/>
-                <w:b w:val="0"/>
-                <w:sz w:val="17"/>
+                <w:sz w:val="20"/>
               </w:rPr>
-              <w:t>16 hours across 2 days</w:t>
+              <w:t>Digital Technology Adoption and Innovation (ACC-ICT-4004-1.1)</w:t>
             </w:r>
           </w:p>
         </w:tc>
       </w:tr>
       <w:tr>
+        <w:trPr>
+          <w:cantSplit/>
+        </w:trPr>
         <w:tc>
           <w:tcPr>
-            <w:tcW w:type="dxa" w:w="5184"/>
+            <w:tcW w:type="dxa" w:w="2448"/>
             <w:shd w:val="clear" w:color="auto" w:fill="E8F0FE"/>
           </w:tcPr>
           <w:p>
+            <w:r/>
             <w:r>
               <w:rPr>
-                <w:rFonts w:ascii="Arial" w:hAnsi="Arial"/>
                 <w:b/>
-                <w:sz w:val="17"/>
+                <w:sz w:val="20"/>
               </w:rPr>
-              <w:t>Assessment</w:t>
+              <w:t>Training Provider</w:t>
             </w:r>
           </w:p>
         </w:tc>
         <w:tc>
           <w:tcPr>
-            <w:tcW w:type="dxa" w:w="5184"/>
+            <w:tcW w:type="dxa" w:w="6912"/>
           </w:tcPr>
           <w:p>
+            <w:r/>
             <w:r>
               <w:rPr>
-                <w:rFonts w:ascii="Arial" w:hAnsi="Arial"/>
-                <w:b w:val="0"/>
-                <w:sz w:val="17"/>
+                <w:sz w:val="20"/>
               </w:rPr>
-              <w:t>WA 60 minutes; PP 60 minutes</w:t>
+              <w:t>Tertiary Infotech Academy Pte Ltd  (UEN 201200696W)</w:t>
             </w:r>
           </w:p>
         </w:tc>
       </w:tr>
       <w:tr>
+        <w:trPr>
+          <w:cantSplit/>
+        </w:trPr>
         <w:tc>
           <w:tcPr>
-            <w:tcW w:type="dxa" w:w="5184"/>
+            <w:tcW w:type="dxa" w:w="2448"/>
             <w:shd w:val="clear" w:color="auto" w:fill="E8F0FE"/>
           </w:tcPr>
           <w:p>
+            <w:r/>
             <w:r>
               <w:rPr>
-                <w:rFonts w:ascii="Arial" w:hAnsi="Arial"/>
                 <w:b/>
-                <w:sz w:val="17"/>
+                <w:sz w:val="20"/>
+              </w:rPr>
+              <w:t>Duration</w:t>
+            </w:r>
+          </w:p>
+        </w:tc>
+        <w:tc>
+          <w:tcPr>
+            <w:tcW w:type="dxa" w:w="6912"/>
+          </w:tcPr>
+          <w:p>
+            <w:r/>
+            <w:r>
+              <w:rPr>
+                <w:sz w:val="20"/>
+              </w:rPr>
+              <w:t>2 days · 16 total hours: 14 training hours and 2 assessment hours. Breaks are excluded.</w:t>
+            </w:r>
+          </w:p>
+        </w:tc>
+      </w:tr>
+      <w:tr>
+        <w:trPr>
+          <w:cantSplit/>
+        </w:trPr>
+        <w:tc>
+          <w:tcPr>
+            <w:tcW w:type="dxa" w:w="2448"/>
+            <w:shd w:val="clear" w:color="auto" w:fill="E8F0FE"/>
+          </w:tcPr>
+          <w:p>
+            <w:r/>
+            <w:r>
+              <w:rPr>
+                <w:b/>
+                <w:sz w:val="20"/>
+              </w:rPr>
+              <w:t>Daily Timing</w:t>
+            </w:r>
+          </w:p>
+        </w:tc>
+        <w:tc>
+          <w:tcPr>
+            <w:tcW w:type="dxa" w:w="6912"/>
+          </w:tcPr>
+          <w:p>
+            <w:r/>
+            <w:r>
+              <w:rPr>
+                <w:sz w:val="20"/>
+              </w:rPr>
+              <w:t>9:00 am - 6:30 pm (1-hour lunch; two 15-minute breaks excluded; 7 instructional hours plus 1 assessment hour)</w:t>
+            </w:r>
+          </w:p>
+        </w:tc>
+      </w:tr>
+      <w:tr>
+        <w:trPr>
+          <w:cantSplit/>
+        </w:trPr>
+        <w:tc>
+          <w:tcPr>
+            <w:tcW w:type="dxa" w:w="2448"/>
+            <w:shd w:val="clear" w:color="auto" w:fill="E8F0FE"/>
+          </w:tcPr>
+          <w:p>
+            <w:r/>
+            <w:r>
+              <w:rPr>
+                <w:b/>
+                <w:sz w:val="20"/>
+              </w:rPr>
+              <w:t>Mode</w:t>
+            </w:r>
+          </w:p>
+        </w:tc>
+        <w:tc>
+          <w:tcPr>
+            <w:tcW w:type="dxa" w:w="6912"/>
+          </w:tcPr>
+          <w:p>
+            <w:r/>
+            <w:r>
+              <w:rPr>
+                <w:sz w:val="20"/>
+              </w:rPr>
+              <w:t>Classroom facilitation and hands-on practical labs</w:t>
+            </w:r>
+          </w:p>
+        </w:tc>
+      </w:tr>
+      <w:tr>
+        <w:trPr>
+          <w:cantSplit/>
+        </w:trPr>
+        <w:tc>
+          <w:tcPr>
+            <w:tcW w:type="dxa" w:w="2448"/>
+            <w:shd w:val="clear" w:color="auto" w:fill="E8F0FE"/>
+          </w:tcPr>
+          <w:p>
+            <w:r/>
+            <w:r>
+              <w:rPr>
+                <w:b/>
+                <w:sz w:val="20"/>
+              </w:rPr>
+              <w:t>Attendance and outcome</w:t>
+            </w:r>
+          </w:p>
+        </w:tc>
+        <w:tc>
+          <w:tcPr>
+            <w:tcW w:type="dxa" w:w="6912"/>
+          </w:tcPr>
+          <w:p>
+            <w:r/>
+            <w:r>
+              <w:rPr>
+                <w:sz w:val="20"/>
+              </w:rPr>
+              <w:t>Minimum 75% attendance and Competent assessment outcome.</w:t>
+            </w:r>
+          </w:p>
+        </w:tc>
+      </w:tr>
+      <w:tr>
+        <w:trPr>
+          <w:cantSplit/>
+        </w:trPr>
+        <w:tc>
+          <w:tcPr>
+            <w:tcW w:type="dxa" w:w="2448"/>
+            <w:shd w:val="clear" w:color="auto" w:fill="E8F0FE"/>
+          </w:tcPr>
+          <w:p>
+            <w:r/>
+            <w:r>
+              <w:rPr>
+                <w:b/>
+                <w:sz w:val="20"/>
               </w:rPr>
               <w:t>Trainer</w:t>
             </w:r>
@@ -611,49 +1067,15 @@
         </w:tc>
         <w:tc>
           <w:tcPr>
-            <w:tcW w:type="dxa" w:w="5184"/>
+            <w:tcW w:type="dxa" w:w="6912"/>
           </w:tcPr>
           <w:p>
+            <w:r/>
             <w:r>
               <w:rPr>
-                <w:rFonts w:ascii="Arial" w:hAnsi="Arial"/>
-                <w:b w:val="0"/>
-                <w:sz w:val="17"/>
+                <w:sz w:val="20"/>
               </w:rPr>
-              <w:t>Dr Alfred Ang</w:t>
-            </w:r>
-          </w:p>
-        </w:tc>
-      </w:tr>
-      <w:tr>
-        <w:tc>
-          <w:tcPr>
-            <w:tcW w:type="dxa" w:w="5184"/>
-            <w:shd w:val="clear" w:color="auto" w:fill="E8F0FE"/>
-          </w:tcPr>
-          <w:p>
-            <w:r>
-              <w:rPr>
-                <w:rFonts w:ascii="Arial" w:hAnsi="Arial"/>
-                <w:b/>
-                <w:sz w:val="17"/>
-              </w:rPr>
-              <w:t>Mode</w:t>
-            </w:r>
-          </w:p>
-        </w:tc>
-        <w:tc>
-          <w:tcPr>
-            <w:tcW w:type="dxa" w:w="5184"/>
-          </w:tcPr>
-          <w:p>
-            <w:r>
-              <w:rPr>
-                <w:rFonts w:ascii="Arial" w:hAnsi="Arial"/>
-                <w:b w:val="0"/>
-                <w:sz w:val="17"/>
-              </w:rPr>
-              <w:t>Instructor-led classroom with individual Microsoft 365 activities</w:t>
+              <w:t>Assigned Tertiary Infotech Academy Trainer</w:t>
             </w:r>
           </w:p>
         </w:tc>
@@ -662,9 +1084,15 @@
     <w:p>
       <w:pPr>
         <w:pStyle w:val="Heading1"/>
+        <w:keepNext/>
       </w:pPr>
       <w:r>
         <w:t>Learning Outcomes</w:t>
+      </w:r>
+    </w:p>
+    <w:p>
+      <w:r>
+        <w:t>On completion of this course, learners will be able to:</w:t>
       </w:r>
     </w:p>
     <w:p>
@@ -672,7 +1100,10 @@
         <w:pStyle w:val="ListBullet"/>
       </w:pPr>
       <w:r>
-        <w:t>LO1: Predict and mitigate challenges in integrating Microsoft 365 Copilot into a workflow.</w:t>
+        <w:rPr>
+          <w:sz w:val="21"/>
+        </w:rPr>
+        <w:t>LO1: Predict and mitigate challenges in integrating Microsoft Copilot to workflow.</w:t>
       </w:r>
     </w:p>
     <w:p>
@@ -680,7 +1111,10 @@
         <w:pStyle w:val="ListBullet"/>
       </w:pPr>
       <w:r>
-        <w:t>LO2: Develop a plan for implementing Microsoft 365 Copilot and transitioning from a legacy workflow.</w:t>
+        <w:rPr>
+          <w:sz w:val="21"/>
+        </w:rPr>
+        <w:t>LO2: Develop a plan for implementing Microsoft Copilot to ensure seamless transition from legacy workflow.</w:t>
       </w:r>
     </w:p>
     <w:p>
@@ -688,7 +1122,10 @@
         <w:pStyle w:val="ListBullet"/>
       </w:pPr>
       <w:r>
-        <w:t>LO3: Evaluate productivity opportunities across Teams, Outlook and Microsoft 365 Copilot Chat.</w:t>
+        <w:rPr>
+          <w:sz w:val="21"/>
+        </w:rPr>
+        <w:t>LO3: Evaluate opportunities in using Microsoft Copilot for Teams and Outlook.</w:t>
       </w:r>
     </w:p>
     <w:p>
@@ -696,23 +1133,81 @@
         <w:pStyle w:val="ListBullet"/>
       </w:pPr>
       <w:r>
-        <w:t>LO4: Design a staff enablement plan and a governed Copilot agent pipeline.</w:t>
+        <w:rPr>
+          <w:sz w:val="21"/>
+        </w:rPr>
+        <w:t>LO4: Design a training plan for staff to use Microsoft Loop and Copilot Studio.</w:t>
       </w:r>
     </w:p>
     <w:p>
       <w:pPr>
         <w:pStyle w:val="Heading1"/>
+        <w:keepNext/>
       </w:pPr>
       <w:r>
-        <w:t>Daily Schedule</w:t>
+        <w:t>Assessment and Competency Evidence</w:t>
+      </w:r>
+    </w:p>
+    <w:p>
+      <w:pPr>
+        <w:pStyle w:val="ListBullet"/>
+      </w:pPr>
+      <w:r>
+        <w:rPr>
+          <w:sz w:val="21"/>
+        </w:rPr>
+        <w:t>Written Assessment - Short-Answer Questions (WA-SAQ), individual, summative, open book, 60 minutes.</w:t>
+      </w:r>
+    </w:p>
+    <w:p>
+      <w:pPr>
+        <w:pStyle w:val="ListBullet"/>
+      </w:pPr>
+      <w:r>
+        <w:rPr>
+          <w:sz w:val="21"/>
+        </w:rPr>
+        <w:t>Practical Performance (PP), individual, summative, open book, 60 minutes.</w:t>
+      </w:r>
+    </w:p>
+    <w:p>
+      <w:pPr>
+        <w:pStyle w:val="ListBullet"/>
+      </w:pPr>
+      <w:r>
+        <w:rPr>
+          <w:sz w:val="21"/>
+        </w:rPr>
+        <w:t>Oral clarification up to 5 minutes on a need basis; not included in assessment duration.</w:t>
+      </w:r>
+    </w:p>
+    <w:p>
+      <w:pPr>
+        <w:pStyle w:val="ListBullet"/>
+      </w:pPr>
+      <w:r>
+        <w:rPr>
+          <w:sz w:val="21"/>
+        </w:rPr>
+        <w:t>Minimum 75% attendance and Competent assessment outcome.</w:t>
+      </w:r>
+    </w:p>
+    <w:p>
+      <w:pPr>
+        <w:pStyle w:val="Heading1"/>
+        <w:keepNext/>
+      </w:pPr>
+      <w:r>
+        <w:t>Course Schedule</w:t>
       </w:r>
     </w:p>
     <w:p>
       <w:pPr>
         <w:pStyle w:val="Heading2"/>
+        <w:keepNext/>
       </w:pPr>
       <w:r>
-        <w:t>Day 1: Copilot foundations, Word, PowerPoint and deep Excel analysis</w:t>
+        <w:t>Day 1 — Copilot fundamentals, reusable Skills and controlled transition</w:t>
       </w:r>
     </w:p>
     <w:tbl>
@@ -720,28 +1215,32 @@
         <w:tblStyle w:val="TableGrid"/>
         <w:tblW w:type="auto" w:w="0"/>
         <w:jc w:val="center"/>
+        <w:tblLayout w:type="fixed"/>
         <w:tblLook w:firstColumn="1" w:firstRow="1" w:lastColumn="0" w:lastRow="0" w:noHBand="0" w:noVBand="1" w:val="04A0"/>
       </w:tblPr>
       <w:tblGrid>
-        <w:gridCol w:w="2074"/>
-        <w:gridCol w:w="2074"/>
-        <w:gridCol w:w="2074"/>
-        <w:gridCol w:w="2074"/>
-        <w:gridCol w:w="2074"/>
+        <w:gridCol w:w="1584"/>
+        <w:gridCol w:w="1224"/>
+        <w:gridCol w:w="6552"/>
       </w:tblGrid>
       <w:tr>
+        <w:trPr>
+          <w:tblHeader w:val="true"/>
+          <w:cantSplit/>
+        </w:trPr>
         <w:tc>
           <w:tcPr>
-            <w:tcW w:type="dxa" w:w="2074"/>
+            <w:tcW w:type="dxa" w:w="1584"/>
             <w:shd w:val="clear" w:color="auto" w:fill="1F6FEB"/>
           </w:tcPr>
           <w:p>
+            <w:r/>
             <w:r>
               <w:rPr>
                 <w:rFonts w:ascii="Arial" w:hAnsi="Arial"/>
                 <w:b/>
                 <w:color w:val="FFFFFF"/>
-                <w:sz w:val="18"/>
+                <w:sz w:val="20"/>
               </w:rPr>
               <w:t>Time</w:t>
             </w:r>
@@ -749,16 +1248,17 @@
         </w:tc>
         <w:tc>
           <w:tcPr>
-            <w:tcW w:type="dxa" w:w="2074"/>
+            <w:tcW w:type="dxa" w:w="1224"/>
             <w:shd w:val="clear" w:color="auto" w:fill="1F6FEB"/>
           </w:tcPr>
           <w:p>
+            <w:r/>
             <w:r>
               <w:rPr>
                 <w:rFonts w:ascii="Arial" w:hAnsi="Arial"/>
                 <w:b/>
                 <w:color w:val="FFFFFF"/>
-                <w:sz w:val="18"/>
+                <w:sz w:val="20"/>
               </w:rPr>
               <w:t>Duration</w:t>
             </w:r>
@@ -766,164 +1266,112 @@
         </w:tc>
         <w:tc>
           <w:tcPr>
-            <w:tcW w:type="dxa" w:w="2074"/>
+            <w:tcW w:type="dxa" w:w="6552"/>
             <w:shd w:val="clear" w:color="auto" w:fill="1F6FEB"/>
           </w:tcPr>
           <w:p>
+            <w:r/>
             <w:r>
               <w:rPr>
                 <w:rFonts w:ascii="Arial" w:hAnsi="Arial"/>
                 <w:b/>
                 <w:color w:val="FFFFFF"/>
-                <w:sz w:val="18"/>
+                <w:sz w:val="20"/>
               </w:rPr>
               <w:t>Topic / Activity</w:t>
             </w:r>
           </w:p>
         </w:tc>
+      </w:tr>
+      <w:tr>
+        <w:trPr>
+          <w:cantSplit/>
+        </w:trPr>
         <w:tc>
           <w:tcPr>
-            <w:tcW w:type="dxa" w:w="2074"/>
-            <w:shd w:val="clear" w:color="auto" w:fill="1F6FEB"/>
+            <w:tcW w:type="dxa" w:w="1584"/>
+            <w:shd w:val="clear" w:color="auto" w:fill="F3F5F8"/>
           </w:tcPr>
           <w:p>
+            <w:r/>
             <w:r>
               <w:rPr>
                 <w:rFonts w:ascii="Arial" w:hAnsi="Arial"/>
-                <w:b/>
-                <w:color w:val="FFFFFF"/>
-                <w:sz w:val="18"/>
+                <w:b w:val="0"/>
+                <w:sz w:val="19"/>
               </w:rPr>
-              <w:t>Method</w:t>
+              <w:t>09:00–09:15</w:t>
             </w:r>
           </w:p>
         </w:tc>
         <w:tc>
           <w:tcPr>
-            <w:tcW w:type="dxa" w:w="2074"/>
-            <w:shd w:val="clear" w:color="auto" w:fill="1F6FEB"/>
+            <w:tcW w:type="dxa" w:w="1224"/>
+            <w:shd w:val="clear" w:color="auto" w:fill="F3F5F8"/>
           </w:tcPr>
           <w:p>
+            <w:r/>
             <w:r>
               <w:rPr>
                 <w:rFonts w:ascii="Arial" w:hAnsi="Arial"/>
-                <w:b/>
-                <w:color w:val="FFFFFF"/>
-                <w:sz w:val="18"/>
+                <w:b w:val="0"/>
+                <w:sz w:val="19"/>
               </w:rPr>
-              <w:t>Slides</w:t>
+              <w:t>15 min</w:t>
+            </w:r>
+          </w:p>
+        </w:tc>
+        <w:tc>
+          <w:tcPr>
+            <w:tcW w:type="dxa" w:w="6552"/>
+            <w:shd w:val="clear" w:color="auto" w:fill="F3F5F8"/>
+          </w:tcPr>
+          <w:p>
+            <w:r/>
+            <w:r>
+              <w:rPr>
+                <w:rFonts w:ascii="Arial" w:hAnsi="Arial"/>
+                <w:b w:val="0"/>
+                <w:sz w:val="19"/>
+              </w:rPr>
+              <w:t>Welcome, attendance, outcomes, access and Lumina scenario</w:t>
             </w:r>
           </w:p>
         </w:tc>
       </w:tr>
       <w:tr>
+        <w:trPr>
+          <w:cantSplit/>
+        </w:trPr>
         <w:tc>
           <w:tcPr>
-            <w:tcW w:type="dxa" w:w="2074"/>
-            <w:shd w:val="clear" w:color="auto" w:fill="F3F5F8"/>
+            <w:tcW w:type="dxa" w:w="1584"/>
+            <w:shd w:val="clear" w:color="auto" w:fill="E8F0FE"/>
           </w:tcPr>
           <w:p>
+            <w:r/>
             <w:r>
               <w:rPr>
                 <w:rFonts w:ascii="Arial" w:hAnsi="Arial"/>
-                <w:b w:val="0"/>
-                <w:sz w:val="17"/>
+                <w:b/>
+                <w:sz w:val="19"/>
               </w:rPr>
-              <w:t>9:00-9:20</w:t>
+              <w:t>09:15–10:15</w:t>
             </w:r>
           </w:p>
         </w:tc>
         <w:tc>
           <w:tcPr>
-            <w:tcW w:type="dxa" w:w="2074"/>
-            <w:shd w:val="clear" w:color="auto" w:fill="F3F5F8"/>
+            <w:tcW w:type="dxa" w:w="1224"/>
+            <w:shd w:val="clear" w:color="auto" w:fill="E8F0FE"/>
           </w:tcPr>
           <w:p>
+            <w:r/>
             <w:r>
               <w:rPr>
                 <w:rFonts w:ascii="Arial" w:hAnsi="Arial"/>
                 <w:b w:val="0"/>
-                <w:sz w:val="17"/>
-              </w:rPr>
-              <w:t>20 min</w:t>
-            </w:r>
-          </w:p>
-        </w:tc>
-        <w:tc>
-          <w:tcPr>
-            <w:tcW w:type="dxa" w:w="2074"/>
-            <w:shd w:val="clear" w:color="auto" w:fill="F3F5F8"/>
-          </w:tcPr>
-          <w:p>
-            <w:r>
-              <w:rPr>
-                <w:rFonts w:ascii="Arial" w:hAnsi="Arial"/>
-                <w:b w:val="0"/>
-                <w:sz w:val="17"/>
-              </w:rPr>
-              <w:t>Welcome, AM digital attendance, introductions and outcomes</w:t>
-            </w:r>
-          </w:p>
-        </w:tc>
-        <w:tc>
-          <w:tcPr>
-            <w:tcW w:type="dxa" w:w="2074"/>
-            <w:shd w:val="clear" w:color="auto" w:fill="F3F5F8"/>
-          </w:tcPr>
-          <w:p>
-            <w:r>
-              <w:rPr>
-                <w:rFonts w:ascii="Arial" w:hAnsi="Arial"/>
-                <w:b w:val="0"/>
-                <w:sz w:val="17"/>
-              </w:rPr>
-              <w:t>Facilitated briefing</w:t>
-            </w:r>
-          </w:p>
-        </w:tc>
-        <w:tc>
-          <w:tcPr>
-            <w:tcW w:type="dxa" w:w="2074"/>
-            <w:shd w:val="clear" w:color="auto" w:fill="F3F5F8"/>
-          </w:tcPr>
-          <w:p>
-            <w:r>
-              <w:rPr>
-                <w:rFonts w:ascii="Arial" w:hAnsi="Arial"/>
-                <w:b w:val="0"/>
-                <w:sz w:val="17"/>
-              </w:rPr>
-              <w:t>—</w:t>
-            </w:r>
-          </w:p>
-        </w:tc>
-      </w:tr>
-      <w:tr>
-        <w:tc>
-          <w:tcPr>
-            <w:tcW w:type="dxa" w:w="2074"/>
-          </w:tcPr>
-          <w:p>
-            <w:r>
-              <w:rPr>
-                <w:rFonts w:ascii="Arial" w:hAnsi="Arial"/>
-                <w:b w:val="0"/>
-                <w:sz w:val="17"/>
-              </w:rPr>
-              <w:t>9:20-10:20</w:t>
-            </w:r>
-          </w:p>
-        </w:tc>
-        <w:tc>
-          <w:tcPr>
-            <w:tcW w:type="dxa" w:w="2074"/>
-          </w:tcPr>
-          <w:p>
-            <w:r>
-              <w:rPr>
-                <w:rFonts w:ascii="Arial" w:hAnsi="Arial"/>
-                <w:b w:val="0"/>
-                <w:sz w:val="17"/>
+                <w:sz w:val="19"/>
               </w:rPr>
               <w:t>60 min</w:t>
             </w:r>
@@ -931,153 +1379,217 @@
         </w:tc>
         <w:tc>
           <w:tcPr>
-            <w:tcW w:type="dxa" w:w="2074"/>
+            <w:tcW w:type="dxa" w:w="6552"/>
+            <w:shd w:val="clear" w:color="auto" w:fill="E8F0FE"/>
           </w:tcPr>
           <w:p>
+            <w:r/>
+            <w:r>
+              <w:rPr>
+                <w:rFonts w:ascii="Arial" w:hAnsi="Arial"/>
+                <w:b/>
+                <w:sz w:val="19"/>
+              </w:rPr>
+              <w:t>Topic 1 concepts and demonstration</w:t>
+            </w:r>
+          </w:p>
+        </w:tc>
+      </w:tr>
+      <w:tr>
+        <w:trPr>
+          <w:cantSplit/>
+        </w:trPr>
+        <w:tc>
+          <w:tcPr>
+            <w:tcW w:type="dxa" w:w="1584"/>
+          </w:tcPr>
+          <w:p>
+            <w:r/>
             <w:r>
               <w:rPr>
                 <w:rFonts w:ascii="Arial" w:hAnsi="Arial"/>
                 <w:b w:val="0"/>
-                <w:sz w:val="17"/>
+                <w:sz w:val="19"/>
               </w:rPr>
-              <w:t>Topic 1: Copilot grounding, prompt framework, responsible use and transition risks</w:t>
+              <w:t>10:15–10:45</w:t>
             </w:r>
           </w:p>
         </w:tc>
         <w:tc>
           <w:tcPr>
-            <w:tcW w:type="dxa" w:w="2074"/>
+            <w:tcW w:type="dxa" w:w="1224"/>
           </w:tcPr>
           <w:p>
+            <w:r/>
             <w:r>
               <w:rPr>
                 <w:rFonts w:ascii="Arial" w:hAnsi="Arial"/>
                 <w:b w:val="0"/>
-                <w:sz w:val="17"/>
+                <w:sz w:val="19"/>
               </w:rPr>
-              <w:t>Concept briefing, visual examples and questioning</w:t>
+              <w:t>30 min</w:t>
             </w:r>
           </w:p>
         </w:tc>
         <w:tc>
           <w:tcPr>
-            <w:tcW w:type="dxa" w:w="2074"/>
+            <w:tcW w:type="dxa" w:w="6552"/>
           </w:tcPr>
           <w:p>
+            <w:r/>
             <w:r>
-              <w:t>Slides 17–43</w:t>
+              <w:rPr>
+                <w:rFonts w:ascii="Arial" w:hAnsi="Arial"/>
+                <w:b w:val="0"/>
+                <w:sz w:val="19"/>
+              </w:rPr>
+              <w:t>Lab 1 (Excel to Word): Prepare HR Cases and Draft the HR Service Brief</w:t>
             </w:r>
           </w:p>
         </w:tc>
       </w:tr>
       <w:tr>
+        <w:trPr>
+          <w:cantSplit/>
+        </w:trPr>
         <w:tc>
           <w:tcPr>
-            <w:tcW w:type="dxa" w:w="2074"/>
-            <w:shd w:val="clear" w:color="auto" w:fill="FFF4E5"/>
+            <w:tcW w:type="dxa" w:w="1584"/>
           </w:tcPr>
           <w:p>
+            <w:r/>
             <w:r>
               <w:rPr>
                 <w:rFonts w:ascii="Arial" w:hAnsi="Arial"/>
                 <w:b w:val="0"/>
-                <w:sz w:val="17"/>
+                <w:sz w:val="19"/>
               </w:rPr>
-              <w:t>10:20-10:30</w:t>
+              <w:t>10:45–11:15</w:t>
             </w:r>
           </w:p>
         </w:tc>
         <w:tc>
           <w:tcPr>
-            <w:tcW w:type="dxa" w:w="2074"/>
-            <w:shd w:val="clear" w:color="auto" w:fill="FFF4E5"/>
+            <w:tcW w:type="dxa" w:w="1224"/>
           </w:tcPr>
           <w:p>
+            <w:r/>
             <w:r>
               <w:rPr>
                 <w:rFonts w:ascii="Arial" w:hAnsi="Arial"/>
                 <w:b w:val="0"/>
-                <w:sz w:val="17"/>
+                <w:sz w:val="19"/>
               </w:rPr>
-              <w:t>10 min</w:t>
+              <w:t>30 min</w:t>
             </w:r>
           </w:p>
         </w:tc>
         <w:tc>
           <w:tcPr>
-            <w:tcW w:type="dxa" w:w="2074"/>
-            <w:shd w:val="clear" w:color="auto" w:fill="FFF4E5"/>
+            <w:tcW w:type="dxa" w:w="6552"/>
           </w:tcPr>
           <w:p>
+            <w:r/>
             <w:r>
               <w:rPr>
                 <w:rFonts w:ascii="Arial" w:hAnsi="Arial"/>
                 <w:b w:val="0"/>
-                <w:sz w:val="17"/>
+                <w:sz w:val="19"/>
+              </w:rPr>
+              <w:t>Lab 2 (Word to PowerPoint and Outlook): Create the Cross-App HR Service Update</w:t>
+            </w:r>
+          </w:p>
+        </w:tc>
+      </w:tr>
+      <w:tr>
+        <w:trPr>
+          <w:cantSplit/>
+        </w:trPr>
+        <w:tc>
+          <w:tcPr>
+            <w:tcW w:type="dxa" w:w="1584"/>
+            <w:shd w:val="clear" w:color="auto" w:fill="FFF4E5"/>
+          </w:tcPr>
+          <w:p>
+            <w:r/>
+            <w:r>
+              <w:rPr>
+                <w:rFonts w:ascii="Arial" w:hAnsi="Arial"/>
+                <w:b w:val="0"/>
+                <w:sz w:val="19"/>
+              </w:rPr>
+              <w:t>11:15–11:30</w:t>
+            </w:r>
+          </w:p>
+        </w:tc>
+        <w:tc>
+          <w:tcPr>
+            <w:tcW w:type="dxa" w:w="1224"/>
+            <w:shd w:val="clear" w:color="auto" w:fill="FFF4E5"/>
+          </w:tcPr>
+          <w:p>
+            <w:r/>
+            <w:r>
+              <w:rPr>
+                <w:rFonts w:ascii="Arial" w:hAnsi="Arial"/>
+                <w:b w:val="0"/>
+                <w:sz w:val="19"/>
+              </w:rPr>
+              <w:t>15 min</w:t>
+            </w:r>
+          </w:p>
+        </w:tc>
+        <w:tc>
+          <w:tcPr>
+            <w:tcW w:type="dxa" w:w="6552"/>
+            <w:shd w:val="clear" w:color="auto" w:fill="FFF4E5"/>
+          </w:tcPr>
+          <w:p>
+            <w:r/>
+            <w:r>
+              <w:rPr>
+                <w:rFonts w:ascii="Arial" w:hAnsi="Arial"/>
+                <w:b w:val="0"/>
+                <w:sz w:val="19"/>
               </w:rPr>
               <w:t>Tea break</w:t>
             </w:r>
           </w:p>
         </w:tc>
+      </w:tr>
+      <w:tr>
+        <w:trPr>
+          <w:cantSplit/>
+        </w:trPr>
         <w:tc>
           <w:tcPr>
-            <w:tcW w:type="dxa" w:w="2074"/>
-            <w:shd w:val="clear" w:color="auto" w:fill="FFF4E5"/>
+            <w:tcW w:type="dxa" w:w="1584"/>
+            <w:shd w:val="clear" w:color="auto" w:fill="E8F0FE"/>
           </w:tcPr>
           <w:p>
+            <w:r/>
             <w:r>
               <w:rPr>
                 <w:rFonts w:ascii="Arial" w:hAnsi="Arial"/>
-                <w:b w:val="0"/>
-                <w:sz w:val="17"/>
+                <w:b/>
+                <w:sz w:val="19"/>
               </w:rPr>
-              <w:t>Break</w:t>
+              <w:t>11:30–13:30</w:t>
             </w:r>
           </w:p>
         </w:tc>
         <w:tc>
           <w:tcPr>
-            <w:tcW w:type="dxa" w:w="2074"/>
-            <w:shd w:val="clear" w:color="auto" w:fill="FFF4E5"/>
+            <w:tcW w:type="dxa" w:w="1224"/>
+            <w:shd w:val="clear" w:color="auto" w:fill="E8F0FE"/>
           </w:tcPr>
           <w:p>
+            <w:r/>
             <w:r>
               <w:rPr>
                 <w:rFonts w:ascii="Arial" w:hAnsi="Arial"/>
                 <w:b w:val="0"/>
-                <w:sz w:val="17"/>
-              </w:rPr>
-              <w:t>—</w:t>
-            </w:r>
-          </w:p>
-        </w:tc>
-      </w:tr>
-      <w:tr>
-        <w:tc>
-          <w:tcPr>
-            <w:tcW w:type="dxa" w:w="2074"/>
-          </w:tcPr>
-          <w:p>
-            <w:r>
-              <w:rPr>
-                <w:rFonts w:ascii="Arial" w:hAnsi="Arial"/>
-                <w:b w:val="0"/>
-                <w:sz w:val="17"/>
-              </w:rPr>
-              <w:t>10:30-12:30</w:t>
-            </w:r>
-          </w:p>
-        </w:tc>
-        <w:tc>
-          <w:tcPr>
-            <w:tcW w:type="dxa" w:w="2074"/>
-          </w:tcPr>
-          <w:p>
-            <w:r>
-              <w:rPr>
-                <w:rFonts w:ascii="Arial" w:hAnsi="Arial"/>
-                <w:b w:val="0"/>
-                <w:sz w:val="17"/>
+                <w:sz w:val="19"/>
               </w:rPr>
               <w:t>120 min</w:t>
             </w:r>
@@ -1085,73 +1597,161 @@
         </w:tc>
         <w:tc>
           <w:tcPr>
-            <w:tcW w:type="dxa" w:w="2074"/>
+            <w:tcW w:type="dxa" w:w="6552"/>
+            <w:shd w:val="clear" w:color="auto" w:fill="E8F0FE"/>
           </w:tcPr>
           <w:p>
+            <w:r/>
+            <w:r>
+              <w:rPr>
+                <w:rFonts w:ascii="Arial" w:hAnsi="Arial"/>
+                <w:b/>
+                <w:sz w:val="19"/>
+              </w:rPr>
+              <w:t>Topic 2 concepts and demonstrations</w:t>
+            </w:r>
+          </w:p>
+        </w:tc>
+      </w:tr>
+      <w:tr>
+        <w:trPr>
+          <w:cantSplit/>
+        </w:trPr>
+        <w:tc>
+          <w:tcPr>
+            <w:tcW w:type="dxa" w:w="1584"/>
+          </w:tcPr>
+          <w:p>
+            <w:r/>
             <w:r>
               <w:rPr>
                 <w:rFonts w:ascii="Arial" w:hAnsi="Arial"/>
                 <w:b w:val="0"/>
-                <w:sz w:val="17"/>
+                <w:sz w:val="19"/>
               </w:rPr>
-              <w:t>Labs 1-3: safe prompting and Word workflows</w:t>
+              <w:t>13:30–14:00</w:t>
             </w:r>
           </w:p>
         </w:tc>
         <w:tc>
           <w:tcPr>
-            <w:tcW w:type="dxa" w:w="2074"/>
+            <w:tcW w:type="dxa" w:w="1224"/>
           </w:tcPr>
           <w:p>
+            <w:r/>
             <w:r>
               <w:rPr>
                 <w:rFonts w:ascii="Arial" w:hAnsi="Arial"/>
                 <w:b w:val="0"/>
-                <w:sz w:val="17"/>
+                <w:sz w:val="19"/>
               </w:rPr>
-              <w:t>Demonstration, individual practice and debrief</w:t>
+              <w:t>30 min</w:t>
             </w:r>
           </w:p>
         </w:tc>
         <w:tc>
           <w:tcPr>
-            <w:tcW w:type="dxa" w:w="2074"/>
+            <w:tcW w:type="dxa" w:w="6552"/>
           </w:tcPr>
           <w:p>
+            <w:r/>
             <w:r>
-              <w:t>Slides 44–49</w:t>
+              <w:rPr>
+                <w:rFonts w:ascii="Arial" w:hAnsi="Arial"/>
+                <w:b w:val="0"/>
+                <w:sz w:val="19"/>
+              </w:rPr>
+              <w:t>Lab 3 (Personalisation): Personalise Copilot in Excel for Consistent HR Service Reports</w:t>
             </w:r>
           </w:p>
         </w:tc>
       </w:tr>
       <w:tr>
+        <w:trPr>
+          <w:cantSplit/>
+        </w:trPr>
         <w:tc>
           <w:tcPr>
-            <w:tcW w:type="dxa" w:w="2074"/>
-            <w:shd w:val="clear" w:color="auto" w:fill="FDE9D9"/>
+            <w:tcW w:type="dxa" w:w="1584"/>
           </w:tcPr>
           <w:p>
+            <w:r/>
             <w:r>
               <w:rPr>
                 <w:rFonts w:ascii="Arial" w:hAnsi="Arial"/>
                 <w:b w:val="0"/>
-                <w:sz w:val="17"/>
+                <w:sz w:val="19"/>
               </w:rPr>
-              <w:t>12:30-13:30</w:t>
+              <w:t>14:00–14:30</w:t>
             </w:r>
           </w:p>
         </w:tc>
         <w:tc>
           <w:tcPr>
-            <w:tcW w:type="dxa" w:w="2074"/>
-            <w:shd w:val="clear" w:color="auto" w:fill="FDE9D9"/>
+            <w:tcW w:type="dxa" w:w="1224"/>
           </w:tcPr>
           <w:p>
+            <w:r/>
             <w:r>
               <w:rPr>
                 <w:rFonts w:ascii="Arial" w:hAnsi="Arial"/>
                 <w:b w:val="0"/>
-                <w:sz w:val="17"/>
+                <w:sz w:val="19"/>
+              </w:rPr>
+              <w:t>30 min</w:t>
+            </w:r>
+          </w:p>
+        </w:tc>
+        <w:tc>
+          <w:tcPr>
+            <w:tcW w:type="dxa" w:w="6552"/>
+          </w:tcPr>
+          <w:p>
+            <w:r/>
+            <w:r>
+              <w:rPr>
+                <w:rFonts w:ascii="Arial" w:hAnsi="Arial"/>
+                <w:b w:val="0"/>
+                <w:sz w:val="19"/>
+              </w:rPr>
+              <w:t>Lab 4 (Workbook .Rules): Create and Test Workbook .Rules for HR Service Reporting</w:t>
+            </w:r>
+          </w:p>
+        </w:tc>
+      </w:tr>
+      <w:tr>
+        <w:trPr>
+          <w:cantSplit/>
+        </w:trPr>
+        <w:tc>
+          <w:tcPr>
+            <w:tcW w:type="dxa" w:w="1584"/>
+            <w:shd w:val="clear" w:color="auto" w:fill="FDE9D9"/>
+          </w:tcPr>
+          <w:p>
+            <w:r/>
+            <w:r>
+              <w:rPr>
+                <w:rFonts w:ascii="Arial" w:hAnsi="Arial"/>
+                <w:b w:val="0"/>
+                <w:sz w:val="19"/>
+              </w:rPr>
+              <w:t>14:30–15:30</w:t>
+            </w:r>
+          </w:p>
+        </w:tc>
+        <w:tc>
+          <w:tcPr>
+            <w:tcW w:type="dxa" w:w="1224"/>
+            <w:shd w:val="clear" w:color="auto" w:fill="FDE9D9"/>
+          </w:tcPr>
+          <w:p>
+            <w:r/>
+            <w:r>
+              <w:rPr>
+                <w:rFonts w:ascii="Arial" w:hAnsi="Arial"/>
+                <w:b w:val="0"/>
+                <w:sz w:val="19"/>
               </w:rPr>
               <w:t>60 min</w:t>
             </w:r>
@@ -1159,79 +1759,217 @@
         </w:tc>
         <w:tc>
           <w:tcPr>
-            <w:tcW w:type="dxa" w:w="2074"/>
+            <w:tcW w:type="dxa" w:w="6552"/>
             <w:shd w:val="clear" w:color="auto" w:fill="FDE9D9"/>
           </w:tcPr>
           <w:p>
+            <w:r/>
             <w:r>
               <w:rPr>
                 <w:rFonts w:ascii="Arial" w:hAnsi="Arial"/>
                 <w:b w:val="0"/>
-                <w:sz w:val="17"/>
+                <w:sz w:val="19"/>
               </w:rPr>
-              <w:t>Lunch break</w:t>
+              <w:t>Lunch</w:t>
+            </w:r>
+          </w:p>
+        </w:tc>
+      </w:tr>
+      <w:tr>
+        <w:trPr>
+          <w:cantSplit/>
+        </w:trPr>
+        <w:tc>
+          <w:tcPr>
+            <w:tcW w:type="dxa" w:w="1584"/>
+          </w:tcPr>
+          <w:p>
+            <w:r/>
+            <w:r>
+              <w:rPr>
+                <w:rFonts w:ascii="Arial" w:hAnsi="Arial"/>
+                <w:b w:val="0"/>
+                <w:sz w:val="19"/>
+              </w:rPr>
+              <w:t>15:30–16:00</w:t>
             </w:r>
           </w:p>
         </w:tc>
         <w:tc>
           <w:tcPr>
-            <w:tcW w:type="dxa" w:w="2074"/>
-            <w:shd w:val="clear" w:color="auto" w:fill="FDE9D9"/>
+            <w:tcW w:type="dxa" w:w="1224"/>
           </w:tcPr>
           <w:p>
+            <w:r/>
             <w:r>
               <w:rPr>
                 <w:rFonts w:ascii="Arial" w:hAnsi="Arial"/>
                 <w:b w:val="0"/>
-                <w:sz w:val="17"/>
+                <w:sz w:val="19"/>
               </w:rPr>
-              <w:t>Lunch</w:t>
+              <w:t>30 min</w:t>
             </w:r>
           </w:p>
         </w:tc>
         <w:tc>
           <w:tcPr>
-            <w:tcW w:type="dxa" w:w="2074"/>
-            <w:shd w:val="clear" w:color="auto" w:fill="FDE9D9"/>
+            <w:tcW w:type="dxa" w:w="6552"/>
           </w:tcPr>
           <w:p>
+            <w:r/>
             <w:r>
               <w:rPr>
                 <w:rFonts w:ascii="Arial" w:hAnsi="Arial"/>
                 <w:b w:val="0"/>
-                <w:sz w:val="17"/>
+                <w:sz w:val="19"/>
               </w:rPr>
-              <w:t>—</w:t>
+              <w:t>Lab 5 (Custom Pareto Chart Skill): Create a Custom Pareto Chart Skill and Apply It</w:t>
             </w:r>
           </w:p>
         </w:tc>
       </w:tr>
       <w:tr>
+        <w:trPr>
+          <w:cantSplit/>
+        </w:trPr>
         <w:tc>
           <w:tcPr>
-            <w:tcW w:type="dxa" w:w="2074"/>
+            <w:tcW w:type="dxa" w:w="1584"/>
           </w:tcPr>
           <w:p>
+            <w:r/>
             <w:r>
               <w:rPr>
                 <w:rFonts w:ascii="Arial" w:hAnsi="Arial"/>
                 <w:b w:val="0"/>
-                <w:sz w:val="17"/>
+                <w:sz w:val="19"/>
               </w:rPr>
-              <w:t>13:30-14:15</w:t>
+              <w:t>16:00–16:30</w:t>
             </w:r>
           </w:p>
         </w:tc>
         <w:tc>
           <w:tcPr>
-            <w:tcW w:type="dxa" w:w="2074"/>
+            <w:tcW w:type="dxa" w:w="1224"/>
           </w:tcPr>
           <w:p>
+            <w:r/>
             <w:r>
               <w:rPr>
                 <w:rFonts w:ascii="Arial" w:hAnsi="Arial"/>
                 <w:b w:val="0"/>
-                <w:sz w:val="17"/>
+                <w:sz w:val="19"/>
+              </w:rPr>
+              <w:t>30 min</w:t>
+            </w:r>
+          </w:p>
+        </w:tc>
+        <w:tc>
+          <w:tcPr>
+            <w:tcW w:type="dxa" w:w="6552"/>
+          </w:tcPr>
+          <w:p>
+            <w:r/>
+            <w:r>
+              <w:rPr>
+                <w:rFonts w:ascii="Arial" w:hAnsi="Arial"/>
+                <w:b w:val="0"/>
+                <w:sz w:val="19"/>
+              </w:rPr>
+              <w:t>Lab 6 (Reporting Skill): Create, Use and Improve the HR Service Reporting Skill</w:t>
+            </w:r>
+          </w:p>
+        </w:tc>
+      </w:tr>
+      <w:tr>
+        <w:trPr>
+          <w:cantSplit/>
+        </w:trPr>
+        <w:tc>
+          <w:tcPr>
+            <w:tcW w:type="dxa" w:w="1584"/>
+            <w:shd w:val="clear" w:color="auto" w:fill="FFF4E5"/>
+          </w:tcPr>
+          <w:p>
+            <w:r/>
+            <w:r>
+              <w:rPr>
+                <w:rFonts w:ascii="Arial" w:hAnsi="Arial"/>
+                <w:b w:val="0"/>
+                <w:sz w:val="19"/>
+              </w:rPr>
+              <w:t>16:30–16:45</w:t>
+            </w:r>
+          </w:p>
+        </w:tc>
+        <w:tc>
+          <w:tcPr>
+            <w:tcW w:type="dxa" w:w="1224"/>
+            <w:shd w:val="clear" w:color="auto" w:fill="FFF4E5"/>
+          </w:tcPr>
+          <w:p>
+            <w:r/>
+            <w:r>
+              <w:rPr>
+                <w:rFonts w:ascii="Arial" w:hAnsi="Arial"/>
+                <w:b w:val="0"/>
+                <w:sz w:val="19"/>
+              </w:rPr>
+              <w:t>15 min</w:t>
+            </w:r>
+          </w:p>
+        </w:tc>
+        <w:tc>
+          <w:tcPr>
+            <w:tcW w:type="dxa" w:w="6552"/>
+            <w:shd w:val="clear" w:color="auto" w:fill="FFF4E5"/>
+          </w:tcPr>
+          <w:p>
+            <w:r/>
+            <w:r>
+              <w:rPr>
+                <w:rFonts w:ascii="Arial" w:hAnsi="Arial"/>
+                <w:b w:val="0"/>
+                <w:sz w:val="19"/>
+              </w:rPr>
+              <w:t>Tea break</w:t>
+            </w:r>
+          </w:p>
+        </w:tc>
+      </w:tr>
+      <w:tr>
+        <w:trPr>
+          <w:cantSplit/>
+        </w:trPr>
+        <w:tc>
+          <w:tcPr>
+            <w:tcW w:type="dxa" w:w="1584"/>
+            <w:shd w:val="clear" w:color="auto" w:fill="F3F5F8"/>
+          </w:tcPr>
+          <w:p>
+            <w:r/>
+            <w:r>
+              <w:rPr>
+                <w:rFonts w:ascii="Arial" w:hAnsi="Arial"/>
+                <w:b w:val="0"/>
+                <w:sz w:val="19"/>
+              </w:rPr>
+              <w:t>16:45–17:30</w:t>
+            </w:r>
+          </w:p>
+        </w:tc>
+        <w:tc>
+          <w:tcPr>
+            <w:tcW w:type="dxa" w:w="1224"/>
+            <w:shd w:val="clear" w:color="auto" w:fill="F3F5F8"/>
+          </w:tcPr>
+          <w:p>
+            <w:r/>
+            <w:r>
+              <w:rPr>
+                <w:rFonts w:ascii="Arial" w:hAnsi="Arial"/>
+                <w:b w:val="0"/>
+                <w:sz w:val="19"/>
               </w:rPr>
               <w:t>45 min</w:t>
             </w:r>
@@ -1239,421 +1977,74 @@
         </w:tc>
         <w:tc>
           <w:tcPr>
-            <w:tcW w:type="dxa" w:w="2074"/>
+            <w:tcW w:type="dxa" w:w="6552"/>
+            <w:shd w:val="clear" w:color="auto" w:fill="F3F5F8"/>
           </w:tcPr>
           <w:p>
+            <w:r/>
             <w:r>
               <w:rPr>
                 <w:rFonts w:ascii="Arial" w:hAnsi="Arial"/>
                 <w:b w:val="0"/>
-                <w:sz w:val="17"/>
+                <w:sz w:val="19"/>
               </w:rPr>
-              <w:t>PowerPoint storytelling and native-chart design</w:t>
+              <w:t>LO1-LO2 evidence and transition checkpoint</w:t>
+            </w:r>
+          </w:p>
+        </w:tc>
+      </w:tr>
+      <w:tr>
+        <w:trPr>
+          <w:cantSplit/>
+        </w:trPr>
+        <w:tc>
+          <w:tcPr>
+            <w:tcW w:type="dxa" w:w="1584"/>
+            <w:shd w:val="clear" w:color="auto" w:fill="E8F7EE"/>
+          </w:tcPr>
+          <w:p>
+            <w:r/>
+            <w:r>
+              <w:rPr>
+                <w:rFonts w:ascii="Arial" w:hAnsi="Arial"/>
+                <w:b w:val="0"/>
+                <w:sz w:val="19"/>
+              </w:rPr>
+              <w:t>17:30–18:30</w:t>
             </w:r>
           </w:p>
         </w:tc>
         <w:tc>
           <w:tcPr>
-            <w:tcW w:type="dxa" w:w="2074"/>
+            <w:tcW w:type="dxa" w:w="1224"/>
+            <w:shd w:val="clear" w:color="auto" w:fill="E8F7EE"/>
           </w:tcPr>
           <w:p>
+            <w:r/>
             <w:r>
               <w:rPr>
                 <w:rFonts w:ascii="Arial" w:hAnsi="Arial"/>
                 <w:b w:val="0"/>
-                <w:sz w:val="17"/>
+                <w:sz w:val="19"/>
               </w:rPr>
-              <w:t>Concept briefing, visual examples and questioning</w:t>
+              <w:t>60 min</w:t>
             </w:r>
           </w:p>
         </w:tc>
         <w:tc>
           <w:tcPr>
-            <w:tcW w:type="dxa" w:w="2074"/>
+            <w:tcW w:type="dxa" w:w="6552"/>
+            <w:shd w:val="clear" w:color="auto" w:fill="E8F7EE"/>
           </w:tcPr>
           <w:p>
-            <w:r>
-              <w:t>Slides 34–43</w:t>
-            </w:r>
-          </w:p>
-        </w:tc>
-      </w:tr>
-      <w:tr>
-        <w:tc>
-          <w:tcPr>
-            <w:tcW w:type="dxa" w:w="2074"/>
-          </w:tcPr>
-          <w:p>
+            <w:r/>
             <w:r>
               <w:rPr>
                 <w:rFonts w:ascii="Arial" w:hAnsi="Arial"/>
                 <w:b w:val="0"/>
-                <w:sz w:val="17"/>
+                <w:sz w:val="19"/>
               </w:rPr>
-              <w:t>14:15-15:20</w:t>
-            </w:r>
-          </w:p>
-        </w:tc>
-        <w:tc>
-          <w:tcPr>
-            <w:tcW w:type="dxa" w:w="2074"/>
-          </w:tcPr>
-          <w:p>
-            <w:r>
-              <w:rPr>
-                <w:rFonts w:ascii="Arial" w:hAnsi="Arial"/>
-                <w:b w:val="0"/>
-                <w:sz w:val="17"/>
-              </w:rPr>
-              <w:t>65 min</w:t>
-            </w:r>
-          </w:p>
-        </w:tc>
-        <w:tc>
-          <w:tcPr>
-            <w:tcW w:type="dxa" w:w="2074"/>
-          </w:tcPr>
-          <w:p>
-            <w:r>
-              <w:rPr>
-                <w:rFonts w:ascii="Arial" w:hAnsi="Arial"/>
-                <w:b w:val="0"/>
-                <w:sz w:val="17"/>
-              </w:rPr>
-              <w:t>Labs 4-5: leadership story and native charts</w:t>
-            </w:r>
-          </w:p>
-        </w:tc>
-        <w:tc>
-          <w:tcPr>
-            <w:tcW w:type="dxa" w:w="2074"/>
-          </w:tcPr>
-          <w:p>
-            <w:r>
-              <w:rPr>
-                <w:rFonts w:ascii="Arial" w:hAnsi="Arial"/>
-                <w:b w:val="0"/>
-                <w:sz w:val="17"/>
-              </w:rPr>
-              <w:t>Demonstration, individual practice and debrief</w:t>
-            </w:r>
-          </w:p>
-        </w:tc>
-        <w:tc>
-          <w:tcPr>
-            <w:tcW w:type="dxa" w:w="2074"/>
-          </w:tcPr>
-          <w:p>
-            <w:r>
-              <w:t>Slides 50–53</w:t>
-            </w:r>
-          </w:p>
-        </w:tc>
-      </w:tr>
-      <w:tr>
-        <w:tc>
-          <w:tcPr>
-            <w:tcW w:type="dxa" w:w="2074"/>
-            <w:shd w:val="clear" w:color="auto" w:fill="FFF4E5"/>
-          </w:tcPr>
-          <w:p>
-            <w:r>
-              <w:rPr>
-                <w:rFonts w:ascii="Arial" w:hAnsi="Arial"/>
-                <w:b w:val="0"/>
-                <w:sz w:val="17"/>
-              </w:rPr>
-              <w:t>15:20-15:30</w:t>
-            </w:r>
-          </w:p>
-        </w:tc>
-        <w:tc>
-          <w:tcPr>
-            <w:tcW w:type="dxa" w:w="2074"/>
-            <w:shd w:val="clear" w:color="auto" w:fill="FFF4E5"/>
-          </w:tcPr>
-          <w:p>
-            <w:r>
-              <w:rPr>
-                <w:rFonts w:ascii="Arial" w:hAnsi="Arial"/>
-                <w:b w:val="0"/>
-                <w:sz w:val="17"/>
-              </w:rPr>
-              <w:t>10 min</w:t>
-            </w:r>
-          </w:p>
-        </w:tc>
-        <w:tc>
-          <w:tcPr>
-            <w:tcW w:type="dxa" w:w="2074"/>
-            <w:shd w:val="clear" w:color="auto" w:fill="FFF4E5"/>
-          </w:tcPr>
-          <w:p>
-            <w:r>
-              <w:rPr>
-                <w:rFonts w:ascii="Arial" w:hAnsi="Arial"/>
-                <w:b w:val="0"/>
-                <w:sz w:val="17"/>
-              </w:rPr>
-              <w:t>Tea break</w:t>
-            </w:r>
-          </w:p>
-        </w:tc>
-        <w:tc>
-          <w:tcPr>
-            <w:tcW w:type="dxa" w:w="2074"/>
-            <w:shd w:val="clear" w:color="auto" w:fill="FFF4E5"/>
-          </w:tcPr>
-          <w:p>
-            <w:r>
-              <w:rPr>
-                <w:rFonts w:ascii="Arial" w:hAnsi="Arial"/>
-                <w:b w:val="0"/>
-                <w:sz w:val="17"/>
-              </w:rPr>
-              <w:t>Break</w:t>
-            </w:r>
-          </w:p>
-        </w:tc>
-        <w:tc>
-          <w:tcPr>
-            <w:tcW w:type="dxa" w:w="2074"/>
-            <w:shd w:val="clear" w:color="auto" w:fill="FFF4E5"/>
-          </w:tcPr>
-          <w:p>
-            <w:r>
-              <w:rPr>
-                <w:rFonts w:ascii="Arial" w:hAnsi="Arial"/>
-                <w:b w:val="0"/>
-                <w:sz w:val="17"/>
-              </w:rPr>
-              <w:t>—</w:t>
-            </w:r>
-          </w:p>
-        </w:tc>
-      </w:tr>
-      <w:tr>
-        <w:tc>
-          <w:tcPr>
-            <w:tcW w:type="dxa" w:w="2074"/>
-          </w:tcPr>
-          <w:p>
-            <w:r>
-              <w:rPr>
-                <w:rFonts w:ascii="Arial" w:hAnsi="Arial"/>
-                <w:b w:val="0"/>
-                <w:sz w:val="17"/>
-              </w:rPr>
-              <w:t>15:30-16:15</w:t>
-            </w:r>
-          </w:p>
-        </w:tc>
-        <w:tc>
-          <w:tcPr>
-            <w:tcW w:type="dxa" w:w="2074"/>
-          </w:tcPr>
-          <w:p>
-            <w:r>
-              <w:rPr>
-                <w:rFonts w:ascii="Arial" w:hAnsi="Arial"/>
-                <w:b w:val="0"/>
-                <w:sz w:val="17"/>
-              </w:rPr>
-              <w:t>45 min</w:t>
-            </w:r>
-          </w:p>
-        </w:tc>
-        <w:tc>
-          <w:tcPr>
-            <w:tcW w:type="dxa" w:w="2074"/>
-          </w:tcPr>
-          <w:p>
-            <w:r>
-              <w:rPr>
-                <w:rFonts w:ascii="Arial" w:hAnsi="Arial"/>
-                <w:b w:val="0"/>
-                <w:sz w:val="17"/>
-              </w:rPr>
-              <w:t>Topic 2: analysis-ready data, deep analysis, forecasting and scenarios</w:t>
-            </w:r>
-          </w:p>
-        </w:tc>
-        <w:tc>
-          <w:tcPr>
-            <w:tcW w:type="dxa" w:w="2074"/>
-          </w:tcPr>
-          <w:p>
-            <w:r>
-              <w:rPr>
-                <w:rFonts w:ascii="Arial" w:hAnsi="Arial"/>
-                <w:b w:val="0"/>
-                <w:sz w:val="17"/>
-              </w:rPr>
-              <w:t>Concept briefing, visual examples and questioning</w:t>
-            </w:r>
-          </w:p>
-        </w:tc>
-        <w:tc>
-          <w:tcPr>
-            <w:tcW w:type="dxa" w:w="2074"/>
-          </w:tcPr>
-          <w:p>
-            <w:r>
-              <w:t>Slides 55–70</w:t>
-            </w:r>
-          </w:p>
-        </w:tc>
-      </w:tr>
-      <w:tr>
-        <w:tc>
-          <w:tcPr>
-            <w:tcW w:type="dxa" w:w="2074"/>
-          </w:tcPr>
-          <w:p>
-            <w:r>
-              <w:rPr>
-                <w:rFonts w:ascii="Arial" w:hAnsi="Arial"/>
-                <w:b w:val="0"/>
-                <w:sz w:val="17"/>
-              </w:rPr>
-              <w:t>16:15-17:45</w:t>
-            </w:r>
-          </w:p>
-        </w:tc>
-        <w:tc>
-          <w:tcPr>
-            <w:tcW w:type="dxa" w:w="2074"/>
-          </w:tcPr>
-          <w:p>
-            <w:r>
-              <w:rPr>
-                <w:rFonts w:ascii="Arial" w:hAnsi="Arial"/>
-                <w:b w:val="0"/>
-                <w:sz w:val="17"/>
-              </w:rPr>
-              <w:t>90 min</w:t>
-            </w:r>
-          </w:p>
-        </w:tc>
-        <w:tc>
-          <w:tcPr>
-            <w:tcW w:type="dxa" w:w="2074"/>
-          </w:tcPr>
-          <w:p>
-            <w:r>
-              <w:rPr>
-                <w:rFonts w:ascii="Arial" w:hAnsi="Arial"/>
-                <w:b w:val="0"/>
-                <w:sz w:val="17"/>
-              </w:rPr>
-              <w:t>Labs 6-8: formulas, diagnosis, forecasting and stress testing</w:t>
-            </w:r>
-          </w:p>
-        </w:tc>
-        <w:tc>
-          <w:tcPr>
-            <w:tcW w:type="dxa" w:w="2074"/>
-          </w:tcPr>
-          <w:p>
-            <w:r>
-              <w:rPr>
-                <w:rFonts w:ascii="Arial" w:hAnsi="Arial"/>
-                <w:b w:val="0"/>
-                <w:sz w:val="17"/>
-              </w:rPr>
-              <w:t>Demonstration, individual practice and debrief</w:t>
-            </w:r>
-          </w:p>
-        </w:tc>
-        <w:tc>
-          <w:tcPr>
-            <w:tcW w:type="dxa" w:w="2074"/>
-          </w:tcPr>
-          <w:p>
-            <w:r>
-              <w:t>Slides 71–76</w:t>
-            </w:r>
-          </w:p>
-        </w:tc>
-      </w:tr>
-      <w:tr>
-        <w:tc>
-          <w:tcPr>
-            <w:tcW w:type="dxa" w:w="2074"/>
-            <w:shd w:val="clear" w:color="auto" w:fill="F3F5F8"/>
-          </w:tcPr>
-          <w:p>
-            <w:r>
-              <w:rPr>
-                <w:rFonts w:ascii="Arial" w:hAnsi="Arial"/>
-                <w:b w:val="0"/>
-                <w:sz w:val="17"/>
-              </w:rPr>
-              <w:t>17:45-18:00</w:t>
-            </w:r>
-          </w:p>
-        </w:tc>
-        <w:tc>
-          <w:tcPr>
-            <w:tcW w:type="dxa" w:w="2074"/>
-            <w:shd w:val="clear" w:color="auto" w:fill="F3F5F8"/>
-          </w:tcPr>
-          <w:p>
-            <w:r>
-              <w:rPr>
-                <w:rFonts w:ascii="Arial" w:hAnsi="Arial"/>
-                <w:b w:val="0"/>
-                <w:sz w:val="17"/>
-              </w:rPr>
-              <w:t>15 min</w:t>
-            </w:r>
-          </w:p>
-        </w:tc>
-        <w:tc>
-          <w:tcPr>
-            <w:tcW w:type="dxa" w:w="2074"/>
-            <w:shd w:val="clear" w:color="auto" w:fill="F3F5F8"/>
-          </w:tcPr>
-          <w:p>
-            <w:r>
-              <w:rPr>
-                <w:rFonts w:ascii="Arial" w:hAnsi="Arial"/>
-                <w:b w:val="0"/>
-                <w:sz w:val="17"/>
-              </w:rPr>
-              <w:t>Day 1 reflection, evidence check and PM digital attendance</w:t>
-            </w:r>
-          </w:p>
-        </w:tc>
-        <w:tc>
-          <w:tcPr>
-            <w:tcW w:type="dxa" w:w="2074"/>
-            <w:shd w:val="clear" w:color="auto" w:fill="F3F5F8"/>
-          </w:tcPr>
-          <w:p>
-            <w:r>
-              <w:rPr>
-                <w:rFonts w:ascii="Arial" w:hAnsi="Arial"/>
-                <w:b w:val="0"/>
-                <w:sz w:val="17"/>
-              </w:rPr>
-              <w:t>Reflection and Q&amp;A</w:t>
-            </w:r>
-          </w:p>
-        </w:tc>
-        <w:tc>
-          <w:tcPr>
-            <w:tcW w:type="dxa" w:w="2074"/>
-            <w:shd w:val="clear" w:color="auto" w:fill="F3F5F8"/>
-          </w:tcPr>
-          <w:p>
-            <w:r>
-              <w:rPr>
-                <w:rFonts w:ascii="Arial" w:hAnsi="Arial"/>
-                <w:b w:val="0"/>
-                <w:sz w:val="17"/>
-              </w:rPr>
-              <w:t>—</w:t>
+              <w:t>Written Assessment - Short-Answer Questions</w:t>
             </w:r>
           </w:p>
         </w:tc>
@@ -1664,16 +2055,18 @@
         <w:rPr>
           <w:i/>
           <w:color w:val="555B66"/>
+          <w:sz w:val="19"/>
         </w:rPr>
-        <w:t>Scheduled learning and assessment time excluding lunch: 480 minutes (8 hours).</w:t>
+        <w:t>Approved counted duration: 420 minutes (7 hours) training plus 60 minutes (1 hour) assessment. Lunch and tea breaks are excluded.</w:t>
       </w:r>
     </w:p>
     <w:p>
       <w:pPr>
         <w:pStyle w:val="Heading2"/>
+        <w:keepNext/>
       </w:pPr>
       <w:r>
-        <w:t>Day 2: Outlook, Teams, Loop and governed Microsoft 365 agent pipelines</w:t>
+        <w:t>Day 2 — Interactive dashboard, professional presentation and Microsoft 365 business agents</w:t>
       </w:r>
     </w:p>
     <w:tbl>
@@ -1681,28 +2074,32 @@
         <w:tblStyle w:val="TableGrid"/>
         <w:tblW w:type="auto" w:w="0"/>
         <w:jc w:val="center"/>
+        <w:tblLayout w:type="fixed"/>
         <w:tblLook w:firstColumn="1" w:firstRow="1" w:lastColumn="0" w:lastRow="0" w:noHBand="0" w:noVBand="1" w:val="04A0"/>
       </w:tblPr>
       <w:tblGrid>
-        <w:gridCol w:w="2074"/>
-        <w:gridCol w:w="2074"/>
-        <w:gridCol w:w="2074"/>
-        <w:gridCol w:w="2074"/>
-        <w:gridCol w:w="2074"/>
+        <w:gridCol w:w="1584"/>
+        <w:gridCol w:w="1224"/>
+        <w:gridCol w:w="6552"/>
       </w:tblGrid>
       <w:tr>
+        <w:trPr>
+          <w:tblHeader w:val="true"/>
+          <w:cantSplit/>
+        </w:trPr>
         <w:tc>
           <w:tcPr>
-            <w:tcW w:type="dxa" w:w="2074"/>
+            <w:tcW w:type="dxa" w:w="1584"/>
             <w:shd w:val="clear" w:color="auto" w:fill="1F6FEB"/>
           </w:tcPr>
           <w:p>
+            <w:r/>
             <w:r>
               <w:rPr>
                 <w:rFonts w:ascii="Arial" w:hAnsi="Arial"/>
                 <w:b/>
                 <w:color w:val="FFFFFF"/>
-                <w:sz w:val="18"/>
+                <w:sz w:val="20"/>
               </w:rPr>
               <w:t>Time</w:t>
             </w:r>
@@ -1710,16 +2107,17 @@
         </w:tc>
         <w:tc>
           <w:tcPr>
-            <w:tcW w:type="dxa" w:w="2074"/>
+            <w:tcW w:type="dxa" w:w="1224"/>
             <w:shd w:val="clear" w:color="auto" w:fill="1F6FEB"/>
           </w:tcPr>
           <w:p>
+            <w:r/>
             <w:r>
               <w:rPr>
                 <w:rFonts w:ascii="Arial" w:hAnsi="Arial"/>
                 <w:b/>
                 <w:color w:val="FFFFFF"/>
-                <w:sz w:val="18"/>
+                <w:sz w:val="20"/>
               </w:rPr>
               <w:t>Duration</w:t>
             </w:r>
@@ -1727,84 +2125,274 @@
         </w:tc>
         <w:tc>
           <w:tcPr>
-            <w:tcW w:type="dxa" w:w="2074"/>
+            <w:tcW w:type="dxa" w:w="6552"/>
             <w:shd w:val="clear" w:color="auto" w:fill="1F6FEB"/>
           </w:tcPr>
           <w:p>
+            <w:r/>
             <w:r>
               <w:rPr>
                 <w:rFonts w:ascii="Arial" w:hAnsi="Arial"/>
                 <w:b/>
                 <w:color w:val="FFFFFF"/>
-                <w:sz w:val="18"/>
+                <w:sz w:val="20"/>
               </w:rPr>
               <w:t>Topic / Activity</w:t>
             </w:r>
           </w:p>
         </w:tc>
+      </w:tr>
+      <w:tr>
+        <w:trPr>
+          <w:cantSplit/>
+        </w:trPr>
         <w:tc>
           <w:tcPr>
-            <w:tcW w:type="dxa" w:w="2074"/>
-            <w:shd w:val="clear" w:color="auto" w:fill="1F6FEB"/>
+            <w:tcW w:type="dxa" w:w="1584"/>
+            <w:shd w:val="clear" w:color="auto" w:fill="F3F5F8"/>
           </w:tcPr>
           <w:p>
+            <w:r/>
             <w:r>
               <w:rPr>
                 <w:rFonts w:ascii="Arial" w:hAnsi="Arial"/>
-                <w:b/>
-                <w:color w:val="FFFFFF"/>
-                <w:sz w:val="18"/>
+                <w:b w:val="0"/>
+                <w:sz w:val="19"/>
               </w:rPr>
-              <w:t>Method</w:t>
+              <w:t>09:00–09:10</w:t>
             </w:r>
           </w:p>
         </w:tc>
         <w:tc>
           <w:tcPr>
-            <w:tcW w:type="dxa" w:w="2074"/>
-            <w:shd w:val="clear" w:color="auto" w:fill="1F6FEB"/>
+            <w:tcW w:type="dxa" w:w="1224"/>
+            <w:shd w:val="clear" w:color="auto" w:fill="F3F5F8"/>
           </w:tcPr>
           <w:p>
+            <w:r/>
             <w:r>
               <w:rPr>
                 <w:rFonts w:ascii="Arial" w:hAnsi="Arial"/>
-                <w:b/>
-                <w:color w:val="FFFFFF"/>
-                <w:sz w:val="18"/>
+                <w:b w:val="0"/>
+                <w:sz w:val="19"/>
               </w:rPr>
-              <w:t>Slides</w:t>
+              <w:t>10 min</w:t>
+            </w:r>
+          </w:p>
+        </w:tc>
+        <w:tc>
+          <w:tcPr>
+            <w:tcW w:type="dxa" w:w="6552"/>
+            <w:shd w:val="clear" w:color="auto" w:fill="F3F5F8"/>
+          </w:tcPr>
+          <w:p>
+            <w:r/>
+            <w:r>
+              <w:rPr>
+                <w:rFonts w:ascii="Arial" w:hAnsi="Arial"/>
+                <w:b w:val="0"/>
+                <w:sz w:val="19"/>
+              </w:rPr>
+              <w:t>Day 2 briefing and fixed-baseline check</w:t>
             </w:r>
           </w:p>
         </w:tc>
       </w:tr>
       <w:tr>
+        <w:trPr>
+          <w:cantSplit/>
+        </w:trPr>
         <w:tc>
           <w:tcPr>
-            <w:tcW w:type="dxa" w:w="2074"/>
-            <w:shd w:val="clear" w:color="auto" w:fill="F3F5F8"/>
+            <w:tcW w:type="dxa" w:w="1584"/>
+            <w:shd w:val="clear" w:color="auto" w:fill="E8F0FE"/>
           </w:tcPr>
           <w:p>
+            <w:r/>
             <w:r>
               <w:rPr>
                 <w:rFonts w:ascii="Arial" w:hAnsi="Arial"/>
-                <w:b w:val="0"/>
-                <w:sz w:val="17"/>
+                <w:b/>
+                <w:sz w:val="19"/>
               </w:rPr>
-              <w:t>9:00-9:15</w:t>
+              <w:t>09:10–10:25</w:t>
             </w:r>
           </w:p>
         </w:tc>
         <w:tc>
           <w:tcPr>
-            <w:tcW w:type="dxa" w:w="2074"/>
-            <w:shd w:val="clear" w:color="auto" w:fill="F3F5F8"/>
+            <w:tcW w:type="dxa" w:w="1224"/>
+            <w:shd w:val="clear" w:color="auto" w:fill="E8F0FE"/>
           </w:tcPr>
           <w:p>
+            <w:r/>
             <w:r>
               <w:rPr>
                 <w:rFonts w:ascii="Arial" w:hAnsi="Arial"/>
                 <w:b w:val="0"/>
-                <w:sz w:val="17"/>
+                <w:sz w:val="19"/>
+              </w:rPr>
+              <w:t>75 min</w:t>
+            </w:r>
+          </w:p>
+        </w:tc>
+        <w:tc>
+          <w:tcPr>
+            <w:tcW w:type="dxa" w:w="6552"/>
+            <w:shd w:val="clear" w:color="auto" w:fill="E8F0FE"/>
+          </w:tcPr>
+          <w:p>
+            <w:r/>
+            <w:r>
+              <w:rPr>
+                <w:rFonts w:ascii="Arial" w:hAnsi="Arial"/>
+                <w:b/>
+                <w:sz w:val="19"/>
+              </w:rPr>
+              <w:t>Topic 3 concepts and demonstration</w:t>
+            </w:r>
+          </w:p>
+        </w:tc>
+      </w:tr>
+      <w:tr>
+        <w:trPr>
+          <w:cantSplit/>
+        </w:trPr>
+        <w:tc>
+          <w:tcPr>
+            <w:tcW w:type="dxa" w:w="1584"/>
+          </w:tcPr>
+          <w:p>
+            <w:r/>
+            <w:r>
+              <w:rPr>
+                <w:rFonts w:ascii="Arial" w:hAnsi="Arial"/>
+                <w:b w:val="0"/>
+                <w:sz w:val="19"/>
+              </w:rPr>
+              <w:t>10:25–10:55</w:t>
+            </w:r>
+          </w:p>
+        </w:tc>
+        <w:tc>
+          <w:tcPr>
+            <w:tcW w:type="dxa" w:w="1224"/>
+          </w:tcPr>
+          <w:p>
+            <w:r/>
+            <w:r>
+              <w:rPr>
+                <w:rFonts w:ascii="Arial" w:hAnsi="Arial"/>
+                <w:b w:val="0"/>
+                <w:sz w:val="19"/>
+              </w:rPr>
+              <w:t>30 min</w:t>
+            </w:r>
+          </w:p>
+        </w:tc>
+        <w:tc>
+          <w:tcPr>
+            <w:tcW w:type="dxa" w:w="6552"/>
+          </w:tcPr>
+          <w:p>
+            <w:r/>
+            <w:r>
+              <w:rPr>
+                <w:rFonts w:ascii="Arial" w:hAnsi="Arial"/>
+                <w:b w:val="0"/>
+                <w:sz w:val="19"/>
+              </w:rPr>
+              <w:t>Lab 7 (Custom Dashboard Skill): Create and Apply a Custom Interactive Dashboard Skill</w:t>
+            </w:r>
+          </w:p>
+        </w:tc>
+      </w:tr>
+      <w:tr>
+        <w:trPr>
+          <w:cantSplit/>
+        </w:trPr>
+        <w:tc>
+          <w:tcPr>
+            <w:tcW w:type="dxa" w:w="1584"/>
+          </w:tcPr>
+          <w:p>
+            <w:r/>
+            <w:r>
+              <w:rPr>
+                <w:rFonts w:ascii="Arial" w:hAnsi="Arial"/>
+                <w:b w:val="0"/>
+                <w:sz w:val="19"/>
+              </w:rPr>
+              <w:t>10:55–11:25</w:t>
+            </w:r>
+          </w:p>
+        </w:tc>
+        <w:tc>
+          <w:tcPr>
+            <w:tcW w:type="dxa" w:w="1224"/>
+          </w:tcPr>
+          <w:p>
+            <w:r/>
+            <w:r>
+              <w:rPr>
+                <w:rFonts w:ascii="Arial" w:hAnsi="Arial"/>
+                <w:b w:val="0"/>
+                <w:sz w:val="19"/>
+              </w:rPr>
+              <w:t>30 min</w:t>
+            </w:r>
+          </w:p>
+        </w:tc>
+        <w:tc>
+          <w:tcPr>
+            <w:tcW w:type="dxa" w:w="6552"/>
+          </w:tcPr>
+          <w:p>
+            <w:r/>
+            <w:r>
+              <w:rPr>
+                <w:rFonts w:ascii="Arial" w:hAnsi="Arial"/>
+                <w:b w:val="0"/>
+                <w:sz w:val="19"/>
+              </w:rPr>
+              <w:t>Lab 8 (Interactive Filters and Refresh): Use the Dashboard Skill for Filters, Refresh and Safe Reruns</w:t>
+            </w:r>
+          </w:p>
+        </w:tc>
+      </w:tr>
+      <w:tr>
+        <w:trPr>
+          <w:cantSplit/>
+        </w:trPr>
+        <w:tc>
+          <w:tcPr>
+            <w:tcW w:type="dxa" w:w="1584"/>
+            <w:shd w:val="clear" w:color="auto" w:fill="FFF4E5"/>
+          </w:tcPr>
+          <w:p>
+            <w:r/>
+            <w:r>
+              <w:rPr>
+                <w:rFonts w:ascii="Arial" w:hAnsi="Arial"/>
+                <w:b w:val="0"/>
+                <w:sz w:val="19"/>
+              </w:rPr>
+              <w:t>11:25–11:40</w:t>
+            </w:r>
+          </w:p>
+        </w:tc>
+        <w:tc>
+          <w:tcPr>
+            <w:tcW w:type="dxa" w:w="1224"/>
+            <w:shd w:val="clear" w:color="auto" w:fill="FFF4E5"/>
+          </w:tcPr>
+          <w:p>
+            <w:r/>
+            <w:r>
+              <w:rPr>
+                <w:rFonts w:ascii="Arial" w:hAnsi="Arial"/>
+                <w:b w:val="0"/>
+                <w:sz w:val="19"/>
               </w:rPr>
               <w:t>15 min</w:t>
             </w:r>
@@ -1812,305 +2400,53 @@
         </w:tc>
         <w:tc>
           <w:tcPr>
-            <w:tcW w:type="dxa" w:w="2074"/>
-            <w:shd w:val="clear" w:color="auto" w:fill="F3F5F8"/>
+            <w:tcW w:type="dxa" w:w="6552"/>
+            <w:shd w:val="clear" w:color="auto" w:fill="FFF4E5"/>
           </w:tcPr>
           <w:p>
+            <w:r/>
             <w:r>
               <w:rPr>
                 <w:rFonts w:ascii="Arial" w:hAnsi="Arial"/>
                 <w:b w:val="0"/>
-                <w:sz w:val="17"/>
+                <w:sz w:val="19"/>
               </w:rPr>
-              <w:t>Day 1 recap and AM digital attendance</w:t>
+              <w:t>Tea break</w:t>
+            </w:r>
+          </w:p>
+        </w:tc>
+      </w:tr>
+      <w:tr>
+        <w:trPr>
+          <w:cantSplit/>
+        </w:trPr>
+        <w:tc>
+          <w:tcPr>
+            <w:tcW w:type="dxa" w:w="1584"/>
+          </w:tcPr>
+          <w:p>
+            <w:r/>
+            <w:r>
+              <w:rPr>
+                <w:rFonts w:ascii="Arial" w:hAnsi="Arial"/>
+                <w:b w:val="0"/>
+                <w:sz w:val="19"/>
+              </w:rPr>
+              <w:t>11:40–12:10</w:t>
             </w:r>
           </w:p>
         </w:tc>
         <w:tc>
           <w:tcPr>
-            <w:tcW w:type="dxa" w:w="2074"/>
-            <w:shd w:val="clear" w:color="auto" w:fill="F3F5F8"/>
+            <w:tcW w:type="dxa" w:w="1224"/>
           </w:tcPr>
           <w:p>
+            <w:r/>
             <w:r>
               <w:rPr>
                 <w:rFonts w:ascii="Arial" w:hAnsi="Arial"/>
                 <w:b w:val="0"/>
-                <w:sz w:val="17"/>
-              </w:rPr>
-              <w:t>Facilitated briefing</w:t>
-            </w:r>
-          </w:p>
-        </w:tc>
-        <w:tc>
-          <w:tcPr>
-            <w:tcW w:type="dxa" w:w="2074"/>
-            <w:shd w:val="clear" w:color="auto" w:fill="F3F5F8"/>
-          </w:tcPr>
-          <w:p>
-            <w:r>
-              <w:rPr>
-                <w:rFonts w:ascii="Arial" w:hAnsi="Arial"/>
-                <w:b w:val="0"/>
-                <w:sz w:val="17"/>
-              </w:rPr>
-              <w:t>—</w:t>
-            </w:r>
-          </w:p>
-        </w:tc>
-      </w:tr>
-      <w:tr>
-        <w:tc>
-          <w:tcPr>
-            <w:tcW w:type="dxa" w:w="2074"/>
-          </w:tcPr>
-          <w:p>
-            <w:r>
-              <w:rPr>
-                <w:rFonts w:ascii="Arial" w:hAnsi="Arial"/>
-                <w:b w:val="0"/>
-                <w:sz w:val="17"/>
-              </w:rPr>
-              <w:t>9:15-10:00</w:t>
-            </w:r>
-          </w:p>
-        </w:tc>
-        <w:tc>
-          <w:tcPr>
-            <w:tcW w:type="dxa" w:w="2074"/>
-          </w:tcPr>
-          <w:p>
-            <w:r>
-              <w:rPr>
-                <w:rFonts w:ascii="Arial" w:hAnsi="Arial"/>
-                <w:b w:val="0"/>
-                <w:sz w:val="17"/>
-              </w:rPr>
-              <w:t>45 min</w:t>
-            </w:r>
-          </w:p>
-        </w:tc>
-        <w:tc>
-          <w:tcPr>
-            <w:tcW w:type="dxa" w:w="2074"/>
-          </w:tcPr>
-          <w:p>
-            <w:r>
-              <w:rPr>
-                <w:rFonts w:ascii="Arial" w:hAnsi="Arial"/>
-                <w:b w:val="0"/>
-                <w:sz w:val="17"/>
-              </w:rPr>
-              <w:t>Topic 3: Outlook, Teams, Loop and communication controls</w:t>
-            </w:r>
-          </w:p>
-        </w:tc>
-        <w:tc>
-          <w:tcPr>
-            <w:tcW w:type="dxa" w:w="2074"/>
-          </w:tcPr>
-          <w:p>
-            <w:r>
-              <w:rPr>
-                <w:rFonts w:ascii="Arial" w:hAnsi="Arial"/>
-                <w:b w:val="0"/>
-                <w:sz w:val="17"/>
-              </w:rPr>
-              <w:t>Concept briefing, visual examples and questioning</w:t>
-            </w:r>
-          </w:p>
-        </w:tc>
-        <w:tc>
-          <w:tcPr>
-            <w:tcW w:type="dxa" w:w="2074"/>
-          </w:tcPr>
-          <w:p>
-            <w:r>
-              <w:t>Slides 79–94</w:t>
-            </w:r>
-          </w:p>
-        </w:tc>
-      </w:tr>
-      <w:tr>
-        <w:tc>
-          <w:tcPr>
-            <w:tcW w:type="dxa" w:w="2074"/>
-            <w:shd w:val="clear" w:color="auto" w:fill="FFF4E5"/>
-          </w:tcPr>
-          <w:p>
-            <w:r>
-              <w:rPr>
-                <w:rFonts w:ascii="Arial" w:hAnsi="Arial"/>
-                <w:b w:val="0"/>
-                <w:sz w:val="17"/>
-              </w:rPr>
-              <w:t>10:00-10:10</w:t>
-            </w:r>
-          </w:p>
-        </w:tc>
-        <w:tc>
-          <w:tcPr>
-            <w:tcW w:type="dxa" w:w="2074"/>
-            <w:shd w:val="clear" w:color="auto" w:fill="FFF4E5"/>
-          </w:tcPr>
-          <w:p>
-            <w:r>
-              <w:rPr>
-                <w:rFonts w:ascii="Arial" w:hAnsi="Arial"/>
-                <w:b w:val="0"/>
-                <w:sz w:val="17"/>
-              </w:rPr>
-              <w:t>10 min</w:t>
-            </w:r>
-          </w:p>
-        </w:tc>
-        <w:tc>
-          <w:tcPr>
-            <w:tcW w:type="dxa" w:w="2074"/>
-            <w:shd w:val="clear" w:color="auto" w:fill="FFF4E5"/>
-          </w:tcPr>
-          <w:p>
-            <w:r>
-              <w:rPr>
-                <w:rFonts w:ascii="Arial" w:hAnsi="Arial"/>
-                <w:b w:val="0"/>
-                <w:sz w:val="17"/>
-              </w:rPr>
-              <w:t>Tea break</w:t>
-            </w:r>
-          </w:p>
-        </w:tc>
-        <w:tc>
-          <w:tcPr>
-            <w:tcW w:type="dxa" w:w="2074"/>
-            <w:shd w:val="clear" w:color="auto" w:fill="FFF4E5"/>
-          </w:tcPr>
-          <w:p>
-            <w:r>
-              <w:rPr>
-                <w:rFonts w:ascii="Arial" w:hAnsi="Arial"/>
-                <w:b w:val="0"/>
-                <w:sz w:val="17"/>
-              </w:rPr>
-              <w:t>Break</w:t>
-            </w:r>
-          </w:p>
-        </w:tc>
-        <w:tc>
-          <w:tcPr>
-            <w:tcW w:type="dxa" w:w="2074"/>
-            <w:shd w:val="clear" w:color="auto" w:fill="FFF4E5"/>
-          </w:tcPr>
-          <w:p>
-            <w:r>
-              <w:rPr>
-                <w:rFonts w:ascii="Arial" w:hAnsi="Arial"/>
-                <w:b w:val="0"/>
-                <w:sz w:val="17"/>
-              </w:rPr>
-              <w:t>—</w:t>
-            </w:r>
-          </w:p>
-        </w:tc>
-      </w:tr>
-      <w:tr>
-        <w:tc>
-          <w:tcPr>
-            <w:tcW w:type="dxa" w:w="2074"/>
-          </w:tcPr>
-          <w:p>
-            <w:r>
-              <w:rPr>
-                <w:rFonts w:ascii="Arial" w:hAnsi="Arial"/>
-                <w:b w:val="0"/>
-                <w:sz w:val="17"/>
-              </w:rPr>
-              <w:t>10:10-12:00</w:t>
-            </w:r>
-          </w:p>
-        </w:tc>
-        <w:tc>
-          <w:tcPr>
-            <w:tcW w:type="dxa" w:w="2074"/>
-          </w:tcPr>
-          <w:p>
-            <w:r>
-              <w:rPr>
-                <w:rFonts w:ascii="Arial" w:hAnsi="Arial"/>
-                <w:b w:val="0"/>
-                <w:sz w:val="17"/>
-              </w:rPr>
-              <w:t>110 min</w:t>
-            </w:r>
-          </w:p>
-        </w:tc>
-        <w:tc>
-          <w:tcPr>
-            <w:tcW w:type="dxa" w:w="2074"/>
-          </w:tcPr>
-          <w:p>
-            <w:r>
-              <w:rPr>
-                <w:rFonts w:ascii="Arial" w:hAnsi="Arial"/>
-                <w:b w:val="0"/>
-                <w:sz w:val="17"/>
-              </w:rPr>
-              <w:t>Labs 9-11: inbox, meeting and living implementation plan</w:t>
-            </w:r>
-          </w:p>
-        </w:tc>
-        <w:tc>
-          <w:tcPr>
-            <w:tcW w:type="dxa" w:w="2074"/>
-          </w:tcPr>
-          <w:p>
-            <w:r>
-              <w:rPr>
-                <w:rFonts w:ascii="Arial" w:hAnsi="Arial"/>
-                <w:b w:val="0"/>
-                <w:sz w:val="17"/>
-              </w:rPr>
-              <w:t>Demonstration, individual practice and debrief</w:t>
-            </w:r>
-          </w:p>
-        </w:tc>
-        <w:tc>
-          <w:tcPr>
-            <w:tcW w:type="dxa" w:w="2074"/>
-          </w:tcPr>
-          <w:p>
-            <w:r>
-              <w:t>Slides 95–100</w:t>
-            </w:r>
-          </w:p>
-        </w:tc>
-      </w:tr>
-      <w:tr>
-        <w:tc>
-          <w:tcPr>
-            <w:tcW w:type="dxa" w:w="2074"/>
-          </w:tcPr>
-          <w:p>
-            <w:r>
-              <w:rPr>
-                <w:rFonts w:ascii="Arial" w:hAnsi="Arial"/>
-                <w:b w:val="0"/>
-                <w:sz w:val="17"/>
-              </w:rPr>
-              <w:t>12:00-12:30</w:t>
-            </w:r>
-          </w:p>
-        </w:tc>
-        <w:tc>
-          <w:tcPr>
-            <w:tcW w:type="dxa" w:w="2074"/>
-          </w:tcPr>
-          <w:p>
-            <w:r>
-              <w:rPr>
-                <w:rFonts w:ascii="Arial" w:hAnsi="Arial"/>
-                <w:b w:val="0"/>
-                <w:sz w:val="17"/>
+                <w:sz w:val="19"/>
               </w:rPr>
               <w:t>30 min</w:t>
             </w:r>
@@ -2118,73 +2454,107 @@
         </w:tc>
         <w:tc>
           <w:tcPr>
-            <w:tcW w:type="dxa" w:w="2074"/>
+            <w:tcW w:type="dxa" w:w="6552"/>
           </w:tcPr>
           <w:p>
+            <w:r/>
             <w:r>
               <w:rPr>
                 <w:rFonts w:ascii="Arial" w:hAnsi="Arial"/>
                 <w:b w:val="0"/>
-                <w:sz w:val="17"/>
+                <w:sz w:val="19"/>
               </w:rPr>
-              <w:t>Topic 4: agent roles, knowledge, instructions and pipeline architecture</w:t>
+              <w:t>Lab 9 (Dashboard to presentation): Turn Dashboard Evidence into a Management Story</w:t>
+            </w:r>
+          </w:p>
+        </w:tc>
+      </w:tr>
+      <w:tr>
+        <w:trPr>
+          <w:cantSplit/>
+        </w:trPr>
+        <w:tc>
+          <w:tcPr>
+            <w:tcW w:type="dxa" w:w="1584"/>
+          </w:tcPr>
+          <w:p>
+            <w:r/>
+            <w:r>
+              <w:rPr>
+                <w:rFonts w:ascii="Arial" w:hAnsi="Arial"/>
+                <w:b w:val="0"/>
+                <w:sz w:val="19"/>
+              </w:rPr>
+              <w:t>12:10–12:40</w:t>
             </w:r>
           </w:p>
         </w:tc>
         <w:tc>
           <w:tcPr>
-            <w:tcW w:type="dxa" w:w="2074"/>
+            <w:tcW w:type="dxa" w:w="1224"/>
           </w:tcPr>
           <w:p>
+            <w:r/>
             <w:r>
               <w:rPr>
                 <w:rFonts w:ascii="Arial" w:hAnsi="Arial"/>
                 <w:b w:val="0"/>
-                <w:sz w:val="17"/>
+                <w:sz w:val="19"/>
               </w:rPr>
-              <w:t>Concept briefing, visual examples and questioning</w:t>
+              <w:t>30 min</w:t>
             </w:r>
           </w:p>
         </w:tc>
         <w:tc>
           <w:tcPr>
-            <w:tcW w:type="dxa" w:w="2074"/>
+            <w:tcW w:type="dxa" w:w="6552"/>
           </w:tcPr>
           <w:p>
+            <w:r/>
             <w:r>
-              <w:t>Slides 103–118</w:t>
+              <w:rPr>
+                <w:rFonts w:ascii="Arial" w:hAnsi="Arial"/>
+                <w:b w:val="0"/>
+                <w:sz w:val="19"/>
+              </w:rPr>
+              <w:t>Lab 10 (Professional handoff): Refine and Present the HR Service Decision Deck</w:t>
             </w:r>
           </w:p>
         </w:tc>
       </w:tr>
       <w:tr>
+        <w:trPr>
+          <w:cantSplit/>
+        </w:trPr>
         <w:tc>
           <w:tcPr>
-            <w:tcW w:type="dxa" w:w="2074"/>
+            <w:tcW w:type="dxa" w:w="1584"/>
             <w:shd w:val="clear" w:color="auto" w:fill="FDE9D9"/>
           </w:tcPr>
           <w:p>
+            <w:r/>
             <w:r>
               <w:rPr>
                 <w:rFonts w:ascii="Arial" w:hAnsi="Arial"/>
                 <w:b w:val="0"/>
-                <w:sz w:val="17"/>
+                <w:sz w:val="19"/>
               </w:rPr>
-              <w:t>12:30-13:30</w:t>
+              <w:t>12:40–13:40</w:t>
             </w:r>
           </w:p>
         </w:tc>
         <w:tc>
           <w:tcPr>
-            <w:tcW w:type="dxa" w:w="2074"/>
+            <w:tcW w:type="dxa" w:w="1224"/>
             <w:shd w:val="clear" w:color="auto" w:fill="FDE9D9"/>
           </w:tcPr>
           <w:p>
+            <w:r/>
             <w:r>
               <w:rPr>
                 <w:rFonts w:ascii="Arial" w:hAnsi="Arial"/>
                 <w:b w:val="0"/>
-                <w:sz w:val="17"/>
+                <w:sz w:val="19"/>
               </w:rPr>
               <w:t>60 min</w:t>
             </w:r>
@@ -2192,307 +2562,435 @@
         </w:tc>
         <w:tc>
           <w:tcPr>
-            <w:tcW w:type="dxa" w:w="2074"/>
+            <w:tcW w:type="dxa" w:w="6552"/>
             <w:shd w:val="clear" w:color="auto" w:fill="FDE9D9"/>
           </w:tcPr>
           <w:p>
+            <w:r/>
             <w:r>
               <w:rPr>
                 <w:rFonts w:ascii="Arial" w:hAnsi="Arial"/>
                 <w:b w:val="0"/>
-                <w:sz w:val="17"/>
+                <w:sz w:val="19"/>
               </w:rPr>
-              <w:t>Lunch break</w:t>
+              <w:t>Lunch</w:t>
+            </w:r>
+          </w:p>
+        </w:tc>
+      </w:tr>
+      <w:tr>
+        <w:trPr>
+          <w:cantSplit/>
+        </w:trPr>
+        <w:tc>
+          <w:tcPr>
+            <w:tcW w:type="dxa" w:w="1584"/>
+            <w:shd w:val="clear" w:color="auto" w:fill="E8F0FE"/>
+          </w:tcPr>
+          <w:p>
+            <w:r/>
+            <w:r>
+              <w:rPr>
+                <w:rFonts w:ascii="Arial" w:hAnsi="Arial"/>
+                <w:b/>
+                <w:sz w:val="19"/>
+              </w:rPr>
+              <w:t>13:40–14:55</w:t>
             </w:r>
           </w:p>
         </w:tc>
         <w:tc>
           <w:tcPr>
-            <w:tcW w:type="dxa" w:w="2074"/>
-            <w:shd w:val="clear" w:color="auto" w:fill="FDE9D9"/>
+            <w:tcW w:type="dxa" w:w="1224"/>
+            <w:shd w:val="clear" w:color="auto" w:fill="E8F0FE"/>
           </w:tcPr>
           <w:p>
+            <w:r/>
             <w:r>
               <w:rPr>
                 <w:rFonts w:ascii="Arial" w:hAnsi="Arial"/>
                 <w:b w:val="0"/>
-                <w:sz w:val="17"/>
+                <w:sz w:val="19"/>
               </w:rPr>
-              <w:t>Lunch</w:t>
+              <w:t>75 min</w:t>
             </w:r>
           </w:p>
         </w:tc>
         <w:tc>
           <w:tcPr>
-            <w:tcW w:type="dxa" w:w="2074"/>
-            <w:shd w:val="clear" w:color="auto" w:fill="FDE9D9"/>
+            <w:tcW w:type="dxa" w:w="6552"/>
+            <w:shd w:val="clear" w:color="auto" w:fill="E8F0FE"/>
           </w:tcPr>
           <w:p>
+            <w:r/>
             <w:r>
               <w:rPr>
                 <w:rFonts w:ascii="Arial" w:hAnsi="Arial"/>
-                <w:b w:val="0"/>
-                <w:sz w:val="17"/>
+                <w:b/>
+                <w:sz w:val="19"/>
               </w:rPr>
-              <w:t>—</w:t>
+              <w:t>Topic 4 concepts and Agent Builder demonstration</w:t>
             </w:r>
           </w:p>
         </w:tc>
       </w:tr>
       <w:tr>
+        <w:trPr>
+          <w:cantSplit/>
+        </w:trPr>
         <w:tc>
           <w:tcPr>
-            <w:tcW w:type="dxa" w:w="2074"/>
+            <w:tcW w:type="dxa" w:w="1584"/>
           </w:tcPr>
           <w:p>
+            <w:r/>
             <w:r>
               <w:rPr>
                 <w:rFonts w:ascii="Arial" w:hAnsi="Arial"/>
                 <w:b w:val="0"/>
-                <w:sz w:val="17"/>
+                <w:sz w:val="19"/>
               </w:rPr>
-              <w:t>13:30-14:10</w:t>
+              <w:t>14:55–15:25</w:t>
             </w:r>
           </w:p>
         </w:tc>
         <w:tc>
           <w:tcPr>
-            <w:tcW w:type="dxa" w:w="2074"/>
+            <w:tcW w:type="dxa" w:w="1224"/>
           </w:tcPr>
           <w:p>
+            <w:r/>
             <w:r>
               <w:rPr>
                 <w:rFonts w:ascii="Arial" w:hAnsi="Arial"/>
                 <w:b w:val="0"/>
-                <w:sz w:val="17"/>
+                <w:sz w:val="19"/>
               </w:rPr>
-              <w:t>40 min</w:t>
+              <w:t>30 min</w:t>
             </w:r>
           </w:p>
         </w:tc>
         <w:tc>
           <w:tcPr>
-            <w:tcW w:type="dxa" w:w="2074"/>
+            <w:tcW w:type="dxa" w:w="6552"/>
           </w:tcPr>
           <w:p>
+            <w:r/>
             <w:r>
               <w:rPr>
                 <w:rFonts w:ascii="Arial" w:hAnsi="Arial"/>
                 <w:b w:val="0"/>
-                <w:sz w:val="17"/>
+                <w:sz w:val="19"/>
               </w:rPr>
-              <w:t>Agent actions, approvals, evaluation, monitoring and staff enablement</w:t>
+              <w:t>Lab 11 (Agent Scope and Knowledge): Design the HR Policy Agent: Users, Knowledge and Skill</w:t>
+            </w:r>
+          </w:p>
+        </w:tc>
+      </w:tr>
+      <w:tr>
+        <w:trPr>
+          <w:cantSplit/>
+        </w:trPr>
+        <w:tc>
+          <w:tcPr>
+            <w:tcW w:type="dxa" w:w="1584"/>
+          </w:tcPr>
+          <w:p>
+            <w:r/>
+            <w:r>
+              <w:rPr>
+                <w:rFonts w:ascii="Arial" w:hAnsi="Arial"/>
+                <w:b w:val="0"/>
+                <w:sz w:val="19"/>
+              </w:rPr>
+              <w:t>15:25–15:55</w:t>
             </w:r>
           </w:p>
         </w:tc>
         <w:tc>
           <w:tcPr>
-            <w:tcW w:type="dxa" w:w="2074"/>
+            <w:tcW w:type="dxa" w:w="1224"/>
           </w:tcPr>
           <w:p>
+            <w:r/>
             <w:r>
               <w:rPr>
                 <w:rFonts w:ascii="Arial" w:hAnsi="Arial"/>
                 <w:b w:val="0"/>
-                <w:sz w:val="17"/>
+                <w:sz w:val="19"/>
               </w:rPr>
-              <w:t>Concept briefing, visual examples and questioning</w:t>
+              <w:t>30 min</w:t>
             </w:r>
           </w:p>
         </w:tc>
         <w:tc>
           <w:tcPr>
-            <w:tcW w:type="dxa" w:w="2074"/>
+            <w:tcW w:type="dxa" w:w="6552"/>
           </w:tcPr>
           <w:p>
+            <w:r/>
             <w:r>
-              <w:t>Slides 103–118; 130–142</w:t>
+              <w:rPr>
+                <w:rFonts w:ascii="Arial" w:hAnsi="Arial"/>
+                <w:b w:val="0"/>
+                <w:sz w:val="19"/>
+              </w:rPr>
+              <w:t>Lab 12 (Agent Configuration): Build the HR Agent: Instructions, Knowledge, Skill and Starter Prompts</w:t>
             </w:r>
           </w:p>
         </w:tc>
       </w:tr>
       <w:tr>
+        <w:trPr>
+          <w:cantSplit/>
+        </w:trPr>
         <w:tc>
           <w:tcPr>
-            <w:tcW w:type="dxa" w:w="2074"/>
+            <w:tcW w:type="dxa" w:w="1584"/>
+            <w:shd w:val="clear" w:color="auto" w:fill="FFF4E5"/>
           </w:tcPr>
           <w:p>
+            <w:r/>
             <w:r>
               <w:rPr>
                 <w:rFonts w:ascii="Arial" w:hAnsi="Arial"/>
                 <w:b w:val="0"/>
-                <w:sz w:val="17"/>
+                <w:sz w:val="19"/>
               </w:rPr>
-              <w:t>14:10-15:50</w:t>
+              <w:t>15:55–16:10</w:t>
             </w:r>
           </w:p>
         </w:tc>
         <w:tc>
           <w:tcPr>
-            <w:tcW w:type="dxa" w:w="2074"/>
+            <w:tcW w:type="dxa" w:w="1224"/>
+            <w:shd w:val="clear" w:color="auto" w:fill="FFF4E5"/>
           </w:tcPr>
           <w:p>
+            <w:r/>
             <w:r>
               <w:rPr>
                 <w:rFonts w:ascii="Arial" w:hAnsi="Arial"/>
                 <w:b w:val="0"/>
-                <w:sz w:val="17"/>
+                <w:sz w:val="19"/>
               </w:rPr>
-              <w:t>100 min</w:t>
+              <w:t>15 min</w:t>
             </w:r>
           </w:p>
         </w:tc>
         <w:tc>
           <w:tcPr>
-            <w:tcW w:type="dxa" w:w="2074"/>
+            <w:tcW w:type="dxa" w:w="6552"/>
+            <w:shd w:val="clear" w:color="auto" w:fill="FFF4E5"/>
           </w:tcPr>
           <w:p>
+            <w:r/>
             <w:r>
               <w:rPr>
                 <w:rFonts w:ascii="Arial" w:hAnsi="Arial"/>
                 <w:b w:val="0"/>
-                <w:sz w:val="17"/>
+                <w:sz w:val="19"/>
               </w:rPr>
-              <w:t>Labs 12-16: agent design, actions and governed end-to-end pipeline</w:t>
+              <w:t>Tea break</w:t>
+            </w:r>
+          </w:p>
+        </w:tc>
+      </w:tr>
+      <w:tr>
+        <w:trPr>
+          <w:cantSplit/>
+        </w:trPr>
+        <w:tc>
+          <w:tcPr>
+            <w:tcW w:type="dxa" w:w="1584"/>
+          </w:tcPr>
+          <w:p>
+            <w:r/>
+            <w:r>
+              <w:rPr>
+                <w:rFonts w:ascii="Arial" w:hAnsi="Arial"/>
+                <w:b w:val="0"/>
+                <w:sz w:val="19"/>
+              </w:rPr>
+              <w:t>16:10–16:40</w:t>
             </w:r>
           </w:p>
         </w:tc>
         <w:tc>
           <w:tcPr>
-            <w:tcW w:type="dxa" w:w="2074"/>
+            <w:tcW w:type="dxa" w:w="1224"/>
           </w:tcPr>
           <w:p>
+            <w:r/>
             <w:r>
               <w:rPr>
                 <w:rFonts w:ascii="Arial" w:hAnsi="Arial"/>
                 <w:b w:val="0"/>
-                <w:sz w:val="17"/>
+                <w:sz w:val="19"/>
               </w:rPr>
-              <w:t>Demonstration, individual practice and debrief</w:t>
+              <w:t>30 min</w:t>
             </w:r>
           </w:p>
         </w:tc>
         <w:tc>
           <w:tcPr>
-            <w:tcW w:type="dxa" w:w="2074"/>
+            <w:tcW w:type="dxa" w:w="6552"/>
           </w:tcPr>
           <w:p>
+            <w:r/>
             <w:r>
-              <w:t>Slides 119–128</w:t>
+              <w:rPr>
+                <w:rFonts w:ascii="Arial" w:hAnsi="Arial"/>
+                <w:b w:val="0"/>
+                <w:sz w:val="19"/>
+              </w:rPr>
+              <w:t>Lab 13 (Agent Test and Evaluation): Test Grounded HR Answers, Citations and Guardrails</w:t>
             </w:r>
           </w:p>
         </w:tc>
       </w:tr>
       <w:tr>
+        <w:trPr>
+          <w:cantSplit/>
+        </w:trPr>
         <w:tc>
           <w:tcPr>
-            <w:tcW w:type="dxa" w:w="2074"/>
-            <w:shd w:val="clear" w:color="auto" w:fill="E8F7EE"/>
+            <w:tcW w:type="dxa" w:w="1584"/>
           </w:tcPr>
           <w:p>
+            <w:r/>
             <w:r>
               <w:rPr>
                 <w:rFonts w:ascii="Arial" w:hAnsi="Arial"/>
-                <w:b/>
-                <w:sz w:val="17"/>
+                <w:b w:val="0"/>
+                <w:sz w:val="19"/>
               </w:rPr>
-              <w:t>15:50-16:00</w:t>
+              <w:t>16:40–17:10</w:t>
             </w:r>
           </w:p>
         </w:tc>
         <w:tc>
           <w:tcPr>
-            <w:tcW w:type="dxa" w:w="2074"/>
-            <w:shd w:val="clear" w:color="auto" w:fill="E8F7EE"/>
+            <w:tcW w:type="dxa" w:w="1224"/>
           </w:tcPr>
           <w:p>
+            <w:r/>
             <w:r>
               <w:rPr>
                 <w:rFonts w:ascii="Arial" w:hAnsi="Arial"/>
-                <w:b/>
-                <w:sz w:val="17"/>
+                <w:b w:val="0"/>
+                <w:sz w:val="19"/>
               </w:rPr>
-              <w:t>10 min</w:t>
+              <w:t>30 min</w:t>
             </w:r>
           </w:p>
         </w:tc>
         <w:tc>
           <w:tcPr>
-            <w:tcW w:type="dxa" w:w="2074"/>
-            <w:shd w:val="clear" w:color="auto" w:fill="E8F7EE"/>
+            <w:tcW w:type="dxa" w:w="6552"/>
           </w:tcPr>
           <w:p>
+            <w:r/>
             <w:r>
               <w:rPr>
                 <w:rFonts w:ascii="Arial" w:hAnsi="Arial"/>
-                <w:b/>
-                <w:sz w:val="17"/>
+                <w:b w:val="0"/>
+                <w:sz w:val="19"/>
               </w:rPr>
-              <w:t>Course recap, assessment briefing and assessment digital attendance</w:t>
+              <w:t>Lab 14 (Governed Sharing and Enablement): Share the HR Agent with Named Users and Deliver Staff Enablement</w:t>
+            </w:r>
+          </w:p>
+        </w:tc>
+      </w:tr>
+      <w:tr>
+        <w:trPr>
+          <w:cantSplit/>
+        </w:trPr>
+        <w:tc>
+          <w:tcPr>
+            <w:tcW w:type="dxa" w:w="1584"/>
+            <w:shd w:val="clear" w:color="auto" w:fill="F3F5F8"/>
+          </w:tcPr>
+          <w:p>
+            <w:r/>
+            <w:r>
+              <w:rPr>
+                <w:rFonts w:ascii="Arial" w:hAnsi="Arial"/>
+                <w:b w:val="0"/>
+                <w:sz w:val="19"/>
+              </w:rPr>
+              <w:t>17:10–17:30</w:t>
             </w:r>
           </w:p>
         </w:tc>
         <w:tc>
           <w:tcPr>
-            <w:tcW w:type="dxa" w:w="2074"/>
-            <w:shd w:val="clear" w:color="auto" w:fill="E8F7EE"/>
+            <w:tcW w:type="dxa" w:w="1224"/>
+            <w:shd w:val="clear" w:color="auto" w:fill="F3F5F8"/>
           </w:tcPr>
           <w:p>
+            <w:r/>
             <w:r>
               <w:rPr>
                 <w:rFonts w:ascii="Arial" w:hAnsi="Arial"/>
-                <w:b/>
-                <w:sz w:val="17"/>
+                <w:b w:val="0"/>
+                <w:sz w:val="19"/>
               </w:rPr>
-              <w:t>Individual summative assessment</w:t>
+              <w:t>20 min</w:t>
             </w:r>
           </w:p>
         </w:tc>
         <w:tc>
           <w:tcPr>
-            <w:tcW w:type="dxa" w:w="2074"/>
-            <w:shd w:val="clear" w:color="auto" w:fill="E8F7EE"/>
+            <w:tcW w:type="dxa" w:w="6552"/>
+            <w:shd w:val="clear" w:color="auto" w:fill="F3F5F8"/>
           </w:tcPr>
           <w:p>
+            <w:r/>
             <w:r>
               <w:rPr>
                 <w:rFonts w:ascii="Arial" w:hAnsi="Arial"/>
-                <w:b/>
-                <w:sz w:val="17"/>
+                <w:b w:val="0"/>
+                <w:sz w:val="19"/>
               </w:rPr>
-              <w:t>—</w:t>
+              <w:t>LO3-LO4 evidence, sharing gate and closing: 5 Principles of AI Security</w:t>
             </w:r>
           </w:p>
         </w:tc>
       </w:tr>
       <w:tr>
+        <w:trPr>
+          <w:cantSplit/>
+        </w:trPr>
         <w:tc>
           <w:tcPr>
-            <w:tcW w:type="dxa" w:w="2074"/>
+            <w:tcW w:type="dxa" w:w="1584"/>
             <w:shd w:val="clear" w:color="auto" w:fill="E8F7EE"/>
           </w:tcPr>
           <w:p>
+            <w:r/>
             <w:r>
               <w:rPr>
                 <w:rFonts w:ascii="Arial" w:hAnsi="Arial"/>
-                <w:b/>
-                <w:sz w:val="17"/>
+                <w:b w:val="0"/>
+                <w:sz w:val="19"/>
               </w:rPr>
-              <w:t>16:00-17:00</w:t>
+              <w:t>17:30–18:30</w:t>
             </w:r>
           </w:p>
         </w:tc>
         <w:tc>
           <w:tcPr>
-            <w:tcW w:type="dxa" w:w="2074"/>
+            <w:tcW w:type="dxa" w:w="1224"/>
             <w:shd w:val="clear" w:color="auto" w:fill="E8F7EE"/>
           </w:tcPr>
           <w:p>
+            <w:r/>
             <w:r>
               <w:rPr>
                 <w:rFonts w:ascii="Arial" w:hAnsi="Arial"/>
-                <w:b/>
-                <w:sz w:val="17"/>
+                <w:b w:val="0"/>
+                <w:sz w:val="19"/>
               </w:rPr>
               <w:t>60 min</w:t>
             </w:r>
@@ -2500,131 +2998,18 @@
         </w:tc>
         <w:tc>
           <w:tcPr>
-            <w:tcW w:type="dxa" w:w="2074"/>
+            <w:tcW w:type="dxa" w:w="6552"/>
             <w:shd w:val="clear" w:color="auto" w:fill="E8F7EE"/>
           </w:tcPr>
           <w:p>
+            <w:r/>
             <w:r>
               <w:rPr>
                 <w:rFonts w:ascii="Arial" w:hAnsi="Arial"/>
-                <w:b/>
-                <w:sz w:val="17"/>
+                <w:b w:val="0"/>
+                <w:sz w:val="19"/>
               </w:rPr>
-              <w:t>Written Assessment (WA/SAQ), open book</w:t>
-            </w:r>
-          </w:p>
-        </w:tc>
-        <w:tc>
-          <w:tcPr>
-            <w:tcW w:type="dxa" w:w="2074"/>
-            <w:shd w:val="clear" w:color="auto" w:fill="E8F7EE"/>
-          </w:tcPr>
-          <w:p>
-            <w:r>
-              <w:rPr>
-                <w:rFonts w:ascii="Arial" w:hAnsi="Arial"/>
-                <w:b/>
-                <w:sz w:val="17"/>
-              </w:rPr>
-              <w:t>Individual summative assessment</w:t>
-            </w:r>
-          </w:p>
-        </w:tc>
-        <w:tc>
-          <w:tcPr>
-            <w:tcW w:type="dxa" w:w="2074"/>
-            <w:shd w:val="clear" w:color="auto" w:fill="E8F7EE"/>
-          </w:tcPr>
-          <w:p>
-            <w:r>
-              <w:rPr>
-                <w:rFonts w:ascii="Arial" w:hAnsi="Arial"/>
-                <w:b/>
-                <w:sz w:val="17"/>
-              </w:rPr>
-              <w:t>—</w:t>
-            </w:r>
-          </w:p>
-        </w:tc>
-      </w:tr>
-      <w:tr>
-        <w:tc>
-          <w:tcPr>
-            <w:tcW w:type="dxa" w:w="2074"/>
-            <w:shd w:val="clear" w:color="auto" w:fill="E8F7EE"/>
-          </w:tcPr>
-          <w:p>
-            <w:r>
-              <w:rPr>
-                <w:rFonts w:ascii="Arial" w:hAnsi="Arial"/>
-                <w:b/>
-                <w:sz w:val="17"/>
-              </w:rPr>
-              <w:t>17:00-18:00</w:t>
-            </w:r>
-          </w:p>
-        </w:tc>
-        <w:tc>
-          <w:tcPr>
-            <w:tcW w:type="dxa" w:w="2074"/>
-            <w:shd w:val="clear" w:color="auto" w:fill="E8F7EE"/>
-          </w:tcPr>
-          <w:p>
-            <w:r>
-              <w:rPr>
-                <w:rFonts w:ascii="Arial" w:hAnsi="Arial"/>
-                <w:b/>
-                <w:sz w:val="17"/>
-              </w:rPr>
-              <w:t>60 min</w:t>
-            </w:r>
-          </w:p>
-        </w:tc>
-        <w:tc>
-          <w:tcPr>
-            <w:tcW w:type="dxa" w:w="2074"/>
-            <w:shd w:val="clear" w:color="auto" w:fill="E8F7EE"/>
-          </w:tcPr>
-          <w:p>
-            <w:r>
-              <w:rPr>
-                <w:rFonts w:ascii="Arial" w:hAnsi="Arial"/>
-                <w:b/>
-                <w:sz w:val="17"/>
-              </w:rPr>
-              <w:t>Practical Performance (PP), open book</w:t>
-            </w:r>
-          </w:p>
-        </w:tc>
-        <w:tc>
-          <w:tcPr>
-            <w:tcW w:type="dxa" w:w="2074"/>
-            <w:shd w:val="clear" w:color="auto" w:fill="E8F7EE"/>
-          </w:tcPr>
-          <w:p>
-            <w:r>
-              <w:rPr>
-                <w:rFonts w:ascii="Arial" w:hAnsi="Arial"/>
-                <w:b/>
-                <w:sz w:val="17"/>
-              </w:rPr>
-              <w:t>Individual summative assessment</w:t>
-            </w:r>
-          </w:p>
-        </w:tc>
-        <w:tc>
-          <w:tcPr>
-            <w:tcW w:type="dxa" w:w="2074"/>
-            <w:shd w:val="clear" w:color="auto" w:fill="E8F7EE"/>
-          </w:tcPr>
-          <w:p>
-            <w:r>
-              <w:rPr>
-                <w:rFonts w:ascii="Arial" w:hAnsi="Arial"/>
-                <w:b/>
-                <w:sz w:val="17"/>
-              </w:rPr>
-              <w:t>—</w:t>
+              <w:t>Practical Performance</w:t>
             </w:r>
           </w:p>
         </w:tc>
@@ -2635,1068 +3020,317 @@
         <w:rPr>
           <w:i/>
           <w:color w:val="555B66"/>
+          <w:sz w:val="19"/>
         </w:rPr>
-        <w:t>Scheduled learning and assessment time excluding lunch: 480 minutes (8 hours).</w:t>
+        <w:t>Approved counted duration: 420 minutes (7 hours) training plus 60 minutes (1 hour) assessment. Lunch and tea breaks are excluded.</w:t>
       </w:r>
     </w:p>
     <w:p>
       <w:pPr>
         <w:pStyle w:val="Heading1"/>
+        <w:keepNext/>
       </w:pPr>
       <w:r>
-        <w:t>Topic-by-Topic Delivery Guide</w:t>
-      </w:r>
-    </w:p>
-    <w:p>
-      <w:pPr>
-        <w:pStyle w:val="Heading2"/>
-      </w:pPr>
-      <w:r>
-        <w:t>Topic 01: Microsoft 365 Copilot Foundations, Word and PowerPoint · Slides 17–54</w:t>
-      </w:r>
-    </w:p>
-    <w:p>
-      <w:r>
-        <w:t>Grounding · responsible use · prompt design · drafting · presentation storytelling</w:t>
-      </w:r>
-    </w:p>
-    <w:p>
-      <w:pPr>
-        <w:pStyle w:val="ListBullet"/>
-      </w:pPr>
-      <w:r>
-        <w:rPr>
-          <w:b/>
-        </w:rPr>
-        <w:t xml:space="preserve">Grounding: </w:t>
-      </w:r>
-      <w:r>
-        <w:t>Copilot combines the prompt with permitted work or web context; access permissions still apply.</w:t>
-      </w:r>
-    </w:p>
-    <w:p>
-      <w:pPr>
-        <w:pStyle w:val="ListBullet"/>
-      </w:pPr>
-      <w:r>
-        <w:rPr>
-          <w:b/>
-        </w:rPr>
-        <w:t xml:space="preserve">Prompt contract: </w:t>
-      </w:r>
-      <w:r>
-        <w:t>State goal, context, source and expectations, then verify before using the result.</w:t>
-      </w:r>
-    </w:p>
-    <w:p>
-      <w:pPr>
-        <w:pStyle w:val="ListBullet"/>
-      </w:pPr>
-      <w:r>
-        <w:rPr>
-          <w:b/>
-        </w:rPr>
-        <w:t xml:space="preserve">Human accountability: </w:t>
-      </w:r>
-      <w:r>
-        <w:t>Copilot proposes; the user checks evidence, tone, sensitivity and final release.</w:t>
-      </w:r>
-    </w:p>
-    <w:p>
-      <w:pPr>
-        <w:pStyle w:val="ListBullet"/>
-      </w:pPr>
-      <w:r>
-        <w:rPr>
-          <w:b/>
-        </w:rPr>
-        <w:t xml:space="preserve">Cross-app story: </w:t>
-      </w:r>
-      <w:r>
-        <w:t>Word shapes the narrative, Excel supplies evidence and PowerPoint communicates the decision.</w:t>
-      </w:r>
-    </w:p>
-    <w:p>
-      <w:pPr>
-        <w:pStyle w:val="ListBullet"/>
-      </w:pPr>
-      <w:r>
-        <w:rPr>
-          <w:b/>
-        </w:rPr>
-        <w:t xml:space="preserve">Responsible AI: </w:t>
-      </w:r>
-      <w:r>
-        <w:t>Fairness, reliability, privacy, inclusiveness, transparency and accountability guide use.</w:t>
-      </w:r>
-    </w:p>
-    <w:p>
-      <w:pPr>
-        <w:pStyle w:val="ListBullet"/>
-      </w:pPr>
-      <w:r>
-        <w:rPr>
-          <w:b/>
-        </w:rPr>
-        <w:t xml:space="preserve">Transition risk: </w:t>
-      </w:r>
-      <w:r>
-        <w:t>Licensing, data quality, permissions, adoption and over-trust need explicit controls.</w:t>
-      </w:r>
-    </w:p>
-    <w:p>
-      <w:pPr>
-        <w:pStyle w:val="Heading3"/>
-      </w:pPr>
-      <w:r>
-        <w:t>Lab 01: Set up the Lumina project and compare prompts · Slides 44–45</w:t>
-      </w:r>
-    </w:p>
-    <w:p>
-      <w:r>
-        <w:t>Current class output: SW-2026-Source-Register.xlsx. Use the matching v8.2 activity README and LG instructions, including its grounded-data and financial extensions.</w:t>
-      </w:r>
-    </w:p>
-    <w:p>
-      <w:pPr>
-        <w:pStyle w:val="Heading3"/>
-      </w:pPr>
-      <w:r>
-        <w:t>Lab 02: Draft the cross-department launch brief in Word · Slides 46–47</w:t>
-      </w:r>
-    </w:p>
-    <w:p>
-      <w:r>
-        <w:t>Current class output: Lumina-Launch-Brief.docx. Use the matching v8.2 activity README and LG instructions, including its grounded-data and financial extensions.</w:t>
-      </w:r>
-    </w:p>
-    <w:p>
-      <w:pPr>
-        <w:pStyle w:val="Heading3"/>
-      </w:pPr>
-      <w:r>
-        <w:t>Lab 03: Create and review the HR policy in Word · Slides 48–49</w:t>
-      </w:r>
-    </w:p>
-    <w:p>
-      <w:r>
-        <w:t>Current class output: Lumina-HR-Policy.docx. Use the matching v8.2 activity README and LG instructions, including its grounded-data and financial extensions.</w:t>
-      </w:r>
-    </w:p>
-    <w:p>
-      <w:pPr>
-        <w:pStyle w:val="Heading3"/>
-      </w:pPr>
-      <w:r>
-        <w:t>Lab 04: Generate the leadership presentation from Word · Slides 50–51</w:t>
-      </w:r>
-    </w:p>
-    <w:p>
-      <w:r>
-        <w:t>Current class output: Lumina-Leadership-Draft.pptx. Use the matching v8.2 activity README and LG instructions, including its grounded-data and financial extensions.</w:t>
-      </w:r>
-    </w:p>
-    <w:p>
-      <w:pPr>
-        <w:pStyle w:val="Heading3"/>
-      </w:pPr>
-      <w:r>
-        <w:t>Lab 05: Add Excel visualizations to Word and PowerPoint · Slides 52–53</w:t>
-      </w:r>
-    </w:p>
-    <w:p>
-      <w:r>
-        <w:t>Current class output: Lumina-Visual-Evidence.pptx. Use the matching v8.2 activity README and LG instructions, including its grounded-data and financial extensions.</w:t>
-      </w:r>
-    </w:p>
-    <w:p>
-      <w:pPr>
-        <w:pStyle w:val="Heading2"/>
-      </w:pPr>
-      <w:r>
-        <w:t>Topic 02: Copilot for Excel: From Questions to Deep Analysis · Slides 55–77</w:t>
-      </w:r>
-    </w:p>
-    <w:p>
-      <w:r>
-        <w:t>Tables · formulas · diagnostics · scenario analysis · forecasting · Analyst agent</w:t>
-      </w:r>
-    </w:p>
-    <w:p>
-      <w:pPr>
-        <w:pStyle w:val="ListBullet"/>
-      </w:pPr>
-      <w:r>
-        <w:rPr>
-          <w:b/>
-        </w:rPr>
-        <w:t xml:space="preserve">Analysis-ready data: </w:t>
-      </w:r>
-      <w:r>
-        <w:t>One header row, one record per row, stable types and an Excel Table.</w:t>
-      </w:r>
-    </w:p>
-    <w:p>
-      <w:pPr>
-        <w:pStyle w:val="ListBullet"/>
-      </w:pPr>
-      <w:r>
-        <w:rPr>
-          <w:b/>
-        </w:rPr>
-        <w:t xml:space="preserve">Progressive analysis: </w:t>
-      </w:r>
-      <w:r>
-        <w:t>Start descriptive, then diagnostic, predictive and prescriptive.</w:t>
-      </w:r>
-    </w:p>
-    <w:p>
-      <w:pPr>
-        <w:pStyle w:val="ListBullet"/>
-      </w:pPr>
-      <w:r>
-        <w:rPr>
-          <w:b/>
-        </w:rPr>
-        <w:t xml:space="preserve">Formula audit: </w:t>
-      </w:r>
-      <w:r>
-        <w:t>Accept suggested formulas only after checking logic, references and edge cases.</w:t>
-      </w:r>
-    </w:p>
-    <w:p>
-      <w:pPr>
-        <w:pStyle w:val="ListBullet"/>
-      </w:pPr>
-      <w:r>
-        <w:rPr>
-          <w:b/>
-        </w:rPr>
-        <w:t xml:space="preserve">Evidence chain: </w:t>
-      </w:r>
-      <w:r>
-        <w:t>Question, method, result, caveat and action should be traceable in the workbook.</w:t>
-      </w:r>
-    </w:p>
-    <w:p>
-      <w:pPr>
-        <w:pStyle w:val="ListBullet"/>
-      </w:pPr>
-      <w:r>
-        <w:rPr>
-          <w:b/>
-        </w:rPr>
-        <w:t xml:space="preserve">Scenario thinking: </w:t>
-      </w:r>
-      <w:r>
-        <w:t>Separate assumptions from formulas and compare base, downside and upside cases.</w:t>
-      </w:r>
-    </w:p>
-    <w:p>
-      <w:pPr>
-        <w:pStyle w:val="ListBullet"/>
-      </w:pPr>
-      <w:r>
-        <w:rPr>
-          <w:b/>
-        </w:rPr>
-        <w:t xml:space="preserve">Deep analysis: </w:t>
-      </w:r>
-      <w:r>
-        <w:t>Use Analyst or advanced Copilot features to explore multiple files, patterns and forecasts when licensed.</w:t>
-      </w:r>
-    </w:p>
-    <w:p>
-      <w:pPr>
-        <w:pStyle w:val="Heading3"/>
-      </w:pPr>
-      <w:r>
-        <w:t>Lab 06: Build the sales and financial formulas in Excel · Slides 71–72</w:t>
-      </w:r>
-    </w:p>
-    <w:p>
-      <w:r>
-        <w:t>Current class output: Lumina-Analysis.xlsx. Use the matching v8.2 activity README and LG instructions, including its grounded-data and financial extensions.</w:t>
-      </w:r>
-    </w:p>
-    <w:p>
-      <w:pPr>
-        <w:pStyle w:val="Heading3"/>
-      </w:pPr>
-      <w:r>
-        <w:t>Lab 07: Analyze sales, revenue and financial performance · Slides 73–74</w:t>
-      </w:r>
-    </w:p>
-    <w:p>
-      <w:r>
-        <w:t>Current class output: Lumina-Management-Report.docx. Use the matching v8.2 activity README and LG instructions, including its grounded-data and financial extensions.</w:t>
-      </w:r>
-    </w:p>
-    <w:p>
-      <w:pPr>
-        <w:pStyle w:val="Heading3"/>
-      </w:pPr>
-      <w:r>
-        <w:t>Lab 08: Test launch scenarios and update the decision pack · Slides 75–76</w:t>
-      </w:r>
-    </w:p>
-    <w:p>
-      <w:r>
-        <w:t>Current class output: Lumina-Scenario-Analysis.xlsx. Use the matching v8.2 activity README and LG instructions, including its grounded-data and financial extensions.</w:t>
-      </w:r>
-    </w:p>
-    <w:p>
-      <w:pPr>
-        <w:pStyle w:val="Heading2"/>
-      </w:pPr>
-      <w:r>
-        <w:t>Topic 03: Copilot for Outlook, Teams and Loop · Slides 79–101</w:t>
-      </w:r>
-    </w:p>
-    <w:p>
-      <w:r>
-        <w:t>Inbox triage · thread summaries · meeting intelligence · shared plans · human-send controls</w:t>
-      </w:r>
-    </w:p>
-    <w:p>
-      <w:pPr>
-        <w:pStyle w:val="ListBullet"/>
-      </w:pPr>
-      <w:r>
-        <w:rPr>
-          <w:b/>
-        </w:rPr>
-        <w:t xml:space="preserve">Communication workflow: </w:t>
-      </w:r>
-      <w:r>
-        <w:t>Triage, understand, draft, coach, approve and send.</w:t>
-      </w:r>
-    </w:p>
-    <w:p>
-      <w:pPr>
-        <w:pStyle w:val="ListBullet"/>
-      </w:pPr>
-      <w:r>
-        <w:rPr>
-          <w:b/>
-        </w:rPr>
-        <w:t xml:space="preserve">Meeting lifecycle: </w:t>
-      </w:r>
-      <w:r>
-        <w:t>Prepare, facilitate, capture, assign and follow through.</w:t>
-      </w:r>
-    </w:p>
-    <w:p>
-      <w:pPr>
-        <w:pStyle w:val="ListBullet"/>
-      </w:pPr>
-      <w:r>
-        <w:rPr>
-          <w:b/>
-        </w:rPr>
-        <w:t xml:space="preserve">Work context: </w:t>
-      </w:r>
-      <w:r>
-        <w:t>Ground summaries and actions in authorised files, chats, meetings and email.</w:t>
-      </w:r>
-    </w:p>
-    <w:p>
-      <w:pPr>
-        <w:pStyle w:val="ListBullet"/>
-      </w:pPr>
-      <w:r>
-        <w:rPr>
-          <w:b/>
-        </w:rPr>
-        <w:t xml:space="preserve">Human-send gate: </w:t>
-      </w:r>
-      <w:r>
-        <w:t>Copilot drafts messages; a responsible person verifies recipients, facts and attachments before sending.</w:t>
-      </w:r>
-    </w:p>
-    <w:p>
-      <w:pPr>
-        <w:pStyle w:val="ListBullet"/>
-      </w:pPr>
-      <w:r>
-        <w:rPr>
-          <w:b/>
-        </w:rPr>
-        <w:t xml:space="preserve">Loop as living plan: </w:t>
-      </w:r>
-      <w:r>
-        <w:t>Components keep tasks, decisions and status synchronised across apps.</w:t>
-      </w:r>
-    </w:p>
-    <w:p>
-      <w:pPr>
-        <w:pStyle w:val="ListBullet"/>
-      </w:pPr>
-      <w:r>
-        <w:rPr>
-          <w:b/>
-        </w:rPr>
-        <w:t xml:space="preserve">Opportunity evaluation: </w:t>
-      </w:r>
-      <w:r>
-        <w:t>Adopt only when value, risk, readiness, owner and success measure are explicit.</w:t>
-      </w:r>
-    </w:p>
-    <w:p>
-      <w:pPr>
-        <w:pStyle w:val="Heading3"/>
-      </w:pPr>
-      <w:r>
-        <w:t>Lab 09: Draft the launch review email in Outlook · Slides 95–96</w:t>
-      </w:r>
-    </w:p>
-    <w:p>
-      <w:r>
-        <w:t>Current class output: Lumina-Outlook-Draft.txt. Use the matching v8.2 activity README and LG instructions, including its grounded-data and financial extensions.</w:t>
-      </w:r>
-    </w:p>
-    <w:p>
-      <w:pPr>
-        <w:pStyle w:val="Heading3"/>
-      </w:pPr>
-      <w:r>
-        <w:t>Lab 10: Run the launch review and post the Teams update · Slides 97–98</w:t>
-      </w:r>
-    </w:p>
-    <w:p>
-      <w:r>
-        <w:t>Current class output: Lumina-Teams-Update.md. Use the matching v8.2 activity README and LG instructions, including its grounded-data and financial extensions.</w:t>
-      </w:r>
-    </w:p>
-    <w:p>
-      <w:pPr>
-        <w:pStyle w:val="Heading3"/>
-      </w:pPr>
-      <w:r>
-        <w:t>Lab 11: Monitor launch readiness in Loop · Slides 99–100</w:t>
-      </w:r>
-    </w:p>
-    <w:p>
-      <w:r>
-        <w:t>Current class output: Lumina-Loop-Evidence.xlsx. Use the matching v8.2 activity README and LG instructions, including its grounded-data and financial extensions.</w:t>
-      </w:r>
-    </w:p>
-    <w:p>
-      <w:pPr>
-        <w:pStyle w:val="Heading2"/>
-      </w:pPr>
-      <w:r>
-        <w:t>Topic 04: Microsoft 365 Copilot Agents and Governed Pipelines · Slides 103–129</w:t>
-      </w:r>
-    </w:p>
-    <w:p>
-      <w:r>
-        <w:t>Agent types · instructions · knowledge · actions · approvals · monitoring · staff enablement</w:t>
-      </w:r>
-    </w:p>
-    <w:p>
-      <w:pPr>
-        <w:pStyle w:val="ListBullet"/>
-      </w:pPr>
-      <w:r>
-        <w:rPr>
-          <w:b/>
-        </w:rPr>
-        <w:t xml:space="preserve">Agent role: </w:t>
-      </w:r>
-      <w:r>
-        <w:t>An agent applies scoped instructions and knowledge to a repeatable business outcome.</w:t>
-      </w:r>
-    </w:p>
-    <w:p>
-      <w:pPr>
-        <w:pStyle w:val="ListBullet"/>
-      </w:pPr>
-      <w:r>
-        <w:rPr>
-          <w:b/>
-        </w:rPr>
-        <w:t xml:space="preserve">Agent spectrum: </w:t>
-      </w:r>
-      <w:r>
-        <w:t>Retrieval agents answer; task agents act; autonomous agents coordinate multi-step work.</w:t>
-      </w:r>
-    </w:p>
-    <w:p>
-      <w:pPr>
-        <w:pStyle w:val="ListBullet"/>
-      </w:pPr>
-      <w:r>
-        <w:rPr>
-          <w:b/>
-        </w:rPr>
-        <w:t xml:space="preserve">Pipeline: </w:t>
-      </w:r>
-      <w:r>
-        <w:t>Intake, validate, classify, enrich, produce, approve, deliver and monitor.</w:t>
-      </w:r>
-    </w:p>
-    <w:p>
-      <w:pPr>
-        <w:pStyle w:val="ListBullet"/>
-      </w:pPr>
-      <w:r>
-        <w:rPr>
-          <w:b/>
-        </w:rPr>
-        <w:t xml:space="preserve">Least privilege: </w:t>
-      </w:r>
-      <w:r>
-        <w:t>Give the agent only the data and actions required for its defined role.</w:t>
-      </w:r>
-    </w:p>
-    <w:p>
-      <w:pPr>
-        <w:pStyle w:val="ListBullet"/>
-      </w:pPr>
-      <w:r>
-        <w:rPr>
-          <w:b/>
-        </w:rPr>
-        <w:t xml:space="preserve">Approval boundary: </w:t>
-      </w:r>
-      <w:r>
-        <w:t>Consequential writes, sends and status changes require visible human approval.</w:t>
-      </w:r>
-    </w:p>
-    <w:p>
-      <w:pPr>
-        <w:pStyle w:val="ListBullet"/>
-      </w:pPr>
-      <w:r>
-        <w:rPr>
-          <w:b/>
-        </w:rPr>
-        <w:t xml:space="preserve">Operational readiness: </w:t>
-      </w:r>
-      <w:r>
-        <w:t>Pilot with test cases, exception handling, owners, metrics, training and rollback.</w:t>
-      </w:r>
-    </w:p>
-    <w:p>
-      <w:pPr>
-        <w:pStyle w:val="Heading3"/>
-      </w:pPr>
-      <w:r>
-        <w:t>Lab 12: Create a source-grounded HR and policy agent · Slides 119–120</w:t>
-      </w:r>
-    </w:p>
-    <w:p>
-      <w:r>
-        <w:t>Current class output: Lumina-HR-Agent-Test-Register.xlsx. Use the matching v8.2 activity README and LG instructions, including its grounded-data and financial extensions.</w:t>
-      </w:r>
-    </w:p>
-    <w:p>
-      <w:pPr>
-        <w:pStyle w:val="Heading3"/>
-      </w:pPr>
-      <w:r>
-        <w:t>Lab 13: Route a launch service issue with an agent · Slides 121–122</w:t>
-      </w:r>
-    </w:p>
-    <w:p>
-      <w:r>
-        <w:t>Current class output: Lumina-Routing-Test-Register.xlsx. Use the matching v8.2 activity README and LG instructions, including its grounded-data and financial extensions.</w:t>
-      </w:r>
-    </w:p>
-    <w:p>
-      <w:pPr>
-        <w:pStyle w:val="Heading3"/>
-      </w:pPr>
-      <w:r>
-        <w:t>Lab 14: Connect the recommendation to a reviewed action · Slides 123–124</w:t>
-      </w:r>
-    </w:p>
-    <w:p>
-      <w:r>
-        <w:t>Current class output: Lumina-Action-Run-Register.xlsx. Use the matching v8.2 activity README and LG instructions, including its grounded-data and financial extensions.</w:t>
-      </w:r>
-    </w:p>
-    <w:p>
-      <w:pPr>
-        <w:pStyle w:val="Heading3"/>
-      </w:pPr>
-      <w:r>
-        <w:t>Lab 15: Integrate the analysis into a decision presentation · Slides 125–126</w:t>
-      </w:r>
-    </w:p>
-    <w:p>
-      <w:r>
-        <w:t>Current class output: Lumina-Decision-Deck.pptx. Use the matching v8.2 activity README and LG instructions, including its grounded-data and financial extensions.</w:t>
-      </w:r>
-    </w:p>
-    <w:p>
-      <w:pPr>
-        <w:pStyle w:val="Heading3"/>
-      </w:pPr>
-      <w:r>
-        <w:t>Lab 16: Deliver and monitor the complete Lumina workflow · Slides 127–128</w:t>
-      </w:r>
-    </w:p>
-    <w:p>
-      <w:r>
-        <w:t>Current class output: Lumina-Release-Evidence.xlsx. Use the matching v8.2 activity README and LG instructions, including its grounded-data and financial extensions.</w:t>
-      </w:r>
-    </w:p>
-    <w:p>
-      <w:pPr>
-        <w:pStyle w:val="Heading1"/>
-      </w:pPr>
-      <w:r>
-        <w:t>Resources Required</w:t>
-      </w:r>
-    </w:p>
-    <w:p>
-      <w:pPr>
-        <w:pStyle w:val="ListBullet"/>
-      </w:pPr>
-      <w:r>
-        <w:t>Microsoft 365 training tenant with the Copilot experiences enabled for the class route.</w:t>
-      </w:r>
-    </w:p>
-    <w:p>
-      <w:pPr>
-        <w:pStyle w:val="ListBullet"/>
-      </w:pPr>
-      <w:r>
-        <w:t>Microsoft Word, PowerPoint, Excel, Outlook, Teams and Loop.</w:t>
-      </w:r>
-    </w:p>
-    <w:p>
-      <w:pPr>
-        <w:pStyle w:val="ListBullet"/>
-      </w:pPr>
-      <w:r>
-        <w:t>Microsoft 365 Copilot agent builder or Copilot Studio and Power Automate where available.</w:t>
-      </w:r>
-    </w:p>
-    <w:p>
-      <w:pPr>
-        <w:pStyle w:val="ListBullet"/>
-      </w:pPr>
-      <w:r>
-        <w:t>Learner Guide and sixteen self-contained activities folders.</w:t>
-      </w:r>
-    </w:p>
-    <w:p>
-      <w:pPr>
-        <w:pStyle w:val="ListBullet"/>
-      </w:pPr>
-      <w:r>
-        <w:t>Every activity's starter Excel workbook and any activity-specific Word or PowerPoint artifact.</w:t>
-      </w:r>
-    </w:p>
-    <w:p>
-      <w:pPr>
-        <w:pStyle w:val="ListBullet"/>
-      </w:pPr>
-      <w:r>
-        <w:t>LMS/TMS access for courseware, attendance and assessment submission.</w:t>
-      </w:r>
-    </w:p>
-    <w:p>
-      <w:pPr>
-        <w:pStyle w:val="Heading1"/>
-      </w:pPr>
-      <w:r>
-        <w:t>Assessment</w:t>
-      </w:r>
-    </w:p>
-    <w:p>
-      <w:pPr>
-        <w:pStyle w:val="ListBullet"/>
-      </w:pPr>
-      <w:r>
-        <w:t>Written Assessment (WA/SAQ) — 4 open-ended questions, 60 minutes, open book.</w:t>
-      </w:r>
-    </w:p>
-    <w:p>
-      <w:pPr>
-        <w:pStyle w:val="ListBullet"/>
-      </w:pPr>
-      <w:r>
-        <w:t>Practical Performance (PP) — 4 connected Microsoft 365 tasks, 60 minutes, open book.</w:t>
-      </w:r>
-    </w:p>
-    <w:p>
-      <w:pPr>
-        <w:pStyle w:val="ListBullet"/>
-      </w:pPr>
-      <w:r>
-        <w:t>Assessment starts at 4: 00 PM on Day 2 and ends at 6: 00 PM.</w:t>
-      </w:r>
-    </w:p>
-    <w:p>
-      <w:pPr>
-        <w:pStyle w:val="ListBullet"/>
-      </w:pPr>
-      <w:r>
-        <w:t>Assessment is individual and open book. Learners submit the completed papers and required evidence through the LMS.</w:t>
-      </w:r>
-    </w:p>
-    <w:p>
-      <w:pPr>
-        <w:pStyle w:val="ListBullet"/>
-      </w:pPr>
-      <w:r>
-        <w:t>A minimum of 75% attendance and a Competent assessment outcome are required.</w:t>
-      </w:r>
-    </w:p>
-    <w:p>
-      <w:pPr>
-        <w:pStyle w:val="ListBullet"/>
-      </w:pPr>
-      <w:r>
-        <w:t>https://lms-tms.tertiaryinfotech.com/</w:t>
-      </w:r>
-    </w:p>
-    <w:p>
-      <w:r>
-        <w:br w:type="page"/>
-      </w:r>
-    </w:p>
-    <w:p>
-      <w:pPr>
-        <w:pStyle w:val="Heading1"/>
-      </w:pPr>
-      <w:r>
-        <w:t>SharePoint agent extension delivery notes</w:t>
-      </w:r>
-    </w:p>
-    <w:p>
-      <w:r>
-        <w:t>Retain the existing two-day timetable and assessment durations. Integrate these demonstrations and practices into the existing Topic 4 agent block; do not add assessment time or replace the registered instruments.</w:t>
+        <w:t>Lab Reference (aligned to course topics)</w:t>
       </w:r>
     </w:p>
     <w:tbl>
       <w:tblPr>
         <w:tblStyle w:val="TableGrid"/>
         <w:tblW w:type="auto" w:w="0"/>
+        <w:tblLayout w:type="fixed"/>
         <w:tblLook w:firstColumn="1" w:firstRow="1" w:lastColumn="0" w:lastRow="0" w:noHBand="0" w:noVBand="1" w:val="04A0"/>
       </w:tblPr>
       <w:tblGrid>
-        <w:gridCol w:w="3456"/>
-        <w:gridCol w:w="3456"/>
-        <w:gridCol w:w="3456"/>
+        <w:gridCol w:w="4896"/>
+        <w:gridCol w:w="1872"/>
+        <w:gridCol w:w="2592"/>
       </w:tblGrid>
       <w:tr>
+        <w:trPr>
+          <w:tblHeader w:val="true"/>
+          <w:cantSplit/>
+        </w:trPr>
         <w:tc>
           <w:tcPr>
-            <w:tcW w:type="dxa" w:w="3456"/>
+            <w:tcW w:type="dxa" w:w="4896"/>
+            <w:shd w:val="clear" w:color="auto" w:fill="1F6FEB"/>
           </w:tcPr>
           <w:p>
+            <w:r/>
             <w:r>
-              <w:t>Existing lab</w:t>
+              <w:rPr>
+                <w:rFonts w:ascii="Arial" w:hAnsi="Arial"/>
+                <w:b/>
+                <w:color w:val="FFFFFF"/>
+                <w:sz w:val="20"/>
+              </w:rPr>
+              <w:t>Topic</w:t>
             </w:r>
           </w:p>
         </w:tc>
         <w:tc>
           <w:tcPr>
-            <w:tcW w:type="dxa" w:w="3456"/>
+            <w:tcW w:type="dxa" w:w="1872"/>
+            <w:shd w:val="clear" w:color="auto" w:fill="1F6FEB"/>
           </w:tcPr>
           <w:p>
+            <w:r/>
             <w:r>
-              <w:t>Enhancement</w:t>
+              <w:rPr>
+                <w:rFonts w:ascii="Arial" w:hAnsi="Arial"/>
+                <w:b/>
+                <w:color w:val="FFFFFF"/>
+                <w:sz w:val="20"/>
+              </w:rPr>
+              <w:t>Coverage</w:t>
             </w:r>
           </w:p>
         </w:tc>
         <w:tc>
           <w:tcPr>
-            <w:tcW w:type="dxa" w:w="3456"/>
+            <w:tcW w:type="dxa" w:w="2592"/>
+            <w:shd w:val="clear" w:color="auto" w:fill="1F6FEB"/>
           </w:tcPr>
           <w:p>
+            <w:r/>
             <w:r>
-              <w:t>Evidence</w:t>
+              <w:rPr>
+                <w:rFonts w:ascii="Arial" w:hAnsi="Arial"/>
+                <w:b/>
+                <w:color w:val="FFFFFF"/>
+                <w:sz w:val="20"/>
+              </w:rPr>
+              <w:t>Labs</w:t>
             </w:r>
           </w:p>
         </w:tc>
       </w:tr>
       <w:tr>
+        <w:trPr>
+          <w:cantSplit/>
+        </w:trPr>
         <w:tc>
           <w:tcPr>
-            <w:tcW w:type="dxa" w:w="3456"/>
+            <w:tcW w:type="dxa" w:w="4896"/>
+            <w:shd w:val="clear" w:color="auto" w:fill="E8F0FE"/>
           </w:tcPr>
           <w:p>
+            <w:r/>
             <w:r>
-              <w:t>12</w:t>
+              <w:rPr>
+                <w:rFonts w:ascii="Arial" w:hAnsi="Arial"/>
+                <w:b/>
+                <w:sz w:val="19"/>
+              </w:rPr>
+              <w:t>Topic 1: Microsoft 365 Copilot Fundamentals</w:t>
             </w:r>
           </w:p>
         </w:tc>
         <w:tc>
           <w:tcPr>
-            <w:tcW w:type="dxa" w:w="3456"/>
+            <w:tcW w:type="dxa" w:w="1872"/>
+            <w:shd w:val="clear" w:color="auto" w:fill="E8F0FE"/>
           </w:tcPr>
           <w:p>
+            <w:r/>
             <w:r>
-              <w:t>Policy agent with selected expense source</w:t>
+              <w:rPr>
+                <w:rFonts w:ascii="Arial" w:hAnsi="Arial"/>
+                <w:b w:val="0"/>
+                <w:sz w:val="19"/>
+              </w:rPr>
+              <w:t>K1 · A1</w:t>
             </w:r>
           </w:p>
         </w:tc>
         <w:tc>
           <w:tcPr>
-            <w:tcW w:type="dxa" w:w="3456"/>
+            <w:tcW w:type="dxa" w:w="2592"/>
           </w:tcPr>
           <w:p>
+            <w:r/>
             <w:r>
-              <w:t>Cited policy response and unknown-answer test</w:t>
+              <w:rPr>
+                <w:rFonts w:ascii="Arial" w:hAnsi="Arial"/>
+                <w:b w:val="0"/>
+                <w:sz w:val="19"/>
+              </w:rPr>
+              <w:t>Lab 1, Lab 2</w:t>
             </w:r>
           </w:p>
         </w:tc>
       </w:tr>
       <w:tr>
+        <w:trPr>
+          <w:cantSplit/>
+        </w:trPr>
         <w:tc>
           <w:tcPr>
-            <w:tcW w:type="dxa" w:w="3456"/>
+            <w:tcW w:type="dxa" w:w="4896"/>
+            <w:shd w:val="clear" w:color="auto" w:fill="E8F0FE"/>
           </w:tcPr>
           <w:p>
+            <w:r/>
             <w:r>
-              <w:t>13</w:t>
+              <w:rPr>
+                <w:rFonts w:ascii="Arial" w:hAnsi="Arial"/>
+                <w:b/>
+                <w:sz w:val="19"/>
+              </w:rPr>
+              <w:t>Topic 2: Skills, Rules and Personalisation</w:t>
             </w:r>
           </w:p>
         </w:tc>
         <w:tc>
           <w:tcPr>
-            <w:tcW w:type="dxa" w:w="3456"/>
+            <w:tcW w:type="dxa" w:w="1872"/>
+            <w:shd w:val="clear" w:color="auto" w:fill="E8F0FE"/>
           </w:tcPr>
           <w:p>
+            <w:r/>
             <w:r>
-              <w:t>Service-routing recommendation</w:t>
+              <w:rPr>
+                <w:rFonts w:ascii="Arial" w:hAnsi="Arial"/>
+                <w:b w:val="0"/>
+                <w:sz w:val="19"/>
+              </w:rPr>
+              <w:t>K3 · A2</w:t>
             </w:r>
           </w:p>
         </w:tc>
         <w:tc>
           <w:tcPr>
-            <w:tcW w:type="dxa" w:w="3456"/>
+            <w:tcW w:type="dxa" w:w="2592"/>
           </w:tcPr>
           <w:p>
+            <w:r/>
             <w:r>
-              <w:t>Queue, priority and cited rule in Excel</w:t>
+              <w:rPr>
+                <w:rFonts w:ascii="Arial" w:hAnsi="Arial"/>
+                <w:b w:val="0"/>
+                <w:sz w:val="19"/>
+              </w:rPr>
+              <w:t>Lab 3, Lab 4, Lab 5, Lab 6</w:t>
             </w:r>
           </w:p>
         </w:tc>
       </w:tr>
       <w:tr>
+        <w:trPr>
+          <w:cantSplit/>
+        </w:trPr>
         <w:tc>
           <w:tcPr>
-            <w:tcW w:type="dxa" w:w="3456"/>
+            <w:tcW w:type="dxa" w:w="4896"/>
+            <w:shd w:val="clear" w:color="auto" w:fill="E8F0FE"/>
           </w:tcPr>
           <w:p>
+            <w:r/>
             <w:r>
-              <w:t>14</w:t>
+              <w:rPr>
+                <w:rFonts w:ascii="Arial" w:hAnsi="Arial"/>
+                <w:b/>
+                <w:sz w:val="19"/>
+              </w:rPr>
+              <w:t>Topic 3: Create Interactive Dashboard and Professional Presentation</w:t>
             </w:r>
           </w:p>
         </w:tc>
         <w:tc>
           <w:tcPr>
-            <w:tcW w:type="dxa" w:w="3456"/>
+            <w:tcW w:type="dxa" w:w="1872"/>
+            <w:shd w:val="clear" w:color="auto" w:fill="E8F0FE"/>
           </w:tcPr>
           <w:p>
+            <w:r/>
             <w:r>
-              <w:t>Knowledge versus configured actions</w:t>
+              <w:rPr>
+                <w:rFonts w:ascii="Arial" w:hAnsi="Arial"/>
+                <w:b w:val="0"/>
+                <w:sz w:val="19"/>
+              </w:rPr>
+              <w:t>K2 · A3</w:t>
             </w:r>
           </w:p>
         </w:tc>
         <w:tc>
           <w:tcPr>
-            <w:tcW w:type="dxa" w:w="3456"/>
+            <w:tcW w:type="dxa" w:w="2592"/>
           </w:tcPr>
           <w:p>
+            <w:r/>
             <w:r>
-              <w:t>Human-review state and real action result</w:t>
+              <w:rPr>
+                <w:rFonts w:ascii="Arial" w:hAnsi="Arial"/>
+                <w:b w:val="0"/>
+                <w:sz w:val="19"/>
+              </w:rPr>
+              <w:t>Lab 7, Lab 8, Lab 9, Lab 10</w:t>
             </w:r>
           </w:p>
         </w:tc>
       </w:tr>
       <w:tr>
+        <w:trPr>
+          <w:cantSplit/>
+        </w:trPr>
         <w:tc>
           <w:tcPr>
-            <w:tcW w:type="dxa" w:w="3456"/>
+            <w:tcW w:type="dxa" w:w="4896"/>
+            <w:shd w:val="clear" w:color="auto" w:fill="E8F0FE"/>
           </w:tcPr>
           <w:p>
+            <w:r/>
             <w:r>
-              <w:t>15</w:t>
+              <w:rPr>
+                <w:rFonts w:ascii="Arial" w:hAnsi="Arial"/>
+                <w:b/>
+                <w:sz w:val="19"/>
+              </w:rPr>
+              <w:t>Topic 4: Create Microsoft 365 Agents for Businesses</w:t>
             </w:r>
           </w:p>
         </w:tc>
         <w:tc>
           <w:tcPr>
-            <w:tcW w:type="dxa" w:w="3456"/>
+            <w:tcW w:type="dxa" w:w="1872"/>
+            <w:shd w:val="clear" w:color="auto" w:fill="E8F0FE"/>
           </w:tcPr>
           <w:p>
+            <w:r/>
             <w:r>
-              <w:t>Campaign drafting from SharePoint</w:t>
+              <w:rPr>
+                <w:rFonts w:ascii="Arial" w:hAnsi="Arial"/>
+                <w:b w:val="0"/>
+                <w:sz w:val="19"/>
+              </w:rPr>
+              <w:t>K4 · A4</w:t>
             </w:r>
           </w:p>
         </w:tc>
         <w:tc>
           <w:tcPr>
-            <w:tcW w:type="dxa" w:w="3456"/>
+            <w:tcW w:type="dxa" w:w="2592"/>
           </w:tcPr>
           <w:p>
+            <w:r/>
             <w:r>
-              <w:t>Verified budget, target and date in deck</w:t>
-            </w:r>
-          </w:p>
-        </w:tc>
-      </w:tr>
-      <w:tr>
-        <w:tc>
-          <w:tcPr>
-            <w:tcW w:type="dxa" w:w="3456"/>
-          </w:tcPr>
-          <w:p>
-            <w:r>
-              <w:t>16</w:t>
-            </w:r>
-          </w:p>
-        </w:tc>
-        <w:tc>
-          <w:tcPr>
-            <w:tcW w:type="dxa" w:w="3456"/>
-          </w:tcPr>
-          <w:p>
-            <w:r>
-              <w:t>Source maintenance and account access</w:t>
-            </w:r>
-          </w:p>
-        </w:tc>
-        <w:tc>
-          <w:tcPr>
-            <w:tcW w:type="dxa" w:w="3456"/>
-          </w:tcPr>
-          <w:p>
-            <w:r>
-              <w:t>Access tests, source version and review log</w:t>
+              <w:rPr>
+                <w:rFonts w:ascii="Arial" w:hAnsi="Arial"/>
+                <w:b w:val="0"/>
+                <w:sz w:val="19"/>
+              </w:rPr>
+              <w:t>Lab 11, Lab 12, Lab 13, Lab 14</w:t>
             </w:r>
           </w:p>
         </w:tc>
       </w:tr>
     </w:tbl>
-    <w:p>
-      <w:r>
-        <w:t>Pre-class: verify the private course site, three source files, agent readiness and access with the assigned accounts. Use the detailed Learner Guide extension and original Excel registers. Retain failed tests rather than claiming a pass.</w:t>
-      </w:r>
-    </w:p>
-    <w:p>
-      <w:r>
-        <w:t>SharePoint extension slides:130–142. Connected examples and visuals:23–33.</w:t>
-      </w:r>
-    </w:p>
-    <w:p>
-      <w:r>
-        <w:br w:type="page"/>
-      </w:r>
-    </w:p>
-    <w:p>
-      <w:pPr>
-        <w:pStyle w:val="Heading1"/>
-      </w:pPr>
-      <w:r>
-        <w:t>Lumina Living connected workflow</w:t>
-      </w:r>
-    </w:p>
-    <w:p>
-      <w:r>
-        <w:t>The v8.2 lab guides below govern the current SW-2026 source files and handoffs. Retain the earlier skills explanations and SharePoint setup guidance. Use the named current scenario files and your reviewed prior-lab outputs for the connected company exercise.</w:t>
-      </w:r>
-    </w:p>
-    <w:p>
-      <w:r>
-        <w:t>Keep the existing two-day schedule and registered assessment instruments. Demonstrate the three prompt examples immediately after the framework slide. Reuse one personal SW-2026 folder across all 16 labs; do not add delivery time.</w:t>
-      </w:r>
-    </w:p>
-    <w:p>
-      <w:r>
-        <w:t>Labs 1–5: project register, Word launch brief and HR policy, draft presentation, chart transfer using supplied verified data.</w:t>
-      </w:r>
-    </w:p>
-    <w:p>
-      <w:r>
-        <w:t>Labs 6–8: reproduce the shared analysis, verify results, and label scenario assumptions.</w:t>
-      </w:r>
-    </w:p>
-    <w:p>
-      <w:r>
-        <w:t>Labs 9–11: Outlook draft, reviewed Teams handover and one shared Loop action register.</w:t>
-      </w:r>
-    </w:p>
-    <w:p>
-      <w:r>
-        <w:t>Labs 12–16: source-grounded agents, controlled test actions, final decision deck and monitored release evidence.</w:t>
-      </w:r>
-    </w:p>
-    <w:p>
-      <w:r>
-        <w:t>Worked prompt examples:23–25; handoff26; added company, financial and research visuals27–33. Labs use the same Lumina source pack.</w:t>
-      </w:r>
-    </w:p>
-    <w:p>
-      <w:r>
-        <w:t>Expected checks: 96 records; revenue SGD 933,290; cost SGD 521,097.41; margin SGD 412,192.59; Events margin SGD 121,247.22; trained 47/56; nine training gaps.</w:t>
-      </w:r>
-    </w:p>
-    <w:p>
-      <w:r>
-        <w:br w:type="page"/>
-      </w:r>
-    </w:p>
-    <w:p>
-      <w:pPr>
-        <w:pStyle w:val="Heading1"/>
-      </w:pPr>
-      <w:r>
-        <w:t>Assessment and classroom alignment</w:t>
-      </w:r>
-    </w:p>
-    <w:p>
-      <w:r>
-        <w:t>WA: four open-ended questions K1–K4, 60 minutes. PP: four tasks A1–A4/LO1–LO4, 60 minutes. Use the v8.2 papers and the learner’s own class portfolio for independent revisions. No new unpractised tool is assessed.</w:t>
-      </w:r>
-    </w:p>
-    <w:p>
-      <w:r>
-        <w:t>PP1: Labs 1–5/15, risk controls and professional deck extract.</w:t>
-      </w:r>
-    </w:p>
-    <w:p>
-      <w:r>
-        <w:t>PP2: Labs 6–8/11, financial formula/chart checks and controlled transition plan.</w:t>
-      </w:r>
-    </w:p>
-    <w:p>
-      <w:r>
-        <w:t>PP3: Labs 9–11, Outlook and Teams drafts and Loop monitoring.</w:t>
-      </w:r>
-    </w:p>
-    <w:p>
-      <w:r>
-        <w:t>PP4: Labs 11–16, staff enablement, scoped SharePoint agent, six classroom tests and two demonstrations.</w:t>
-      </w:r>
-    </w:p>
-    <w:p>
-      <w:r>
-        <w:t>Grounded research is integrated into Labs 2/8/12/15. Financial analysis extends Labs 6–8; professional Copilot presentation is Lab 15. Retain the existing total training and assessment duration.</w:t>
-      </w:r>
-    </w:p>
-    <w:p>
-      <w:hyperlink r:id="rId11">
-        <w:r>
-          <w:rPr>
-            <w:color w:val="1F6FEB"/>
-          </w:rPr>
-          <w:t>Live Lumina SharePoint site (tenant sign-in)</w:t>
-        </w:r>
-      </w:hyperlink>
-    </w:p>
     <w:sectPr>
       <w:footerReference w:type="default" r:id="rId10"/>
       <w:pgSz w:w="12240" w:h="15840"/>
-      <w:pgMar w:top="1008" w:right="936" w:bottom="1008" w:left="936" w:header="720" w:footer="720" w:gutter="0"/>
+      <w:pgMar w:top="1440" w:right="1800" w:bottom="1440" w:left="1800" w:header="720" w:footer="720" w:gutter="0"/>
       <w:cols w:space="720"/>
       <w:docGrid w:linePitch="360"/>
     </w:sectPr>
@@ -4127,7 +3761,7 @@
     <w:rsid w:val="00FC693F"/>
     <w:rPr>
       <w:rFonts w:ascii="Arial" w:hAnsi="Arial"/>
-      <w:sz w:val="20"/>
+      <w:sz w:val="22"/>
     </w:rPr>
   </w:style>
   <w:style w:type="paragraph" w:styleId="Header">

--- a/courseware/LP-Enhance Work Productivity with Microsoft 365 Copilot.docx
+++ b/courseware/LP-Enhance Work Productivity with Microsoft 365 Copilot.docx
@@ -179,7 +179,7 @@
           <w:color w:val="1F6FEB"/>
           <w:sz w:val="24"/>
         </w:rPr>
-        <w:t>Version 9.1</w:t>
+        <w:t>Version 9.2</w:t>
       </w:r>
     </w:p>
     <w:p>
@@ -280,6 +280,64 @@
                 <w:sz w:val="19"/>
               </w:rPr>
               <w:t>Author</w:t>
+            </w:r>
+          </w:p>
+        </w:tc>
+      </w:tr>
+      <w:tr>
+        <w:tc>
+          <w:tcPr>
+            <w:tcW w:type="dxa" w:w="1152"/>
+          </w:tcPr>
+          <w:p>
+            <w:r/>
+            <w:r>
+              <w:rPr>
+                <w:sz w:val="19"/>
+              </w:rPr>
+              <w:t>9.2</w:t>
+            </w:r>
+          </w:p>
+        </w:tc>
+        <w:tc>
+          <w:tcPr>
+            <w:tcW w:type="dxa" w:w="1656"/>
+          </w:tcPr>
+          <w:p>
+            <w:r/>
+            <w:r>
+              <w:rPr>
+                <w:sz w:val="19"/>
+              </w:rPr>
+              <w:t>20 October 2026</w:t>
+            </w:r>
+          </w:p>
+        </w:tc>
+        <w:tc>
+          <w:tcPr>
+            <w:tcW w:type="dxa" w:w="4896"/>
+          </w:tcPr>
+          <w:p>
+            <w:r/>
+            <w:r>
+              <w:rPr>
+                <w:sz w:val="19"/>
+              </w:rPr>
+              <w:t>Added real Microsoft 365 Copilot interface screenshots with numbered explanations: the Excel chat pane, the + grounding menu, model picker and edit/plan/chat modes, Outlook Work/Web, Personalization, the OneDrive skills folder, Custom skills, Manage plugins &amp; skills, the @ Skill picker and All Agents. The same screens appear in the slides, Learner Guide and lab READMEs; Lesson Plan demonstrations name the walkthroughs. Lumina HR scenario, labs, timing and assessments unchanged.</w:t>
+            </w:r>
+          </w:p>
+        </w:tc>
+        <w:tc>
+          <w:tcPr>
+            <w:tcW w:type="dxa" w:w="1656"/>
+          </w:tcPr>
+          <w:p>
+            <w:r/>
+            <w:r>
+              <w:rPr>
+                <w:sz w:val="19"/>
+              </w:rPr>
+              <w:t>Tertiary Infotech Academy</w:t>
             </w:r>
           </w:p>
         </w:tc>
@@ -1390,7 +1448,7 @@
                 <w:b/>
                 <w:sz w:val="19"/>
               </w:rPr>
-              <w:t>Topic 1 concepts and demonstration</w:t>
+              <w:t>Topic 1 concepts and demonstration, with screen walkthrough: Excel Copilot pane, + grounding menu, model picker, edit/plan/chat modes and Outlook Work/Web</w:t>
             </w:r>
           </w:p>
         </w:tc>
@@ -1608,7 +1666,7 @@
                 <w:b/>
                 <w:sz w:val="19"/>
               </w:rPr>
-              <w:t>Topic 2 concepts and demonstrations</w:t>
+              <w:t>Topic 2 concepts and demonstrations, with screen walkthrough: Personalization, OneDrive skills folder, Custom skills, Manage plugins &amp; skills and the @ Skill picker</w:t>
             </w:r>
           </w:p>
         </w:tc>
@@ -2629,7 +2687,7 @@
                 <w:b/>
                 <w:sz w:val="19"/>
               </w:rPr>
-              <w:t>Topic 4 concepts and Agent Builder demonstration</w:t>
+              <w:t>Topic 4 concepts and Agent Builder demonstration, with screen walkthrough: ••• &gt; All Agents</w:t>
             </w:r>
           </w:p>
         </w:tc>

--- a/courseware/LP-Enhance Work Productivity with Microsoft 365 Copilot.docx
+++ b/courseware/LP-Enhance Work Productivity with Microsoft 365 Copilot.docx
@@ -179,7 +179,7 @@
           <w:color w:val="1F6FEB"/>
           <w:sz w:val="24"/>
         </w:rPr>
-        <w:t>Version 9.2</w:t>
+        <w:t>Version 9.3</w:t>
       </w:r>
     </w:p>
     <w:p>
@@ -280,6 +280,64 @@
                 <w:sz w:val="19"/>
               </w:rPr>
               <w:t>Author</w:t>
+            </w:r>
+          </w:p>
+        </w:tc>
+      </w:tr>
+      <w:tr>
+        <w:tc>
+          <w:tcPr>
+            <w:tcW w:type="dxa" w:w="1152"/>
+          </w:tcPr>
+          <w:p>
+            <w:r/>
+            <w:r>
+              <w:rPr>
+                <w:sz w:val="19"/>
+              </w:rPr>
+              <w:t>9.3</w:t>
+            </w:r>
+          </w:p>
+        </w:tc>
+        <w:tc>
+          <w:tcPr>
+            <w:tcW w:type="dxa" w:w="1656"/>
+          </w:tcPr>
+          <w:p>
+            <w:r/>
+            <w:r>
+              <w:rPr>
+                <w:sz w:val="19"/>
+              </w:rPr>
+              <w:t>20 October 2026</w:t>
+            </w:r>
+          </w:p>
+        </w:tc>
+        <w:tc>
+          <w:tcPr>
+            <w:tcW w:type="dxa" w:w="4896"/>
+          </w:tcPr>
+          <w:p>
+            <w:r/>
+            <w:r>
+              <w:rPr>
+                <w:sz w:val="19"/>
+              </w:rPr>
+              <w:t>Removed Microsoft Loop: LO4 now reads "Design a training plan for staff to use Microsoft Copilot Studio" (to be revised in TPG), and Lab 14 staff enablement uses an Excel staff enablement tracker with the same columns. Added worked Lumina HR screenshots: an interactive HR service dashboard (filters, KPI tiles, finding titles, linked charts) shown at All and filtered to Retail Sales, and a Pareto chart of overdue backlog by request type. Removed the empty duplicate lab folders.</w:t>
+            </w:r>
+          </w:p>
+        </w:tc>
+        <w:tc>
+          <w:tcPr>
+            <w:tcW w:type="dxa" w:w="1656"/>
+          </w:tcPr>
+          <w:p>
+            <w:r/>
+            <w:r>
+              <w:rPr>
+                <w:sz w:val="19"/>
+              </w:rPr>
+              <w:t>Tertiary Infotech Academy</w:t>
             </w:r>
           </w:p>
         </w:tc>
@@ -1194,7 +1252,7 @@
         <w:rPr>
           <w:sz w:val="21"/>
         </w:rPr>
-        <w:t>LO4: Design a training plan for staff to use Microsoft Loop and Copilot Studio.</w:t>
+        <w:t>LO4: Design a training plan for staff to use Microsoft Copilot Studio.</w:t>
       </w:r>
     </w:p>
     <w:p>

--- a/courseware/LP-Enhance Work Productivity with Microsoft 365 Copilot.docx
+++ b/courseware/LP-Enhance Work Productivity with Microsoft 365 Copilot.docx
@@ -323,7 +323,7 @@
               <w:rPr>
                 <w:sz w:val="19"/>
               </w:rPr>
-              <w:t>Removed Microsoft Loop: LO4 now reads "Design a training plan for staff to use Microsoft Copilot Studio" (to be revised in TPG), and Lab 14 staff enablement uses an Excel staff enablement tracker with the same columns. Added worked Lumina HR screenshots: an interactive HR service dashboard (filters, KPI tiles, finding titles, linked charts) shown at All and filtered to Retail Sales, and a Pareto chart of overdue backlog by request type. Removed the empty duplicate lab folders.</w:t>
+              <w:t>Removed Microsoft Loop: LO4 now reads "Design a training plan for staff to use Microsoft Copilot Studio" (to be revised in TPG), and Lab 14 staff enablement uses an Excel staff enablement tracker with the same columns. Added worked Lumina HR screenshots: an interactive HR service dashboard (filters, KPI tiles, finding titles, linked charts) shown at All and filtered to Retail Sales, and a Pareto chart of overdue backlog by request type. Added live Microsoft 365 Agent Builder screenshots for Topic 4: New agent, the default-access notice, Configure (instructions, Skills), Knowledge with default Search-all sources, suggested prompts and a cited UNKNOWN test answer. Removed the empty duplicate lab folders.</w:t>
             </w:r>
           </w:p>
         </w:tc>

--- a/courseware/LP-Enhance Work Productivity with Microsoft 365 Copilot.docx
+++ b/courseware/LP-Enhance Work Productivity with Microsoft 365 Copilot.docx
@@ -179,7 +179,7 @@
           <w:color w:val="1F6FEB"/>
           <w:sz w:val="24"/>
         </w:rPr>
-        <w:t>Version 9.3</w:t>
+        <w:t>Version 9.4</w:t>
       </w:r>
     </w:p>
     <w:p>
@@ -280,6 +280,64 @@
                 <w:sz w:val="19"/>
               </w:rPr>
               <w:t>Author</w:t>
+            </w:r>
+          </w:p>
+        </w:tc>
+      </w:tr>
+      <w:tr>
+        <w:tc>
+          <w:tcPr>
+            <w:tcW w:type="dxa" w:w="1152"/>
+          </w:tcPr>
+          <w:p>
+            <w:r/>
+            <w:r>
+              <w:rPr>
+                <w:sz w:val="19"/>
+              </w:rPr>
+              <w:t>9.4</w:t>
+            </w:r>
+          </w:p>
+        </w:tc>
+        <w:tc>
+          <w:tcPr>
+            <w:tcW w:type="dxa" w:w="1656"/>
+          </w:tcPr>
+          <w:p>
+            <w:r/>
+            <w:r>
+              <w:rPr>
+                <w:sz w:val="19"/>
+              </w:rPr>
+              <w:t>20 October 2026</w:t>
+            </w:r>
+          </w:p>
+        </w:tc>
+        <w:tc>
+          <w:tcPr>
+            <w:tcW w:type="dxa" w:w="4896"/>
+          </w:tcPr>
+          <w:p>
+            <w:r/>
+            <w:r>
+              <w:rPr>
+                <w:sz w:val="19"/>
+              </w:rPr>
+              <w:t>Adopted the revised learning outcomes and topic titles. LO3: Evaluate opportunities in using Microsoft Copilot. LO4: Design a training plan for staff to use Microsoft Copilot. Topics: 1 Overview of Microsoft Copilot; 2 Microsoft Copilot for Excel; 3 Create Interactive Dashboard with Microsoft Copilot; 4 Create Microsoft Agent. Labs, timing and assessments unchanged.</w:t>
+            </w:r>
+          </w:p>
+        </w:tc>
+        <w:tc>
+          <w:tcPr>
+            <w:tcW w:type="dxa" w:w="1656"/>
+          </w:tcPr>
+          <w:p>
+            <w:r/>
+            <w:r>
+              <w:rPr>
+                <w:sz w:val="19"/>
+              </w:rPr>
+              <w:t>Tertiary Infotech Academy</w:t>
             </w:r>
           </w:p>
         </w:tc>
@@ -1241,7 +1299,7 @@
         <w:rPr>
           <w:sz w:val="21"/>
         </w:rPr>
-        <w:t>LO3: Evaluate opportunities in using Microsoft Copilot for Teams and Outlook.</w:t>
+        <w:t>LO3: Evaluate opportunities in using Microsoft Copilot.</w:t>
       </w:r>
     </w:p>
     <w:p>
@@ -1252,7 +1310,7 @@
         <w:rPr>
           <w:sz w:val="21"/>
         </w:rPr>
-        <w:t>LO4: Design a training plan for staff to use Microsoft Copilot Studio.</w:t>
+        <w:t>LO4: Design a training plan for staff to use Microsoft Copilot.</w:t>
       </w:r>
     </w:p>
     <w:p>
@@ -3239,7 +3297,7 @@
                 <w:b/>
                 <w:sz w:val="19"/>
               </w:rPr>
-              <w:t>Topic 1: Microsoft 365 Copilot Fundamentals</w:t>
+              <w:t>Topic 1: Overview of Microsoft Copilot</w:t>
             </w:r>
           </w:p>
         </w:tc>
@@ -3294,7 +3352,7 @@
                 <w:b/>
                 <w:sz w:val="19"/>
               </w:rPr>
-              <w:t>Topic 2: Skills, Rules and Personalisation</w:t>
+              <w:t>Topic 2: Microsoft Copilot for Excel</w:t>
             </w:r>
           </w:p>
         </w:tc>
@@ -3349,7 +3407,7 @@
                 <w:b/>
                 <w:sz w:val="19"/>
               </w:rPr>
-              <w:t>Topic 3: Create Interactive Dashboard and Professional Presentation</w:t>
+              <w:t>Topic 3: Create Interactive Dashboard with Microsoft Copilot</w:t>
             </w:r>
           </w:p>
         </w:tc>
@@ -3404,7 +3462,7 @@
                 <w:b/>
                 <w:sz w:val="19"/>
               </w:rPr>
-              <w:t>Topic 4: Create Microsoft 365 Agents for Businesses</w:t>
+              <w:t>Topic 4: Create Microsoft Agent</w:t>
             </w:r>
           </w:p>
         </w:tc>

--- a/courseware/LP-Enhance Work Productivity with Microsoft 365 Copilot.docx
+++ b/courseware/LP-Enhance Work Productivity with Microsoft 365 Copilot.docx
@@ -179,7 +179,7 @@
           <w:color w:val="1F6FEB"/>
           <w:sz w:val="24"/>
         </w:rPr>
-        <w:t>Version 9.4</w:t>
+        <w:t>Version 9.5</w:t>
       </w:r>
     </w:p>
     <w:p>
@@ -280,6 +280,64 @@
                 <w:sz w:val="19"/>
               </w:rPr>
               <w:t>Author</w:t>
+            </w:r>
+          </w:p>
+        </w:tc>
+      </w:tr>
+      <w:tr>
+        <w:tc>
+          <w:tcPr>
+            <w:tcW w:type="dxa" w:w="1152"/>
+          </w:tcPr>
+          <w:p>
+            <w:r/>
+            <w:r>
+              <w:rPr>
+                <w:sz w:val="19"/>
+              </w:rPr>
+              <w:t>9.5</w:t>
+            </w:r>
+          </w:p>
+        </w:tc>
+        <w:tc>
+          <w:tcPr>
+            <w:tcW w:type="dxa" w:w="1656"/>
+          </w:tcPr>
+          <w:p>
+            <w:r/>
+            <w:r>
+              <w:rPr>
+                <w:sz w:val="19"/>
+              </w:rPr>
+              <w:t>21 October 2026</w:t>
+            </w:r>
+          </w:p>
+        </w:tc>
+        <w:tc>
+          <w:tcPr>
+            <w:tcW w:type="dxa" w:w="4896"/>
+          </w:tcPr>
+          <w:p>
+            <w:r/>
+            <w:r>
+              <w:rPr>
+                <w:sz w:val="19"/>
+              </w:rPr>
+              <w:t>Slides follow the standard WSQ admin pages: added Login to LMS and Download Course Material (TMS sign-in screenshot) after Ground Rules; Briefing for Assessment, Assessment &amp; Funding and Assessment Flow in the front admin block; and Courseware &amp; Assessment on the LMS before the end assessment block. Labs, timing and assessments unchanged.</w:t>
+            </w:r>
+          </w:p>
+        </w:tc>
+        <w:tc>
+          <w:tcPr>
+            <w:tcW w:type="dxa" w:w="1656"/>
+          </w:tcPr>
+          <w:p>
+            <w:r/>
+            <w:r>
+              <w:rPr>
+                <w:sz w:val="19"/>
+              </w:rPr>
+              <w:t>Tertiary Infotech Academy</w:t>
             </w:r>
           </w:p>
         </w:tc>
@@ -792,7 +850,7 @@
         </w:rPr>
         <w:t>Course Information</w:t>
         <w:tab/>
-        <w:t>4</w:t>
+        <w:t>5</w:t>
       </w:r>
     </w:p>
     <w:p>
@@ -811,7 +869,7 @@
         </w:rPr>
         <w:t>Learning Outcomes</w:t>
         <w:tab/>
-        <w:t>4</w:t>
+        <w:t>5</w:t>
       </w:r>
     </w:p>
     <w:p>
@@ -830,7 +888,7 @@
         </w:rPr>
         <w:t>Assessment and Competency Evidence</w:t>
         <w:tab/>
-        <w:t>4</w:t>
+        <w:t>5</w:t>
       </w:r>
     </w:p>
     <w:p>
@@ -849,7 +907,7 @@
         </w:rPr>
         <w:t>Course Schedule</w:t>
         <w:tab/>
-        <w:t>4</w:t>
+        <w:t>5</w:t>
       </w:r>
     </w:p>
     <w:p>
@@ -869,7 +927,7 @@
         </w:rPr>
         <w:t>Day 1 — Copilot fundamentals, reusable Skills and controlled transition</w:t>
         <w:tab/>
-        <w:t>4</w:t>
+        <w:t>5</w:t>
       </w:r>
     </w:p>
     <w:p>
@@ -889,7 +947,7 @@
         </w:rPr>
         <w:t>Day 2 — Interactive dashboard, professional presentation and Microsoft 365 business agents</w:t>
         <w:tab/>
-        <w:t>5</w:t>
+        <w:t>6</w:t>
       </w:r>
     </w:p>
     <w:p>
@@ -908,7 +966,7 @@
         </w:rPr>
         <w:t>Lab Reference (aligned to course topics)</w:t>
         <w:tab/>
-        <w:t>5</w:t>
+        <w:t>6</w:t>
       </w:r>
       <w:r>
         <w:fldChar w:fldCharType="end"/>
